--- a/Mobile App Project Write-up.docx
+++ b/Mobile App Project Write-up.docx
@@ -1359,10 +1359,10 @@
                 <w:noProof/>
               </w:rPr>
               <w:drawing>
-                <wp:inline distT="0" distB="0" distL="0" distR="0" wp14:anchorId="11DD87A5" wp14:editId="3345368A">
-                  <wp:extent cx="6188710" cy="3994785"/>
-                  <wp:effectExtent l="0" t="0" r="2540" b="5715"/>
-                  <wp:docPr id="1680108013" name="Picture 1"/>
+                <wp:inline distT="0" distB="0" distL="0" distR="0" wp14:anchorId="6564EF45" wp14:editId="561F951A">
+                  <wp:extent cx="6188710" cy="3990975"/>
+                  <wp:effectExtent l="0" t="0" r="2540" b="9525"/>
+                  <wp:docPr id="174931307" name="Picture 1"/>
                   <wp:cNvGraphicFramePr>
                     <a:graphicFrameLocks xmlns:a="http://schemas.openxmlformats.org/drawingml/2006/main" noChangeAspect="1"/>
                   </wp:cNvGraphicFramePr>
@@ -1370,7 +1370,7 @@
                     <a:graphicData uri="http://schemas.openxmlformats.org/drawingml/2006/picture">
                       <pic:pic xmlns:pic="http://schemas.openxmlformats.org/drawingml/2006/picture">
                         <pic:nvPicPr>
-                          <pic:cNvPr id="1680108013" name="Picture 1"/>
+                          <pic:cNvPr id="174931307" name="Picture 174931307"/>
                           <pic:cNvPicPr/>
                         </pic:nvPicPr>
                         <pic:blipFill>
@@ -1388,7 +1388,7 @@
                         <pic:spPr>
                           <a:xfrm>
                             <a:off x="0" y="0"/>
-                            <a:ext cx="6188710" cy="3994785"/>
+                            <a:ext cx="6188710" cy="3990975"/>
                           </a:xfrm>
                           <a:prstGeom prst="rect">
                             <a:avLst/>
@@ -4015,37 +4015,10 @@
         </w:tc>
       </w:tr>
     </w:tbl>
-    <w:p/>
     <w:p>
       <w:pPr>
         <w:spacing w:after="120"/>
       </w:pPr>
-      <w:r>
-        <w:rPr>
-          <w:color w:val="666666"/>
-          <w:sz w:val="19"/>
-          <w:szCs w:val="19"/>
-        </w:rPr>
-        <w:t xml:space="preserve">Every client will ask what this costs. Provide a monthly estimate. Use the AWS Pricing Calculator at </w:t>
-      </w:r>
-      <w:proofErr w:type="spellStart"/>
-      <w:r>
-        <w:rPr>
-          <w:color w:val="666666"/>
-          <w:sz w:val="19"/>
-          <w:szCs w:val="19"/>
-        </w:rPr>
-        <w:t>calculator.aws</w:t>
-      </w:r>
-      <w:proofErr w:type="spellEnd"/>
-      <w:r>
-        <w:rPr>
-          <w:color w:val="666666"/>
-          <w:sz w:val="19"/>
-          <w:szCs w:val="19"/>
-        </w:rPr>
-        <w:t xml:space="preserve"> to verify figures. Round to 2 decimal places.</w:t>
-      </w:r>
     </w:p>
     <w:tbl>
       <w:tblPr>
@@ -4202,27 +4175,27 @@
               <w:bottom w:val="single" w:sz="1" w:space="0" w:color="D0CBC0"/>
               <w:right w:val="single" w:sz="1" w:space="0" w:color="D0CBC0"/>
             </w:tcBorders>
-            <w:shd w:val="clear" w:color="auto" w:fill="FFFFFF"/>
-            <w:tcMar>
-              <w:top w:w="80" w:type="dxa"/>
-              <w:left w:w="120" w:type="dxa"/>
-              <w:bottom w:w="80" w:type="dxa"/>
-              <w:right w:w="80" w:type="dxa"/>
-            </w:tcMar>
-          </w:tcPr>
-          <w:p>
-            <w:pPr>
-              <w:rPr>
-                <w:sz w:val="20"/>
-                <w:szCs w:val="20"/>
-              </w:rPr>
-            </w:pPr>
-            <w:r>
-              <w:rPr>
-                <w:sz w:val="20"/>
-                <w:szCs w:val="20"/>
-              </w:rPr>
-              <w:t>[AWS Service]</w:t>
+            <w:shd w:val="clear" w:color="auto" w:fill="FFFFFF" w:themeFill="background1"/>
+            <w:tcMar>
+              <w:top w:w="80" w:type="dxa"/>
+              <w:left w:w="120" w:type="dxa"/>
+              <w:bottom w:w="80" w:type="dxa"/>
+              <w:right w:w="80" w:type="dxa"/>
+            </w:tcMar>
+          </w:tcPr>
+          <w:p>
+            <w:pPr>
+              <w:rPr>
+                <w:sz w:val="20"/>
+                <w:szCs w:val="20"/>
+              </w:rPr>
+            </w:pPr>
+            <w:r>
+              <w:rPr>
+                <w:sz w:val="20"/>
+                <w:szCs w:val="20"/>
+              </w:rPr>
+              <w:t>Lambda</w:t>
             </w:r>
           </w:p>
         </w:tc>
@@ -4235,27 +4208,27 @@
               <w:bottom w:val="single" w:sz="1" w:space="0" w:color="D0CBC0"/>
               <w:right w:val="single" w:sz="1" w:space="0" w:color="D0CBC0"/>
             </w:tcBorders>
-            <w:shd w:val="clear" w:color="auto" w:fill="FFFFFF"/>
-            <w:tcMar>
-              <w:top w:w="80" w:type="dxa"/>
-              <w:left w:w="120" w:type="dxa"/>
-              <w:bottom w:w="80" w:type="dxa"/>
-              <w:right w:w="80" w:type="dxa"/>
-            </w:tcMar>
-          </w:tcPr>
-          <w:p>
-            <w:pPr>
-              <w:rPr>
-                <w:sz w:val="20"/>
-                <w:szCs w:val="20"/>
-              </w:rPr>
-            </w:pPr>
-            <w:r>
-              <w:rPr>
-                <w:sz w:val="20"/>
-                <w:szCs w:val="20"/>
-              </w:rPr>
-              <w:t>[e.g. 10,000 page views/month]</w:t>
+            <w:shd w:val="clear" w:color="auto" w:fill="FFFFFF" w:themeFill="background1"/>
+            <w:tcMar>
+              <w:top w:w="80" w:type="dxa"/>
+              <w:left w:w="120" w:type="dxa"/>
+              <w:bottom w:w="80" w:type="dxa"/>
+              <w:right w:w="80" w:type="dxa"/>
+            </w:tcMar>
+          </w:tcPr>
+          <w:p>
+            <w:pPr>
+              <w:rPr>
+                <w:sz w:val="20"/>
+                <w:szCs w:val="20"/>
+              </w:rPr>
+            </w:pPr>
+            <w:r>
+              <w:rPr>
+                <w:sz w:val="20"/>
+                <w:szCs w:val="20"/>
+              </w:rPr>
+              <w:t>100 requests/month</w:t>
             </w:r>
           </w:p>
         </w:tc>
@@ -4268,27 +4241,27 @@
               <w:bottom w:val="single" w:sz="1" w:space="0" w:color="D0CBC0"/>
               <w:right w:val="single" w:sz="1" w:space="0" w:color="D0CBC0"/>
             </w:tcBorders>
-            <w:shd w:val="clear" w:color="auto" w:fill="FFFFFF"/>
-            <w:tcMar>
-              <w:top w:w="80" w:type="dxa"/>
-              <w:left w:w="120" w:type="dxa"/>
-              <w:bottom w:w="80" w:type="dxa"/>
-              <w:right w:w="80" w:type="dxa"/>
-            </w:tcMar>
-          </w:tcPr>
-          <w:p>
-            <w:pPr>
-              <w:rPr>
-                <w:sz w:val="20"/>
-                <w:szCs w:val="20"/>
-              </w:rPr>
-            </w:pPr>
-            <w:r>
-              <w:rPr>
-                <w:sz w:val="20"/>
-                <w:szCs w:val="20"/>
-              </w:rPr>
-              <w:t>[e.g. £0.00]</w:t>
+            <w:shd w:val="clear" w:color="auto" w:fill="FFFFFF" w:themeFill="background1"/>
+            <w:tcMar>
+              <w:top w:w="80" w:type="dxa"/>
+              <w:left w:w="120" w:type="dxa"/>
+              <w:bottom w:w="80" w:type="dxa"/>
+              <w:right w:w="80" w:type="dxa"/>
+            </w:tcMar>
+          </w:tcPr>
+          <w:p>
+            <w:pPr>
+              <w:rPr>
+                <w:sz w:val="20"/>
+                <w:szCs w:val="20"/>
+              </w:rPr>
+            </w:pPr>
+            <w:r>
+              <w:rPr>
+                <w:sz w:val="20"/>
+                <w:szCs w:val="20"/>
+              </w:rPr>
+              <w:t>£0.00</w:t>
             </w:r>
           </w:p>
         </w:tc>
@@ -4301,27 +4274,27 @@
               <w:bottom w:val="single" w:sz="1" w:space="0" w:color="D0CBC0"/>
               <w:right w:val="single" w:sz="1" w:space="0" w:color="D0CBC0"/>
             </w:tcBorders>
-            <w:shd w:val="clear" w:color="auto" w:fill="FFFFFF"/>
-            <w:tcMar>
-              <w:top w:w="80" w:type="dxa"/>
-              <w:left w:w="120" w:type="dxa"/>
-              <w:bottom w:w="80" w:type="dxa"/>
-              <w:right w:w="80" w:type="dxa"/>
-            </w:tcMar>
-          </w:tcPr>
-          <w:p>
-            <w:pPr>
-              <w:rPr>
-                <w:sz w:val="20"/>
-                <w:szCs w:val="20"/>
-              </w:rPr>
-            </w:pPr>
-            <w:r>
-              <w:rPr>
-                <w:sz w:val="20"/>
-                <w:szCs w:val="20"/>
-              </w:rPr>
-              <w:t>[e.g. £0.50]</w:t>
+            <w:shd w:val="clear" w:color="auto" w:fill="FFFFFF" w:themeFill="background1"/>
+            <w:tcMar>
+              <w:top w:w="80" w:type="dxa"/>
+              <w:left w:w="120" w:type="dxa"/>
+              <w:bottom w:w="80" w:type="dxa"/>
+              <w:right w:w="80" w:type="dxa"/>
+            </w:tcMar>
+          </w:tcPr>
+          <w:p>
+            <w:pPr>
+              <w:rPr>
+                <w:sz w:val="20"/>
+                <w:szCs w:val="20"/>
+              </w:rPr>
+            </w:pPr>
+            <w:r>
+              <w:rPr>
+                <w:sz w:val="20"/>
+                <w:szCs w:val="20"/>
+              </w:rPr>
+              <w:t>£0.00</w:t>
             </w:r>
           </w:p>
         </w:tc>
@@ -4336,27 +4309,27 @@
               <w:bottom w:val="single" w:sz="1" w:space="0" w:color="D0CBC0"/>
               <w:right w:val="single" w:sz="1" w:space="0" w:color="D0CBC0"/>
             </w:tcBorders>
-            <w:shd w:val="clear" w:color="auto" w:fill="F5F0E8"/>
-            <w:tcMar>
-              <w:top w:w="80" w:type="dxa"/>
-              <w:left w:w="120" w:type="dxa"/>
-              <w:bottom w:w="80" w:type="dxa"/>
-              <w:right w:w="80" w:type="dxa"/>
-            </w:tcMar>
-          </w:tcPr>
-          <w:p>
-            <w:pPr>
-              <w:rPr>
-                <w:sz w:val="20"/>
-                <w:szCs w:val="20"/>
-              </w:rPr>
-            </w:pPr>
-            <w:r>
-              <w:rPr>
-                <w:sz w:val="20"/>
-                <w:szCs w:val="20"/>
-              </w:rPr>
-              <w:t>[AWS Service]</w:t>
+            <w:shd w:val="clear" w:color="auto" w:fill="FFFFFF" w:themeFill="background1"/>
+            <w:tcMar>
+              <w:top w:w="80" w:type="dxa"/>
+              <w:left w:w="120" w:type="dxa"/>
+              <w:bottom w:w="80" w:type="dxa"/>
+              <w:right w:w="80" w:type="dxa"/>
+            </w:tcMar>
+          </w:tcPr>
+          <w:p>
+            <w:pPr>
+              <w:rPr>
+                <w:sz w:val="20"/>
+                <w:szCs w:val="20"/>
+              </w:rPr>
+            </w:pPr>
+            <w:r>
+              <w:rPr>
+                <w:sz w:val="20"/>
+                <w:szCs w:val="20"/>
+              </w:rPr>
+              <w:t>DynamoDB</w:t>
             </w:r>
           </w:p>
         </w:tc>
@@ -4369,27 +4342,27 @@
               <w:bottom w:val="single" w:sz="1" w:space="0" w:color="D0CBC0"/>
               <w:right w:val="single" w:sz="1" w:space="0" w:color="D0CBC0"/>
             </w:tcBorders>
-            <w:shd w:val="clear" w:color="auto" w:fill="F5F0E8"/>
-            <w:tcMar>
-              <w:top w:w="80" w:type="dxa"/>
-              <w:left w:w="120" w:type="dxa"/>
-              <w:bottom w:w="80" w:type="dxa"/>
-              <w:right w:w="80" w:type="dxa"/>
-            </w:tcMar>
-          </w:tcPr>
-          <w:p>
-            <w:pPr>
-              <w:rPr>
-                <w:sz w:val="20"/>
-                <w:szCs w:val="20"/>
-              </w:rPr>
-            </w:pPr>
-            <w:r>
-              <w:rPr>
-                <w:sz w:val="20"/>
-                <w:szCs w:val="20"/>
-              </w:rPr>
-              <w:t>[usage]</w:t>
+            <w:shd w:val="clear" w:color="auto" w:fill="FFFFFF" w:themeFill="background1"/>
+            <w:tcMar>
+              <w:top w:w="80" w:type="dxa"/>
+              <w:left w:w="120" w:type="dxa"/>
+              <w:bottom w:w="80" w:type="dxa"/>
+              <w:right w:w="80" w:type="dxa"/>
+            </w:tcMar>
+          </w:tcPr>
+          <w:p>
+            <w:pPr>
+              <w:rPr>
+                <w:sz w:val="20"/>
+                <w:szCs w:val="20"/>
+              </w:rPr>
+            </w:pPr>
+            <w:r>
+              <w:rPr>
+                <w:sz w:val="20"/>
+                <w:szCs w:val="20"/>
+              </w:rPr>
+              <w:t>0.01GB storage</w:t>
             </w:r>
           </w:p>
         </w:tc>
@@ -4402,27 +4375,27 @@
               <w:bottom w:val="single" w:sz="1" w:space="0" w:color="D0CBC0"/>
               <w:right w:val="single" w:sz="1" w:space="0" w:color="D0CBC0"/>
             </w:tcBorders>
-            <w:shd w:val="clear" w:color="auto" w:fill="F5F0E8"/>
-            <w:tcMar>
-              <w:top w:w="80" w:type="dxa"/>
-              <w:left w:w="120" w:type="dxa"/>
-              <w:bottom w:w="80" w:type="dxa"/>
-              <w:right w:w="80" w:type="dxa"/>
-            </w:tcMar>
-          </w:tcPr>
-          <w:p>
-            <w:pPr>
-              <w:rPr>
-                <w:sz w:val="20"/>
-                <w:szCs w:val="20"/>
-              </w:rPr>
-            </w:pPr>
-            <w:r>
-              <w:rPr>
-                <w:sz w:val="20"/>
-                <w:szCs w:val="20"/>
-              </w:rPr>
-              <w:t>[£0.00]</w:t>
+            <w:shd w:val="clear" w:color="auto" w:fill="FFFFFF" w:themeFill="background1"/>
+            <w:tcMar>
+              <w:top w:w="80" w:type="dxa"/>
+              <w:left w:w="120" w:type="dxa"/>
+              <w:bottom w:w="80" w:type="dxa"/>
+              <w:right w:w="80" w:type="dxa"/>
+            </w:tcMar>
+          </w:tcPr>
+          <w:p>
+            <w:pPr>
+              <w:rPr>
+                <w:sz w:val="20"/>
+                <w:szCs w:val="20"/>
+              </w:rPr>
+            </w:pPr>
+            <w:r>
+              <w:rPr>
+                <w:sz w:val="20"/>
+                <w:szCs w:val="20"/>
+              </w:rPr>
+              <w:t>£0.00</w:t>
             </w:r>
           </w:p>
         </w:tc>
@@ -4435,27 +4408,27 @@
               <w:bottom w:val="single" w:sz="1" w:space="0" w:color="D0CBC0"/>
               <w:right w:val="single" w:sz="1" w:space="0" w:color="D0CBC0"/>
             </w:tcBorders>
-            <w:shd w:val="clear" w:color="auto" w:fill="F5F0E8"/>
-            <w:tcMar>
-              <w:top w:w="80" w:type="dxa"/>
-              <w:left w:w="120" w:type="dxa"/>
-              <w:bottom w:w="80" w:type="dxa"/>
-              <w:right w:w="80" w:type="dxa"/>
-            </w:tcMar>
-          </w:tcPr>
-          <w:p>
-            <w:pPr>
-              <w:rPr>
-                <w:sz w:val="20"/>
-                <w:szCs w:val="20"/>
-              </w:rPr>
-            </w:pPr>
-            <w:r>
-              <w:rPr>
-                <w:sz w:val="20"/>
-                <w:szCs w:val="20"/>
-              </w:rPr>
-              <w:t>[£X.XX]</w:t>
+            <w:shd w:val="clear" w:color="auto" w:fill="FFFFFF" w:themeFill="background1"/>
+            <w:tcMar>
+              <w:top w:w="80" w:type="dxa"/>
+              <w:left w:w="120" w:type="dxa"/>
+              <w:bottom w:w="80" w:type="dxa"/>
+              <w:right w:w="80" w:type="dxa"/>
+            </w:tcMar>
+          </w:tcPr>
+          <w:p>
+            <w:pPr>
+              <w:rPr>
+                <w:sz w:val="20"/>
+                <w:szCs w:val="20"/>
+              </w:rPr>
+            </w:pPr>
+            <w:r>
+              <w:rPr>
+                <w:sz w:val="20"/>
+                <w:szCs w:val="20"/>
+              </w:rPr>
+              <w:t>£0.00</w:t>
             </w:r>
           </w:p>
         </w:tc>
@@ -4470,27 +4443,27 @@
               <w:bottom w:val="single" w:sz="1" w:space="0" w:color="D0CBC0"/>
               <w:right w:val="single" w:sz="1" w:space="0" w:color="D0CBC0"/>
             </w:tcBorders>
-            <w:shd w:val="clear" w:color="auto" w:fill="FFFFFF"/>
-            <w:tcMar>
-              <w:top w:w="80" w:type="dxa"/>
-              <w:left w:w="120" w:type="dxa"/>
-              <w:bottom w:w="80" w:type="dxa"/>
-              <w:right w:w="80" w:type="dxa"/>
-            </w:tcMar>
-          </w:tcPr>
-          <w:p>
-            <w:pPr>
-              <w:rPr>
-                <w:sz w:val="20"/>
-                <w:szCs w:val="20"/>
-              </w:rPr>
-            </w:pPr>
-            <w:r>
-              <w:rPr>
-                <w:sz w:val="20"/>
-                <w:szCs w:val="20"/>
-              </w:rPr>
-              <w:t>[AWS Service]</w:t>
+            <w:shd w:val="clear" w:color="auto" w:fill="FFFFFF" w:themeFill="background1"/>
+            <w:tcMar>
+              <w:top w:w="80" w:type="dxa"/>
+              <w:left w:w="120" w:type="dxa"/>
+              <w:bottom w:w="80" w:type="dxa"/>
+              <w:right w:w="80" w:type="dxa"/>
+            </w:tcMar>
+          </w:tcPr>
+          <w:p>
+            <w:pPr>
+              <w:rPr>
+                <w:sz w:val="20"/>
+                <w:szCs w:val="20"/>
+              </w:rPr>
+            </w:pPr>
+            <w:r>
+              <w:rPr>
+                <w:sz w:val="20"/>
+                <w:szCs w:val="20"/>
+              </w:rPr>
+              <w:t>SNS</w:t>
             </w:r>
           </w:p>
         </w:tc>
@@ -4503,27 +4476,27 @@
               <w:bottom w:val="single" w:sz="1" w:space="0" w:color="D0CBC0"/>
               <w:right w:val="single" w:sz="1" w:space="0" w:color="D0CBC0"/>
             </w:tcBorders>
-            <w:shd w:val="clear" w:color="auto" w:fill="FFFFFF"/>
-            <w:tcMar>
-              <w:top w:w="80" w:type="dxa"/>
-              <w:left w:w="120" w:type="dxa"/>
-              <w:bottom w:w="80" w:type="dxa"/>
-              <w:right w:w="80" w:type="dxa"/>
-            </w:tcMar>
-          </w:tcPr>
-          <w:p>
-            <w:pPr>
-              <w:rPr>
-                <w:sz w:val="20"/>
-                <w:szCs w:val="20"/>
-              </w:rPr>
-            </w:pPr>
-            <w:r>
-              <w:rPr>
-                <w:sz w:val="20"/>
-                <w:szCs w:val="20"/>
-              </w:rPr>
-              <w:t>[usage]</w:t>
+            <w:shd w:val="clear" w:color="auto" w:fill="FFFFFF" w:themeFill="background1"/>
+            <w:tcMar>
+              <w:top w:w="80" w:type="dxa"/>
+              <w:left w:w="120" w:type="dxa"/>
+              <w:bottom w:w="80" w:type="dxa"/>
+              <w:right w:w="80" w:type="dxa"/>
+            </w:tcMar>
+          </w:tcPr>
+          <w:p>
+            <w:pPr>
+              <w:rPr>
+                <w:sz w:val="20"/>
+                <w:szCs w:val="20"/>
+              </w:rPr>
+            </w:pPr>
+            <w:r>
+              <w:rPr>
+                <w:sz w:val="20"/>
+                <w:szCs w:val="20"/>
+              </w:rPr>
+              <w:t>50 requests/month</w:t>
             </w:r>
           </w:p>
         </w:tc>
@@ -4536,27 +4509,27 @@
               <w:bottom w:val="single" w:sz="1" w:space="0" w:color="D0CBC0"/>
               <w:right w:val="single" w:sz="1" w:space="0" w:color="D0CBC0"/>
             </w:tcBorders>
-            <w:shd w:val="clear" w:color="auto" w:fill="FFFFFF"/>
-            <w:tcMar>
-              <w:top w:w="80" w:type="dxa"/>
-              <w:left w:w="120" w:type="dxa"/>
-              <w:bottom w:w="80" w:type="dxa"/>
-              <w:right w:w="80" w:type="dxa"/>
-            </w:tcMar>
-          </w:tcPr>
-          <w:p>
-            <w:pPr>
-              <w:rPr>
-                <w:sz w:val="20"/>
-                <w:szCs w:val="20"/>
-              </w:rPr>
-            </w:pPr>
-            <w:r>
-              <w:rPr>
-                <w:sz w:val="20"/>
-                <w:szCs w:val="20"/>
-              </w:rPr>
-              <w:t>[£0.00]</w:t>
+            <w:shd w:val="clear" w:color="auto" w:fill="FFFFFF" w:themeFill="background1"/>
+            <w:tcMar>
+              <w:top w:w="80" w:type="dxa"/>
+              <w:left w:w="120" w:type="dxa"/>
+              <w:bottom w:w="80" w:type="dxa"/>
+              <w:right w:w="80" w:type="dxa"/>
+            </w:tcMar>
+          </w:tcPr>
+          <w:p>
+            <w:pPr>
+              <w:rPr>
+                <w:sz w:val="20"/>
+                <w:szCs w:val="20"/>
+              </w:rPr>
+            </w:pPr>
+            <w:r>
+              <w:rPr>
+                <w:sz w:val="20"/>
+                <w:szCs w:val="20"/>
+              </w:rPr>
+              <w:t>£0.00</w:t>
             </w:r>
           </w:p>
         </w:tc>
@@ -4569,27 +4542,27 @@
               <w:bottom w:val="single" w:sz="1" w:space="0" w:color="D0CBC0"/>
               <w:right w:val="single" w:sz="1" w:space="0" w:color="D0CBC0"/>
             </w:tcBorders>
-            <w:shd w:val="clear" w:color="auto" w:fill="FFFFFF"/>
-            <w:tcMar>
-              <w:top w:w="80" w:type="dxa"/>
-              <w:left w:w="120" w:type="dxa"/>
-              <w:bottom w:w="80" w:type="dxa"/>
-              <w:right w:w="80" w:type="dxa"/>
-            </w:tcMar>
-          </w:tcPr>
-          <w:p>
-            <w:pPr>
-              <w:rPr>
-                <w:sz w:val="20"/>
-                <w:szCs w:val="20"/>
-              </w:rPr>
-            </w:pPr>
-            <w:r>
-              <w:rPr>
-                <w:sz w:val="20"/>
-                <w:szCs w:val="20"/>
-              </w:rPr>
-              <w:t>[£X.XX]</w:t>
+            <w:shd w:val="clear" w:color="auto" w:fill="FFFFFF" w:themeFill="background1"/>
+            <w:tcMar>
+              <w:top w:w="80" w:type="dxa"/>
+              <w:left w:w="120" w:type="dxa"/>
+              <w:bottom w:w="80" w:type="dxa"/>
+              <w:right w:w="80" w:type="dxa"/>
+            </w:tcMar>
+          </w:tcPr>
+          <w:p>
+            <w:pPr>
+              <w:rPr>
+                <w:sz w:val="20"/>
+                <w:szCs w:val="20"/>
+              </w:rPr>
+            </w:pPr>
+            <w:r>
+              <w:rPr>
+                <w:sz w:val="20"/>
+                <w:szCs w:val="20"/>
+              </w:rPr>
+              <w:t>£0.00</w:t>
             </w:r>
           </w:p>
         </w:tc>
@@ -4604,27 +4577,27 @@
               <w:bottom w:val="single" w:sz="1" w:space="0" w:color="D0CBC0"/>
               <w:right w:val="single" w:sz="1" w:space="0" w:color="D0CBC0"/>
             </w:tcBorders>
-            <w:shd w:val="clear" w:color="auto" w:fill="F5F0E8"/>
-            <w:tcMar>
-              <w:top w:w="80" w:type="dxa"/>
-              <w:left w:w="120" w:type="dxa"/>
-              <w:bottom w:w="80" w:type="dxa"/>
-              <w:right w:w="80" w:type="dxa"/>
-            </w:tcMar>
-          </w:tcPr>
-          <w:p>
-            <w:pPr>
-              <w:rPr>
-                <w:sz w:val="20"/>
-                <w:szCs w:val="20"/>
-              </w:rPr>
-            </w:pPr>
-            <w:r>
-              <w:rPr>
-                <w:sz w:val="20"/>
-                <w:szCs w:val="20"/>
-              </w:rPr>
-              <w:t>[AWS Service]</w:t>
+            <w:shd w:val="clear" w:color="auto" w:fill="FFFFFF" w:themeFill="background1"/>
+            <w:tcMar>
+              <w:top w:w="80" w:type="dxa"/>
+              <w:left w:w="120" w:type="dxa"/>
+              <w:bottom w:w="80" w:type="dxa"/>
+              <w:right w:w="80" w:type="dxa"/>
+            </w:tcMar>
+          </w:tcPr>
+          <w:p>
+            <w:pPr>
+              <w:rPr>
+                <w:sz w:val="20"/>
+                <w:szCs w:val="20"/>
+              </w:rPr>
+            </w:pPr>
+            <w:r>
+              <w:rPr>
+                <w:sz w:val="20"/>
+                <w:szCs w:val="20"/>
+              </w:rPr>
+              <w:t>API Gateway</w:t>
             </w:r>
           </w:p>
         </w:tc>
@@ -4637,27 +4610,27 @@
               <w:bottom w:val="single" w:sz="1" w:space="0" w:color="D0CBC0"/>
               <w:right w:val="single" w:sz="1" w:space="0" w:color="D0CBC0"/>
             </w:tcBorders>
-            <w:shd w:val="clear" w:color="auto" w:fill="F5F0E8"/>
-            <w:tcMar>
-              <w:top w:w="80" w:type="dxa"/>
-              <w:left w:w="120" w:type="dxa"/>
-              <w:bottom w:w="80" w:type="dxa"/>
-              <w:right w:w="80" w:type="dxa"/>
-            </w:tcMar>
-          </w:tcPr>
-          <w:p>
-            <w:pPr>
-              <w:rPr>
-                <w:sz w:val="20"/>
-                <w:szCs w:val="20"/>
-              </w:rPr>
-            </w:pPr>
-            <w:r>
-              <w:rPr>
-                <w:sz w:val="20"/>
-                <w:szCs w:val="20"/>
-              </w:rPr>
-              <w:t>[usage]</w:t>
+            <w:shd w:val="clear" w:color="auto" w:fill="FFFFFF" w:themeFill="background1"/>
+            <w:tcMar>
+              <w:top w:w="80" w:type="dxa"/>
+              <w:left w:w="120" w:type="dxa"/>
+              <w:bottom w:w="80" w:type="dxa"/>
+              <w:right w:w="80" w:type="dxa"/>
+            </w:tcMar>
+          </w:tcPr>
+          <w:p>
+            <w:pPr>
+              <w:rPr>
+                <w:sz w:val="20"/>
+                <w:szCs w:val="20"/>
+              </w:rPr>
+            </w:pPr>
+            <w:r>
+              <w:rPr>
+                <w:sz w:val="20"/>
+                <w:szCs w:val="20"/>
+              </w:rPr>
+              <w:t>100 requests/month</w:t>
             </w:r>
           </w:p>
         </w:tc>
@@ -4670,27 +4643,27 @@
               <w:bottom w:val="single" w:sz="1" w:space="0" w:color="D0CBC0"/>
               <w:right w:val="single" w:sz="1" w:space="0" w:color="D0CBC0"/>
             </w:tcBorders>
-            <w:shd w:val="clear" w:color="auto" w:fill="F5F0E8"/>
-            <w:tcMar>
-              <w:top w:w="80" w:type="dxa"/>
-              <w:left w:w="120" w:type="dxa"/>
-              <w:bottom w:w="80" w:type="dxa"/>
-              <w:right w:w="80" w:type="dxa"/>
-            </w:tcMar>
-          </w:tcPr>
-          <w:p>
-            <w:pPr>
-              <w:rPr>
-                <w:sz w:val="20"/>
-                <w:szCs w:val="20"/>
-              </w:rPr>
-            </w:pPr>
-            <w:r>
-              <w:rPr>
-                <w:sz w:val="20"/>
-                <w:szCs w:val="20"/>
-              </w:rPr>
-              <w:t>[£0.00]</w:t>
+            <w:shd w:val="clear" w:color="auto" w:fill="FFFFFF" w:themeFill="background1"/>
+            <w:tcMar>
+              <w:top w:w="80" w:type="dxa"/>
+              <w:left w:w="120" w:type="dxa"/>
+              <w:bottom w:w="80" w:type="dxa"/>
+              <w:right w:w="80" w:type="dxa"/>
+            </w:tcMar>
+          </w:tcPr>
+          <w:p>
+            <w:pPr>
+              <w:rPr>
+                <w:sz w:val="20"/>
+                <w:szCs w:val="20"/>
+              </w:rPr>
+            </w:pPr>
+            <w:r>
+              <w:rPr>
+                <w:sz w:val="20"/>
+                <w:szCs w:val="20"/>
+              </w:rPr>
+              <w:t>£0.00</w:t>
             </w:r>
           </w:p>
         </w:tc>
@@ -4703,27 +4676,27 @@
               <w:bottom w:val="single" w:sz="1" w:space="0" w:color="D0CBC0"/>
               <w:right w:val="single" w:sz="1" w:space="0" w:color="D0CBC0"/>
             </w:tcBorders>
-            <w:shd w:val="clear" w:color="auto" w:fill="F5F0E8"/>
-            <w:tcMar>
-              <w:top w:w="80" w:type="dxa"/>
-              <w:left w:w="120" w:type="dxa"/>
-              <w:bottom w:w="80" w:type="dxa"/>
-              <w:right w:w="80" w:type="dxa"/>
-            </w:tcMar>
-          </w:tcPr>
-          <w:p>
-            <w:pPr>
-              <w:rPr>
-                <w:sz w:val="20"/>
-                <w:szCs w:val="20"/>
-              </w:rPr>
-            </w:pPr>
-            <w:r>
-              <w:rPr>
-                <w:sz w:val="20"/>
-                <w:szCs w:val="20"/>
-              </w:rPr>
-              <w:t>[£X.XX]</w:t>
+            <w:shd w:val="clear" w:color="auto" w:fill="FFFFFF" w:themeFill="background1"/>
+            <w:tcMar>
+              <w:top w:w="80" w:type="dxa"/>
+              <w:left w:w="120" w:type="dxa"/>
+              <w:bottom w:w="80" w:type="dxa"/>
+              <w:right w:w="80" w:type="dxa"/>
+            </w:tcMar>
+          </w:tcPr>
+          <w:p>
+            <w:pPr>
+              <w:rPr>
+                <w:sz w:val="20"/>
+                <w:szCs w:val="20"/>
+              </w:rPr>
+            </w:pPr>
+            <w:r>
+              <w:rPr>
+                <w:sz w:val="20"/>
+                <w:szCs w:val="20"/>
+              </w:rPr>
+              <w:t>£0.00</w:t>
             </w:r>
           </w:p>
         </w:tc>
@@ -4738,27 +4711,27 @@
               <w:bottom w:val="single" w:sz="1" w:space="0" w:color="D0CBC0"/>
               <w:right w:val="single" w:sz="1" w:space="0" w:color="D0CBC0"/>
             </w:tcBorders>
-            <w:shd w:val="clear" w:color="auto" w:fill="FFFFFF"/>
-            <w:tcMar>
-              <w:top w:w="80" w:type="dxa"/>
-              <w:left w:w="120" w:type="dxa"/>
-              <w:bottom w:w="80" w:type="dxa"/>
-              <w:right w:w="80" w:type="dxa"/>
-            </w:tcMar>
-          </w:tcPr>
-          <w:p>
-            <w:pPr>
-              <w:rPr>
-                <w:sz w:val="20"/>
-                <w:szCs w:val="20"/>
-              </w:rPr>
-            </w:pPr>
-            <w:r>
-              <w:rPr>
-                <w:sz w:val="20"/>
-                <w:szCs w:val="20"/>
-              </w:rPr>
-              <w:t>[AWS Service]</w:t>
+            <w:shd w:val="clear" w:color="auto" w:fill="FFFFFF" w:themeFill="background1"/>
+            <w:tcMar>
+              <w:top w:w="80" w:type="dxa"/>
+              <w:left w:w="120" w:type="dxa"/>
+              <w:bottom w:w="80" w:type="dxa"/>
+              <w:right w:w="80" w:type="dxa"/>
+            </w:tcMar>
+          </w:tcPr>
+          <w:p>
+            <w:pPr>
+              <w:rPr>
+                <w:sz w:val="20"/>
+                <w:szCs w:val="20"/>
+              </w:rPr>
+            </w:pPr>
+            <w:r>
+              <w:rPr>
+                <w:sz w:val="20"/>
+                <w:szCs w:val="20"/>
+              </w:rPr>
+              <w:t>Cognito</w:t>
             </w:r>
           </w:p>
         </w:tc>
@@ -4771,27 +4744,27 @@
               <w:bottom w:val="single" w:sz="1" w:space="0" w:color="D0CBC0"/>
               <w:right w:val="single" w:sz="1" w:space="0" w:color="D0CBC0"/>
             </w:tcBorders>
-            <w:shd w:val="clear" w:color="auto" w:fill="FFFFFF"/>
-            <w:tcMar>
-              <w:top w:w="80" w:type="dxa"/>
-              <w:left w:w="120" w:type="dxa"/>
-              <w:bottom w:w="80" w:type="dxa"/>
-              <w:right w:w="80" w:type="dxa"/>
-            </w:tcMar>
-          </w:tcPr>
-          <w:p>
-            <w:pPr>
-              <w:rPr>
-                <w:sz w:val="20"/>
-                <w:szCs w:val="20"/>
-              </w:rPr>
-            </w:pPr>
-            <w:r>
-              <w:rPr>
-                <w:sz w:val="20"/>
-                <w:szCs w:val="20"/>
-              </w:rPr>
-              <w:t>[usage]</w:t>
+            <w:shd w:val="clear" w:color="auto" w:fill="FFFFFF" w:themeFill="background1"/>
+            <w:tcMar>
+              <w:top w:w="80" w:type="dxa"/>
+              <w:left w:w="120" w:type="dxa"/>
+              <w:bottom w:w="80" w:type="dxa"/>
+              <w:right w:w="80" w:type="dxa"/>
+            </w:tcMar>
+          </w:tcPr>
+          <w:p>
+            <w:pPr>
+              <w:rPr>
+                <w:sz w:val="20"/>
+                <w:szCs w:val="20"/>
+              </w:rPr>
+            </w:pPr>
+            <w:r>
+              <w:rPr>
+                <w:sz w:val="20"/>
+                <w:szCs w:val="20"/>
+              </w:rPr>
+              <w:t>50 MAUs</w:t>
             </w:r>
           </w:p>
         </w:tc>
@@ -4804,27 +4777,27 @@
               <w:bottom w:val="single" w:sz="1" w:space="0" w:color="D0CBC0"/>
               <w:right w:val="single" w:sz="1" w:space="0" w:color="D0CBC0"/>
             </w:tcBorders>
-            <w:shd w:val="clear" w:color="auto" w:fill="FFFFFF"/>
-            <w:tcMar>
-              <w:top w:w="80" w:type="dxa"/>
-              <w:left w:w="120" w:type="dxa"/>
-              <w:bottom w:w="80" w:type="dxa"/>
-              <w:right w:w="80" w:type="dxa"/>
-            </w:tcMar>
-          </w:tcPr>
-          <w:p>
-            <w:pPr>
-              <w:rPr>
-                <w:sz w:val="20"/>
-                <w:szCs w:val="20"/>
-              </w:rPr>
-            </w:pPr>
-            <w:r>
-              <w:rPr>
-                <w:sz w:val="20"/>
-                <w:szCs w:val="20"/>
-              </w:rPr>
-              <w:t>[£0.00]</w:t>
+            <w:shd w:val="clear" w:color="auto" w:fill="FFFFFF" w:themeFill="background1"/>
+            <w:tcMar>
+              <w:top w:w="80" w:type="dxa"/>
+              <w:left w:w="120" w:type="dxa"/>
+              <w:bottom w:w="80" w:type="dxa"/>
+              <w:right w:w="80" w:type="dxa"/>
+            </w:tcMar>
+          </w:tcPr>
+          <w:p>
+            <w:pPr>
+              <w:rPr>
+                <w:sz w:val="20"/>
+                <w:szCs w:val="20"/>
+              </w:rPr>
+            </w:pPr>
+            <w:r>
+              <w:rPr>
+                <w:sz w:val="20"/>
+                <w:szCs w:val="20"/>
+              </w:rPr>
+              <w:t>£0.00</w:t>
             </w:r>
           </w:p>
         </w:tc>
@@ -4837,27 +4810,27 @@
               <w:bottom w:val="single" w:sz="1" w:space="0" w:color="D0CBC0"/>
               <w:right w:val="single" w:sz="1" w:space="0" w:color="D0CBC0"/>
             </w:tcBorders>
-            <w:shd w:val="clear" w:color="auto" w:fill="FFFFFF"/>
-            <w:tcMar>
-              <w:top w:w="80" w:type="dxa"/>
-              <w:left w:w="120" w:type="dxa"/>
-              <w:bottom w:w="80" w:type="dxa"/>
-              <w:right w:w="80" w:type="dxa"/>
-            </w:tcMar>
-          </w:tcPr>
-          <w:p>
-            <w:pPr>
-              <w:rPr>
-                <w:sz w:val="20"/>
-                <w:szCs w:val="20"/>
-              </w:rPr>
-            </w:pPr>
-            <w:r>
-              <w:rPr>
-                <w:sz w:val="20"/>
-                <w:szCs w:val="20"/>
-              </w:rPr>
-              <w:t>[£X.XX]</w:t>
+            <w:shd w:val="clear" w:color="auto" w:fill="FFFFFF" w:themeFill="background1"/>
+            <w:tcMar>
+              <w:top w:w="80" w:type="dxa"/>
+              <w:left w:w="120" w:type="dxa"/>
+              <w:bottom w:w="80" w:type="dxa"/>
+              <w:right w:w="80" w:type="dxa"/>
+            </w:tcMar>
+          </w:tcPr>
+          <w:p>
+            <w:pPr>
+              <w:rPr>
+                <w:sz w:val="20"/>
+                <w:szCs w:val="20"/>
+              </w:rPr>
+            </w:pPr>
+            <w:r>
+              <w:rPr>
+                <w:sz w:val="20"/>
+                <w:szCs w:val="20"/>
+              </w:rPr>
+              <w:t>£0.00</w:t>
             </w:r>
           </w:p>
         </w:tc>
@@ -4872,27 +4845,27 @@
               <w:bottom w:val="single" w:sz="1" w:space="0" w:color="D0CBC0"/>
               <w:right w:val="single" w:sz="1" w:space="0" w:color="D0CBC0"/>
             </w:tcBorders>
-            <w:shd w:val="clear" w:color="auto" w:fill="F5F0E8"/>
-            <w:tcMar>
-              <w:top w:w="80" w:type="dxa"/>
-              <w:left w:w="120" w:type="dxa"/>
-              <w:bottom w:w="80" w:type="dxa"/>
-              <w:right w:w="80" w:type="dxa"/>
-            </w:tcMar>
-          </w:tcPr>
-          <w:p>
-            <w:pPr>
-              <w:rPr>
-                <w:sz w:val="20"/>
-                <w:szCs w:val="20"/>
-              </w:rPr>
-            </w:pPr>
-            <w:r>
-              <w:rPr>
-                <w:sz w:val="20"/>
-                <w:szCs w:val="20"/>
-              </w:rPr>
-              <w:t>[Domain (optional)]</w:t>
+            <w:shd w:val="clear" w:color="auto" w:fill="FFFFFF" w:themeFill="background1"/>
+            <w:tcMar>
+              <w:top w:w="80" w:type="dxa"/>
+              <w:left w:w="120" w:type="dxa"/>
+              <w:bottom w:w="80" w:type="dxa"/>
+              <w:right w:w="80" w:type="dxa"/>
+            </w:tcMar>
+          </w:tcPr>
+          <w:p>
+            <w:pPr>
+              <w:rPr>
+                <w:sz w:val="20"/>
+                <w:szCs w:val="20"/>
+              </w:rPr>
+            </w:pPr>
+            <w:r>
+              <w:rPr>
+                <w:sz w:val="20"/>
+                <w:szCs w:val="20"/>
+              </w:rPr>
+              <w:t>Amplify</w:t>
             </w:r>
           </w:p>
         </w:tc>
@@ -4905,27 +4878,27 @@
               <w:bottom w:val="single" w:sz="1" w:space="0" w:color="D0CBC0"/>
               <w:right w:val="single" w:sz="1" w:space="0" w:color="D0CBC0"/>
             </w:tcBorders>
-            <w:shd w:val="clear" w:color="auto" w:fill="F5F0E8"/>
-            <w:tcMar>
-              <w:top w:w="80" w:type="dxa"/>
-              <w:left w:w="120" w:type="dxa"/>
-              <w:bottom w:w="80" w:type="dxa"/>
-              <w:right w:w="80" w:type="dxa"/>
-            </w:tcMar>
-          </w:tcPr>
-          <w:p>
-            <w:pPr>
-              <w:rPr>
-                <w:sz w:val="20"/>
-                <w:szCs w:val="20"/>
-              </w:rPr>
-            </w:pPr>
-            <w:r>
-              <w:rPr>
-                <w:sz w:val="20"/>
-                <w:szCs w:val="20"/>
-              </w:rPr>
-              <w:t>[.co.uk domain + Route 53 hosted zone]</w:t>
+            <w:shd w:val="clear" w:color="auto" w:fill="FFFFFF" w:themeFill="background1"/>
+            <w:tcMar>
+              <w:top w:w="80" w:type="dxa"/>
+              <w:left w:w="120" w:type="dxa"/>
+              <w:bottom w:w="80" w:type="dxa"/>
+              <w:right w:w="80" w:type="dxa"/>
+            </w:tcMar>
+          </w:tcPr>
+          <w:p>
+            <w:pPr>
+              <w:rPr>
+                <w:sz w:val="20"/>
+                <w:szCs w:val="20"/>
+              </w:rPr>
+            </w:pPr>
+            <w:r>
+              <w:rPr>
+                <w:sz w:val="20"/>
+                <w:szCs w:val="20"/>
+              </w:rPr>
+              <w:t>100 build minutes/month</w:t>
             </w:r>
           </w:p>
         </w:tc>
@@ -4938,27 +4911,27 @@
               <w:bottom w:val="single" w:sz="1" w:space="0" w:color="D0CBC0"/>
               <w:right w:val="single" w:sz="1" w:space="0" w:color="D0CBC0"/>
             </w:tcBorders>
-            <w:shd w:val="clear" w:color="auto" w:fill="F5F0E8"/>
-            <w:tcMar>
-              <w:top w:w="80" w:type="dxa"/>
-              <w:left w:w="120" w:type="dxa"/>
-              <w:bottom w:w="80" w:type="dxa"/>
-              <w:right w:w="80" w:type="dxa"/>
-            </w:tcMar>
-          </w:tcPr>
-          <w:p>
-            <w:pPr>
-              <w:rPr>
-                <w:sz w:val="20"/>
-                <w:szCs w:val="20"/>
-              </w:rPr>
-            </w:pPr>
-            <w:r>
-              <w:rPr>
-                <w:sz w:val="20"/>
-                <w:szCs w:val="20"/>
-              </w:rPr>
-              <w:t>[N/A]</w:t>
+            <w:shd w:val="clear" w:color="auto" w:fill="FFFFFF" w:themeFill="background1"/>
+            <w:tcMar>
+              <w:top w:w="80" w:type="dxa"/>
+              <w:left w:w="120" w:type="dxa"/>
+              <w:bottom w:w="80" w:type="dxa"/>
+              <w:right w:w="80" w:type="dxa"/>
+            </w:tcMar>
+          </w:tcPr>
+          <w:p>
+            <w:pPr>
+              <w:rPr>
+                <w:sz w:val="20"/>
+                <w:szCs w:val="20"/>
+              </w:rPr>
+            </w:pPr>
+            <w:r>
+              <w:rPr>
+                <w:sz w:val="20"/>
+                <w:szCs w:val="20"/>
+              </w:rPr>
+              <w:t>£0.00</w:t>
             </w:r>
           </w:p>
         </w:tc>
@@ -4971,28 +4944,346 @@
               <w:bottom w:val="single" w:sz="1" w:space="0" w:color="D0CBC0"/>
               <w:right w:val="single" w:sz="1" w:space="0" w:color="D0CBC0"/>
             </w:tcBorders>
-            <w:shd w:val="clear" w:color="auto" w:fill="F5F0E8"/>
-            <w:tcMar>
-              <w:top w:w="80" w:type="dxa"/>
-              <w:left w:w="120" w:type="dxa"/>
-              <w:bottom w:w="80" w:type="dxa"/>
-              <w:right w:w="80" w:type="dxa"/>
-            </w:tcMar>
-          </w:tcPr>
-          <w:p>
-            <w:pPr>
-              <w:rPr>
-                <w:sz w:val="20"/>
-                <w:szCs w:val="20"/>
-              </w:rPr>
-            </w:pPr>
-            <w:r>
-              <w:rPr>
-                <w:sz w:val="20"/>
-                <w:szCs w:val="20"/>
-              </w:rPr>
-              <w:t>[~£1.15/month]</w:t>
-            </w:r>
+            <w:shd w:val="clear" w:color="auto" w:fill="FFFFFF" w:themeFill="background1"/>
+            <w:tcMar>
+              <w:top w:w="80" w:type="dxa"/>
+              <w:left w:w="120" w:type="dxa"/>
+              <w:bottom w:w="80" w:type="dxa"/>
+              <w:right w:w="80" w:type="dxa"/>
+            </w:tcMar>
+          </w:tcPr>
+          <w:p>
+            <w:pPr>
+              <w:rPr>
+                <w:sz w:val="20"/>
+                <w:szCs w:val="20"/>
+              </w:rPr>
+            </w:pPr>
+            <w:r>
+              <w:rPr>
+                <w:sz w:val="20"/>
+                <w:szCs w:val="20"/>
+              </w:rPr>
+              <w:t>£0.00</w:t>
+            </w:r>
+          </w:p>
+        </w:tc>
+      </w:tr>
+      <w:tr>
+        <w:tc>
+          <w:tcPr>
+            <w:tcW w:w="2551" w:type="dxa"/>
+            <w:tcBorders>
+              <w:top w:val="single" w:sz="1" w:space="0" w:color="D0CBC0"/>
+              <w:left w:val="single" w:sz="1" w:space="0" w:color="D0CBC0"/>
+              <w:bottom w:val="single" w:sz="1" w:space="0" w:color="D0CBC0"/>
+              <w:right w:val="single" w:sz="1" w:space="0" w:color="D0CBC0"/>
+            </w:tcBorders>
+            <w:shd w:val="clear" w:color="auto" w:fill="FFFFFF" w:themeFill="background1"/>
+            <w:tcMar>
+              <w:top w:w="80" w:type="dxa"/>
+              <w:left w:w="120" w:type="dxa"/>
+              <w:bottom w:w="80" w:type="dxa"/>
+              <w:right w:w="80" w:type="dxa"/>
+            </w:tcMar>
+          </w:tcPr>
+          <w:p>
+            <w:pPr>
+              <w:rPr>
+                <w:sz w:val="20"/>
+                <w:szCs w:val="20"/>
+              </w:rPr>
+            </w:pPr>
+          </w:p>
+        </w:tc>
+        <w:tc>
+          <w:tcPr>
+            <w:tcW w:w="2977" w:type="dxa"/>
+            <w:tcBorders>
+              <w:top w:val="single" w:sz="1" w:space="0" w:color="D0CBC0"/>
+              <w:left w:val="single" w:sz="1" w:space="0" w:color="D0CBC0"/>
+              <w:bottom w:val="single" w:sz="1" w:space="0" w:color="D0CBC0"/>
+              <w:right w:val="single" w:sz="1" w:space="0" w:color="D0CBC0"/>
+            </w:tcBorders>
+            <w:shd w:val="clear" w:color="auto" w:fill="FFFFFF" w:themeFill="background1"/>
+            <w:tcMar>
+              <w:top w:w="80" w:type="dxa"/>
+              <w:left w:w="120" w:type="dxa"/>
+              <w:bottom w:w="80" w:type="dxa"/>
+              <w:right w:w="80" w:type="dxa"/>
+            </w:tcMar>
+          </w:tcPr>
+          <w:p>
+            <w:pPr>
+              <w:rPr>
+                <w:sz w:val="20"/>
+                <w:szCs w:val="20"/>
+              </w:rPr>
+            </w:pPr>
+          </w:p>
+        </w:tc>
+        <w:tc>
+          <w:tcPr>
+            <w:tcW w:w="1842" w:type="dxa"/>
+            <w:tcBorders>
+              <w:top w:val="single" w:sz="1" w:space="0" w:color="D0CBC0"/>
+              <w:left w:val="single" w:sz="1" w:space="0" w:color="D0CBC0"/>
+              <w:bottom w:val="single" w:sz="1" w:space="0" w:color="D0CBC0"/>
+              <w:right w:val="single" w:sz="1" w:space="0" w:color="D0CBC0"/>
+            </w:tcBorders>
+            <w:shd w:val="clear" w:color="auto" w:fill="FFFFFF" w:themeFill="background1"/>
+            <w:tcMar>
+              <w:top w:w="80" w:type="dxa"/>
+              <w:left w:w="120" w:type="dxa"/>
+              <w:bottom w:w="80" w:type="dxa"/>
+              <w:right w:w="80" w:type="dxa"/>
+            </w:tcMar>
+          </w:tcPr>
+          <w:p>
+            <w:pPr>
+              <w:rPr>
+                <w:sz w:val="20"/>
+                <w:szCs w:val="20"/>
+              </w:rPr>
+            </w:pPr>
+          </w:p>
+        </w:tc>
+        <w:tc>
+          <w:tcPr>
+            <w:tcW w:w="2410" w:type="dxa"/>
+            <w:tcBorders>
+              <w:top w:val="single" w:sz="1" w:space="0" w:color="D0CBC0"/>
+              <w:left w:val="single" w:sz="1" w:space="0" w:color="D0CBC0"/>
+              <w:bottom w:val="single" w:sz="1" w:space="0" w:color="D0CBC0"/>
+              <w:right w:val="single" w:sz="1" w:space="0" w:color="D0CBC0"/>
+            </w:tcBorders>
+            <w:shd w:val="clear" w:color="auto" w:fill="FFFFFF" w:themeFill="background1"/>
+            <w:tcMar>
+              <w:top w:w="80" w:type="dxa"/>
+              <w:left w:w="120" w:type="dxa"/>
+              <w:bottom w:w="80" w:type="dxa"/>
+              <w:right w:w="80" w:type="dxa"/>
+            </w:tcMar>
+          </w:tcPr>
+          <w:p>
+            <w:pPr>
+              <w:rPr>
+                <w:sz w:val="20"/>
+                <w:szCs w:val="20"/>
+              </w:rPr>
+            </w:pPr>
+          </w:p>
+        </w:tc>
+      </w:tr>
+      <w:tr>
+        <w:tc>
+          <w:tcPr>
+            <w:tcW w:w="2551" w:type="dxa"/>
+            <w:tcBorders>
+              <w:top w:val="single" w:sz="1" w:space="0" w:color="D0CBC0"/>
+              <w:left w:val="single" w:sz="1" w:space="0" w:color="D0CBC0"/>
+              <w:bottom w:val="single" w:sz="1" w:space="0" w:color="D0CBC0"/>
+              <w:right w:val="single" w:sz="1" w:space="0" w:color="D0CBC0"/>
+            </w:tcBorders>
+            <w:shd w:val="clear" w:color="auto" w:fill="FFFFFF" w:themeFill="background1"/>
+            <w:tcMar>
+              <w:top w:w="80" w:type="dxa"/>
+              <w:left w:w="120" w:type="dxa"/>
+              <w:bottom w:w="80" w:type="dxa"/>
+              <w:right w:w="80" w:type="dxa"/>
+            </w:tcMar>
+          </w:tcPr>
+          <w:p>
+            <w:pPr>
+              <w:rPr>
+                <w:sz w:val="20"/>
+                <w:szCs w:val="20"/>
+              </w:rPr>
+            </w:pPr>
+          </w:p>
+        </w:tc>
+        <w:tc>
+          <w:tcPr>
+            <w:tcW w:w="2977" w:type="dxa"/>
+            <w:tcBorders>
+              <w:top w:val="single" w:sz="1" w:space="0" w:color="D0CBC0"/>
+              <w:left w:val="single" w:sz="1" w:space="0" w:color="D0CBC0"/>
+              <w:bottom w:val="single" w:sz="1" w:space="0" w:color="D0CBC0"/>
+              <w:right w:val="single" w:sz="1" w:space="0" w:color="D0CBC0"/>
+            </w:tcBorders>
+            <w:shd w:val="clear" w:color="auto" w:fill="FFFFFF" w:themeFill="background1"/>
+            <w:tcMar>
+              <w:top w:w="80" w:type="dxa"/>
+              <w:left w:w="120" w:type="dxa"/>
+              <w:bottom w:w="80" w:type="dxa"/>
+              <w:right w:w="80" w:type="dxa"/>
+            </w:tcMar>
+          </w:tcPr>
+          <w:p>
+            <w:pPr>
+              <w:rPr>
+                <w:sz w:val="20"/>
+                <w:szCs w:val="20"/>
+              </w:rPr>
+            </w:pPr>
+          </w:p>
+        </w:tc>
+        <w:tc>
+          <w:tcPr>
+            <w:tcW w:w="1842" w:type="dxa"/>
+            <w:tcBorders>
+              <w:top w:val="single" w:sz="1" w:space="0" w:color="D0CBC0"/>
+              <w:left w:val="single" w:sz="1" w:space="0" w:color="D0CBC0"/>
+              <w:bottom w:val="single" w:sz="1" w:space="0" w:color="D0CBC0"/>
+              <w:right w:val="single" w:sz="1" w:space="0" w:color="D0CBC0"/>
+            </w:tcBorders>
+            <w:shd w:val="clear" w:color="auto" w:fill="FFFFFF" w:themeFill="background1"/>
+            <w:tcMar>
+              <w:top w:w="80" w:type="dxa"/>
+              <w:left w:w="120" w:type="dxa"/>
+              <w:bottom w:w="80" w:type="dxa"/>
+              <w:right w:w="80" w:type="dxa"/>
+            </w:tcMar>
+          </w:tcPr>
+          <w:p>
+            <w:pPr>
+              <w:rPr>
+                <w:sz w:val="20"/>
+                <w:szCs w:val="20"/>
+              </w:rPr>
+            </w:pPr>
+          </w:p>
+        </w:tc>
+        <w:tc>
+          <w:tcPr>
+            <w:tcW w:w="2410" w:type="dxa"/>
+            <w:tcBorders>
+              <w:top w:val="single" w:sz="1" w:space="0" w:color="D0CBC0"/>
+              <w:left w:val="single" w:sz="1" w:space="0" w:color="D0CBC0"/>
+              <w:bottom w:val="single" w:sz="1" w:space="0" w:color="D0CBC0"/>
+              <w:right w:val="single" w:sz="1" w:space="0" w:color="D0CBC0"/>
+            </w:tcBorders>
+            <w:shd w:val="clear" w:color="auto" w:fill="FFFFFF" w:themeFill="background1"/>
+            <w:tcMar>
+              <w:top w:w="80" w:type="dxa"/>
+              <w:left w:w="120" w:type="dxa"/>
+              <w:bottom w:w="80" w:type="dxa"/>
+              <w:right w:w="80" w:type="dxa"/>
+            </w:tcMar>
+          </w:tcPr>
+          <w:p>
+            <w:pPr>
+              <w:rPr>
+                <w:sz w:val="20"/>
+                <w:szCs w:val="20"/>
+              </w:rPr>
+            </w:pPr>
+          </w:p>
+        </w:tc>
+      </w:tr>
+      <w:tr>
+        <w:tc>
+          <w:tcPr>
+            <w:tcW w:w="2551" w:type="dxa"/>
+            <w:tcBorders>
+              <w:top w:val="single" w:sz="1" w:space="0" w:color="D0CBC0"/>
+              <w:left w:val="single" w:sz="1" w:space="0" w:color="D0CBC0"/>
+              <w:bottom w:val="single" w:sz="1" w:space="0" w:color="D0CBC0"/>
+              <w:right w:val="single" w:sz="1" w:space="0" w:color="D0CBC0"/>
+            </w:tcBorders>
+            <w:shd w:val="clear" w:color="auto" w:fill="FFFFFF" w:themeFill="background1"/>
+            <w:tcMar>
+              <w:top w:w="80" w:type="dxa"/>
+              <w:left w:w="120" w:type="dxa"/>
+              <w:bottom w:w="80" w:type="dxa"/>
+              <w:right w:w="80" w:type="dxa"/>
+            </w:tcMar>
+          </w:tcPr>
+          <w:p>
+            <w:pPr>
+              <w:rPr>
+                <w:sz w:val="20"/>
+                <w:szCs w:val="20"/>
+              </w:rPr>
+            </w:pPr>
+          </w:p>
+        </w:tc>
+        <w:tc>
+          <w:tcPr>
+            <w:tcW w:w="2977" w:type="dxa"/>
+            <w:tcBorders>
+              <w:top w:val="single" w:sz="1" w:space="0" w:color="D0CBC0"/>
+              <w:left w:val="single" w:sz="1" w:space="0" w:color="D0CBC0"/>
+              <w:bottom w:val="single" w:sz="1" w:space="0" w:color="D0CBC0"/>
+              <w:right w:val="single" w:sz="1" w:space="0" w:color="D0CBC0"/>
+            </w:tcBorders>
+            <w:shd w:val="clear" w:color="auto" w:fill="FFFFFF" w:themeFill="background1"/>
+            <w:tcMar>
+              <w:top w:w="80" w:type="dxa"/>
+              <w:left w:w="120" w:type="dxa"/>
+              <w:bottom w:w="80" w:type="dxa"/>
+              <w:right w:w="80" w:type="dxa"/>
+            </w:tcMar>
+          </w:tcPr>
+          <w:p>
+            <w:pPr>
+              <w:rPr>
+                <w:sz w:val="20"/>
+                <w:szCs w:val="20"/>
+              </w:rPr>
+            </w:pPr>
+          </w:p>
+        </w:tc>
+        <w:tc>
+          <w:tcPr>
+            <w:tcW w:w="1842" w:type="dxa"/>
+            <w:tcBorders>
+              <w:top w:val="single" w:sz="1" w:space="0" w:color="D0CBC0"/>
+              <w:left w:val="single" w:sz="1" w:space="0" w:color="D0CBC0"/>
+              <w:bottom w:val="single" w:sz="1" w:space="0" w:color="D0CBC0"/>
+              <w:right w:val="single" w:sz="1" w:space="0" w:color="D0CBC0"/>
+            </w:tcBorders>
+            <w:shd w:val="clear" w:color="auto" w:fill="FFFFFF" w:themeFill="background1"/>
+            <w:tcMar>
+              <w:top w:w="80" w:type="dxa"/>
+              <w:left w:w="120" w:type="dxa"/>
+              <w:bottom w:w="80" w:type="dxa"/>
+              <w:right w:w="80" w:type="dxa"/>
+            </w:tcMar>
+          </w:tcPr>
+          <w:p>
+            <w:pPr>
+              <w:rPr>
+                <w:sz w:val="20"/>
+                <w:szCs w:val="20"/>
+              </w:rPr>
+            </w:pPr>
+          </w:p>
+        </w:tc>
+        <w:tc>
+          <w:tcPr>
+            <w:tcW w:w="2410" w:type="dxa"/>
+            <w:tcBorders>
+              <w:top w:val="single" w:sz="1" w:space="0" w:color="D0CBC0"/>
+              <w:left w:val="single" w:sz="1" w:space="0" w:color="D0CBC0"/>
+              <w:bottom w:val="single" w:sz="1" w:space="0" w:color="D0CBC0"/>
+              <w:right w:val="single" w:sz="1" w:space="0" w:color="D0CBC0"/>
+            </w:tcBorders>
+            <w:shd w:val="clear" w:color="auto" w:fill="FFFFFF" w:themeFill="background1"/>
+            <w:tcMar>
+              <w:top w:w="80" w:type="dxa"/>
+              <w:left w:w="120" w:type="dxa"/>
+              <w:bottom w:w="80" w:type="dxa"/>
+              <w:right w:w="80" w:type="dxa"/>
+            </w:tcMar>
+          </w:tcPr>
+          <w:p>
+            <w:pPr>
+              <w:rPr>
+                <w:sz w:val="20"/>
+                <w:szCs w:val="20"/>
+              </w:rPr>
+            </w:pPr>
           </w:p>
         </w:tc>
       </w:tr>
@@ -5056,10 +5347,11 @@
               <w:rPr>
                 <w:b/>
                 <w:bCs/>
-                <w:sz w:val="20"/>
-                <w:szCs w:val="20"/>
-              </w:rPr>
-              <w:t>[£0.00]</w:t>
+                <w:color w:val="C8922A"/>
+                <w:sz w:val="20"/>
+                <w:szCs w:val="20"/>
+              </w:rPr>
+              <w:t>£0.00</w:t>
             </w:r>
           </w:p>
         </w:tc>
@@ -5091,10 +5383,31 @@
               <w:rPr>
                 <w:b/>
                 <w:bCs/>
-                <w:sz w:val="20"/>
-                <w:szCs w:val="20"/>
-              </w:rPr>
-              <w:t>[£X.XX/month]</w:t>
+                <w:color w:val="C8922A"/>
+                <w:sz w:val="20"/>
+                <w:szCs w:val="20"/>
+              </w:rPr>
+              <w:t>£</w:t>
+            </w:r>
+            <w:r>
+              <w:rPr>
+                <w:b/>
+                <w:bCs/>
+                <w:color w:val="C8922A"/>
+                <w:sz w:val="20"/>
+                <w:szCs w:val="20"/>
+              </w:rPr>
+              <w:t>0</w:t>
+            </w:r>
+            <w:r>
+              <w:rPr>
+                <w:b/>
+                <w:bCs/>
+                <w:color w:val="C8922A"/>
+                <w:sz w:val="20"/>
+                <w:szCs w:val="20"/>
+              </w:rPr>
+              <w:t>.00/month</w:t>
             </w:r>
           </w:p>
         </w:tc>
@@ -5203,7 +5516,6 @@
           <w:sz w:val="20"/>
           <w:szCs w:val="20"/>
         </w:rPr>
-        <w:lastRenderedPageBreak/>
         <w:t>Planned improvements for the next version</w:t>
       </w:r>
     </w:p>
@@ -5757,7 +6069,6 @@
         </w:tabs>
       </w:pPr>
       <w:r>
-        <w:lastRenderedPageBreak/>
         <w:t>Serves Static Assets (Optional):</w:t>
       </w:r>
     </w:p>
@@ -7104,6 +7415,15 @@
 </file>
 
 <file path=customXml/item1.xml><?xml version="1.0" encoding="utf-8"?>
+<?mso-contentType ?>
+<FormTemplates xmlns="http://schemas.microsoft.com/sharepoint/v3/contenttype/forms">
+  <Display>DocumentLibraryForm</Display>
+  <Edit>DocumentLibraryForm</Edit>
+  <New>DocumentLibraryForm</New>
+</FormTemplates>
+</file>
+
+<file path=customXml/item2.xml><?xml version="1.0" encoding="utf-8"?>
 <p:properties xmlns:p="http://schemas.microsoft.com/office/2006/metadata/properties" xmlns:xsi="http://www.w3.org/2001/XMLSchema-instance" xmlns:pc="http://schemas.microsoft.com/office/infopath/2007/PartnerControls">
   <documentManagement>
     <TaxCatchAll xmlns="1f02373c-91b9-4d50-88b3-64e98dbf38be" xsi:nil="true"/>
@@ -7112,15 +7432,6 @@
     </lcf76f155ced4ddcb4097134ff3c332f>
   </documentManagement>
 </p:properties>
-</file>
-
-<file path=customXml/item2.xml><?xml version="1.0" encoding="utf-8"?>
-<?mso-contentType ?>
-<FormTemplates xmlns="http://schemas.microsoft.com/sharepoint/v3/contenttype/forms">
-  <Display>DocumentLibraryForm</Display>
-  <Edit>DocumentLibraryForm</Edit>
-  <New>DocumentLibraryForm</New>
-</FormTemplates>
 </file>
 
 <file path=customXml/item3.xml><?xml version="1.0" encoding="utf-8"?>
@@ -7331,20 +7642,20 @@
 </file>
 
 <file path=customXml/itemProps1.xml><?xml version="1.0" encoding="utf-8"?>
+<ds:datastoreItem xmlns:ds="http://schemas.openxmlformats.org/officeDocument/2006/customXml" ds:itemID="{CE4BE2F9-5067-4088-9F9B-1F3D17ABA8D7}">
+  <ds:schemaRefs>
+    <ds:schemaRef ds:uri="http://schemas.microsoft.com/sharepoint/v3/contenttype/forms"/>
+  </ds:schemaRefs>
+</ds:datastoreItem>
+</file>
+
+<file path=customXml/itemProps2.xml><?xml version="1.0" encoding="utf-8"?>
 <ds:datastoreItem xmlns:ds="http://schemas.openxmlformats.org/officeDocument/2006/customXml" ds:itemID="{82E5BD80-5074-4316-B334-2041375E4FBF}">
   <ds:schemaRefs>
     <ds:schemaRef ds:uri="http://schemas.microsoft.com/office/2006/metadata/properties"/>
     <ds:schemaRef ds:uri="http://schemas.microsoft.com/office/infopath/2007/PartnerControls"/>
     <ds:schemaRef ds:uri="1f02373c-91b9-4d50-88b3-64e98dbf38be"/>
     <ds:schemaRef ds:uri="833209ff-be3b-48c0-8c17-04759cd24c23"/>
-  </ds:schemaRefs>
-</ds:datastoreItem>
-</file>
-
-<file path=customXml/itemProps2.xml><?xml version="1.0" encoding="utf-8"?>
-<ds:datastoreItem xmlns:ds="http://schemas.openxmlformats.org/officeDocument/2006/customXml" ds:itemID="{CE4BE2F9-5067-4088-9F9B-1F3D17ABA8D7}">
-  <ds:schemaRefs>
-    <ds:schemaRef ds:uri="http://schemas.microsoft.com/sharepoint/v3/contenttype/forms"/>
   </ds:schemaRefs>
 </ds:datastoreItem>
 </file>

--- a/Mobile App Project Write-up.docx
+++ b/Mobile App Project Write-up.docx
@@ -1805,7 +1805,7 @@
                 <w:sz w:val="20"/>
                 <w:szCs w:val="20"/>
               </w:rPr>
-              <w:t>STORAGE</w:t>
+              <w:t>NETWORKING &amp; DELIVERY</w:t>
             </w:r>
           </w:p>
         </w:tc>
@@ -1840,7 +1840,7 @@
                 <w:sz w:val="20"/>
                 <w:szCs w:val="20"/>
               </w:rPr>
-              <w:t>S3</w:t>
+              <w:t>API Gateway</w:t>
             </w:r>
           </w:p>
         </w:tc>
@@ -1943,7 +1943,7 @@
                 <w:sz w:val="20"/>
                 <w:szCs w:val="20"/>
               </w:rPr>
-              <w:t>NETWORKING &amp; DELIVERY</w:t>
+              <w:t>DATABASE</w:t>
             </w:r>
           </w:p>
         </w:tc>
@@ -1978,7 +1978,7 @@
                 <w:sz w:val="20"/>
                 <w:szCs w:val="20"/>
               </w:rPr>
-              <w:t>API Gateway</w:t>
+              <w:t>DynamoDB</w:t>
             </w:r>
           </w:p>
         </w:tc>
@@ -2081,7 +2081,7 @@
                 <w:sz w:val="20"/>
                 <w:szCs w:val="20"/>
               </w:rPr>
-              <w:t>DATABASE</w:t>
+              <w:t>SECURITY &amp; IAM</w:t>
             </w:r>
           </w:p>
         </w:tc>
@@ -2116,7 +2116,7 @@
                 <w:sz w:val="20"/>
                 <w:szCs w:val="20"/>
               </w:rPr>
-              <w:t>DynamoDB</w:t>
+              <w:t>Cognito</w:t>
             </w:r>
           </w:p>
         </w:tc>
@@ -2219,7 +2219,7 @@
                 <w:sz w:val="20"/>
                 <w:szCs w:val="20"/>
               </w:rPr>
-              <w:t>SECURITY &amp; IAM</w:t>
+              <w:t>FRONT-END WEB AND MOBILE SERVICES</w:t>
             </w:r>
           </w:p>
         </w:tc>
@@ -2254,7 +2254,7 @@
                 <w:sz w:val="20"/>
                 <w:szCs w:val="20"/>
               </w:rPr>
-              <w:t>Cognito</w:t>
+              <w:t>Amplify</w:t>
             </w:r>
           </w:p>
         </w:tc>
@@ -2316,6 +2316,109 @@
                 <w:sz w:val="20"/>
                 <w:szCs w:val="20"/>
                 <w:highlight w:val="yellow"/>
+              </w:rPr>
+            </w:pPr>
+            <w:r>
+              <w:rPr>
+                <w:sz w:val="20"/>
+                <w:szCs w:val="20"/>
+                <w:highlight w:val="yellow"/>
+              </w:rPr>
+              <w:t>[Why chosen over a similar alternative]</w:t>
+            </w:r>
+          </w:p>
+        </w:tc>
+      </w:tr>
+      <w:tr>
+        <w:tc>
+          <w:tcPr>
+            <w:tcW w:w="2126" w:type="dxa"/>
+            <w:tcBorders>
+              <w:top w:val="single" w:sz="1" w:space="0" w:color="D0CBC0"/>
+              <w:left w:val="single" w:sz="1" w:space="0" w:color="D0CBC0"/>
+              <w:bottom w:val="single" w:sz="1" w:space="0" w:color="D0CBC0"/>
+              <w:right w:val="single" w:sz="1" w:space="0" w:color="D0CBC0"/>
+            </w:tcBorders>
+            <w:shd w:val="clear" w:color="auto" w:fill="FFFFFF"/>
+            <w:tcMar>
+              <w:top w:w="80" w:type="dxa"/>
+              <w:left w:w="120" w:type="dxa"/>
+              <w:bottom w:w="80" w:type="dxa"/>
+              <w:right w:w="80" w:type="dxa"/>
+            </w:tcMar>
+          </w:tcPr>
+          <w:p>
+            <w:pPr>
+              <w:rPr>
+                <w:sz w:val="20"/>
+                <w:szCs w:val="20"/>
+              </w:rPr>
+            </w:pPr>
+            <w:r>
+              <w:rPr>
+                <w:sz w:val="20"/>
+                <w:szCs w:val="20"/>
+              </w:rPr>
+              <w:t>Device Farm</w:t>
+            </w:r>
+          </w:p>
+        </w:tc>
+        <w:tc>
+          <w:tcPr>
+            <w:tcW w:w="3274" w:type="dxa"/>
+            <w:tcBorders>
+              <w:top w:val="single" w:sz="1" w:space="0" w:color="D0CBC0"/>
+              <w:left w:val="single" w:sz="1" w:space="0" w:color="D0CBC0"/>
+              <w:bottom w:val="single" w:sz="1" w:space="0" w:color="D0CBC0"/>
+              <w:right w:val="single" w:sz="1" w:space="0" w:color="D0CBC0"/>
+            </w:tcBorders>
+            <w:shd w:val="clear" w:color="auto" w:fill="FFFFFF"/>
+            <w:tcMar>
+              <w:top w:w="80" w:type="dxa"/>
+              <w:left w:w="120" w:type="dxa"/>
+              <w:bottom w:w="80" w:type="dxa"/>
+              <w:right w:w="80" w:type="dxa"/>
+            </w:tcMar>
+          </w:tcPr>
+          <w:p>
+            <w:pPr>
+              <w:rPr>
+                <w:sz w:val="20"/>
+                <w:szCs w:val="20"/>
+              </w:rPr>
+            </w:pPr>
+            <w:r>
+              <w:rPr>
+                <w:sz w:val="20"/>
+                <w:szCs w:val="20"/>
+                <w:highlight w:val="yellow"/>
+              </w:rPr>
+              <w:t>[What it does in this project]</w:t>
+            </w:r>
+          </w:p>
+        </w:tc>
+        <w:tc>
+          <w:tcPr>
+            <w:tcW w:w="4380" w:type="dxa"/>
+            <w:tcBorders>
+              <w:top w:val="single" w:sz="1" w:space="0" w:color="D0CBC0"/>
+              <w:left w:val="single" w:sz="1" w:space="0" w:color="D0CBC0"/>
+              <w:bottom w:val="single" w:sz="1" w:space="0" w:color="D0CBC0"/>
+              <w:right w:val="single" w:sz="1" w:space="0" w:color="D0CBC0"/>
+            </w:tcBorders>
+            <w:shd w:val="clear" w:color="auto" w:fill="FFFFFF"/>
+            <w:tcMar>
+              <w:top w:w="80" w:type="dxa"/>
+              <w:left w:w="120" w:type="dxa"/>
+              <w:bottom w:w="80" w:type="dxa"/>
+              <w:right w:w="80" w:type="dxa"/>
+            </w:tcMar>
+          </w:tcPr>
+          <w:p>
+            <w:pPr>
+              <w:rPr>
+                <w:sz w:val="20"/>
+                <w:szCs w:val="20"/>
               </w:rPr>
             </w:pPr>
             <w:r>
@@ -2357,7 +2460,7 @@
                 <w:sz w:val="20"/>
                 <w:szCs w:val="20"/>
               </w:rPr>
-              <w:t>FRONT-END WEB AND MOBILE SERVICES</w:t>
+              <w:t>NOTIFICATIONS</w:t>
             </w:r>
           </w:p>
         </w:tc>
@@ -2392,7 +2495,7 @@
                 <w:sz w:val="20"/>
                 <w:szCs w:val="20"/>
               </w:rPr>
-              <w:t>Amplify</w:t>
+              <w:t>SNS</w:t>
             </w:r>
           </w:p>
         </w:tc>
@@ -2463,2951 +2566,6 @@
                 <w:highlight w:val="yellow"/>
               </w:rPr>
               <w:t>[Why chosen over a similar alternative]</w:t>
-            </w:r>
-          </w:p>
-        </w:tc>
-      </w:tr>
-      <w:tr>
-        <w:tc>
-          <w:tcPr>
-            <w:tcW w:w="2126" w:type="dxa"/>
-            <w:tcBorders>
-              <w:top w:val="single" w:sz="1" w:space="0" w:color="D0CBC0"/>
-              <w:left w:val="single" w:sz="1" w:space="0" w:color="D0CBC0"/>
-              <w:bottom w:val="single" w:sz="1" w:space="0" w:color="D0CBC0"/>
-              <w:right w:val="single" w:sz="1" w:space="0" w:color="D0CBC0"/>
-            </w:tcBorders>
-            <w:shd w:val="clear" w:color="auto" w:fill="FFFFFF"/>
-            <w:tcMar>
-              <w:top w:w="80" w:type="dxa"/>
-              <w:left w:w="120" w:type="dxa"/>
-              <w:bottom w:w="80" w:type="dxa"/>
-              <w:right w:w="80" w:type="dxa"/>
-            </w:tcMar>
-          </w:tcPr>
-          <w:p>
-            <w:pPr>
-              <w:rPr>
-                <w:sz w:val="20"/>
-                <w:szCs w:val="20"/>
-              </w:rPr>
-            </w:pPr>
-            <w:r>
-              <w:rPr>
-                <w:sz w:val="20"/>
-                <w:szCs w:val="20"/>
-              </w:rPr>
-              <w:t>Device Farm</w:t>
-            </w:r>
-          </w:p>
-        </w:tc>
-        <w:tc>
-          <w:tcPr>
-            <w:tcW w:w="3274" w:type="dxa"/>
-            <w:tcBorders>
-              <w:top w:val="single" w:sz="1" w:space="0" w:color="D0CBC0"/>
-              <w:left w:val="single" w:sz="1" w:space="0" w:color="D0CBC0"/>
-              <w:bottom w:val="single" w:sz="1" w:space="0" w:color="D0CBC0"/>
-              <w:right w:val="single" w:sz="1" w:space="0" w:color="D0CBC0"/>
-            </w:tcBorders>
-            <w:shd w:val="clear" w:color="auto" w:fill="FFFFFF"/>
-            <w:tcMar>
-              <w:top w:w="80" w:type="dxa"/>
-              <w:left w:w="120" w:type="dxa"/>
-              <w:bottom w:w="80" w:type="dxa"/>
-              <w:right w:w="80" w:type="dxa"/>
-            </w:tcMar>
-          </w:tcPr>
-          <w:p>
-            <w:pPr>
-              <w:rPr>
-                <w:sz w:val="20"/>
-                <w:szCs w:val="20"/>
-              </w:rPr>
-            </w:pPr>
-            <w:r>
-              <w:rPr>
-                <w:sz w:val="20"/>
-                <w:szCs w:val="20"/>
-                <w:highlight w:val="yellow"/>
-              </w:rPr>
-              <w:t>[What it does in this project]</w:t>
-            </w:r>
-          </w:p>
-        </w:tc>
-        <w:tc>
-          <w:tcPr>
-            <w:tcW w:w="4380" w:type="dxa"/>
-            <w:tcBorders>
-              <w:top w:val="single" w:sz="1" w:space="0" w:color="D0CBC0"/>
-              <w:left w:val="single" w:sz="1" w:space="0" w:color="D0CBC0"/>
-              <w:bottom w:val="single" w:sz="1" w:space="0" w:color="D0CBC0"/>
-              <w:right w:val="single" w:sz="1" w:space="0" w:color="D0CBC0"/>
-            </w:tcBorders>
-            <w:shd w:val="clear" w:color="auto" w:fill="FFFFFF"/>
-            <w:tcMar>
-              <w:top w:w="80" w:type="dxa"/>
-              <w:left w:w="120" w:type="dxa"/>
-              <w:bottom w:w="80" w:type="dxa"/>
-              <w:right w:w="80" w:type="dxa"/>
-            </w:tcMar>
-          </w:tcPr>
-          <w:p>
-            <w:pPr>
-              <w:rPr>
-                <w:sz w:val="20"/>
-                <w:szCs w:val="20"/>
-              </w:rPr>
-            </w:pPr>
-            <w:r>
-              <w:rPr>
-                <w:sz w:val="20"/>
-                <w:szCs w:val="20"/>
-                <w:highlight w:val="yellow"/>
-              </w:rPr>
-              <w:t>[Why chosen over a similar alternative]</w:t>
-            </w:r>
-          </w:p>
-        </w:tc>
-      </w:tr>
-    </w:tbl>
-    <w:p/>
-    <w:tbl>
-      <w:tblPr>
-        <w:tblW w:w="9781" w:type="dxa"/>
-        <w:tblBorders>
-          <w:top w:val="single" w:sz="4" w:space="0" w:color="auto"/>
-          <w:left w:val="single" w:sz="4" w:space="0" w:color="auto"/>
-          <w:bottom w:val="single" w:sz="4" w:space="0" w:color="auto"/>
-          <w:right w:val="single" w:sz="4" w:space="0" w:color="auto"/>
-          <w:insideH w:val="single" w:sz="4" w:space="0" w:color="auto"/>
-          <w:insideV w:val="single" w:sz="4" w:space="0" w:color="auto"/>
-        </w:tblBorders>
-        <w:tblCellMar>
-          <w:left w:w="10" w:type="dxa"/>
-          <w:right w:w="10" w:type="dxa"/>
-        </w:tblCellMar>
-        <w:tblLook w:val="04A0" w:firstRow="1" w:lastRow="0" w:firstColumn="1" w:lastColumn="0" w:noHBand="0" w:noVBand="1"/>
-      </w:tblPr>
-      <w:tblGrid>
-        <w:gridCol w:w="900"/>
-        <w:gridCol w:w="8881"/>
-      </w:tblGrid>
-      <w:tr>
-        <w:tc>
-          <w:tcPr>
-            <w:tcW w:w="900" w:type="dxa"/>
-            <w:tcBorders>
-              <w:top w:val="none" w:sz="0" w:space="0" w:color="FFFFFF"/>
-              <w:left w:val="none" w:sz="0" w:space="0" w:color="FFFFFF"/>
-              <w:bottom w:val="none" w:sz="0" w:space="0" w:color="FFFFFF"/>
-              <w:right w:val="none" w:sz="0" w:space="0" w:color="FFFFFF"/>
-            </w:tcBorders>
-            <w:shd w:val="clear" w:color="auto" w:fill="0E1F3B"/>
-            <w:tcMar>
-              <w:top w:w="80" w:type="dxa"/>
-              <w:left w:w="120" w:type="dxa"/>
-              <w:bottom w:w="80" w:type="dxa"/>
-              <w:right w:w="80" w:type="dxa"/>
-            </w:tcMar>
-            <w:vAlign w:val="center"/>
-          </w:tcPr>
-          <w:p>
-            <w:pPr>
-              <w:jc w:val="center"/>
-            </w:pPr>
-            <w:r>
-              <w:rPr>
-                <w:rFonts w:ascii="Georgia" w:eastAsia="Georgia" w:hAnsi="Georgia" w:cs="Georgia"/>
-                <w:color w:val="FFFFFF"/>
-                <w:sz w:val="32"/>
-                <w:szCs w:val="32"/>
-              </w:rPr>
-              <w:t>06</w:t>
-            </w:r>
-          </w:p>
-        </w:tc>
-        <w:tc>
-          <w:tcPr>
-            <w:tcW w:w="8881" w:type="dxa"/>
-            <w:tcBorders>
-              <w:top w:val="none" w:sz="0" w:space="0" w:color="FFFFFF"/>
-              <w:left w:val="none" w:sz="0" w:space="0" w:color="FFFFFF"/>
-              <w:bottom w:val="none" w:sz="0" w:space="0" w:color="FFFFFF"/>
-              <w:right w:val="none" w:sz="0" w:space="0" w:color="FFFFFF"/>
-            </w:tcBorders>
-            <w:shd w:val="clear" w:color="auto" w:fill="C8922A"/>
-            <w:tcMar>
-              <w:top w:w="80" w:type="dxa"/>
-              <w:left w:w="200" w:type="dxa"/>
-              <w:bottom w:w="80" w:type="dxa"/>
-              <w:right w:w="120" w:type="dxa"/>
-            </w:tcMar>
-            <w:vAlign w:val="center"/>
-          </w:tcPr>
-          <w:p>
-            <w:r>
-              <w:rPr>
-                <w:b/>
-                <w:bCs/>
-                <w:color w:val="FFFFFF"/>
-                <w:sz w:val="26"/>
-                <w:szCs w:val="26"/>
-              </w:rPr>
-              <w:t>Application Flow</w:t>
-            </w:r>
-          </w:p>
-        </w:tc>
-      </w:tr>
-    </w:tbl>
-    <w:p/>
-    <w:p>
-      <w:pPr>
-        <w:spacing w:after="160"/>
-      </w:pPr>
-      <w:r>
-        <w:rPr>
-          <w:color w:val="666666"/>
-          <w:sz w:val="19"/>
-          <w:szCs w:val="19"/>
-        </w:rPr>
-        <w:t>Describe how data moves through the system step by step. Trace each flow from the user action to the final response. Use plain language.</w:t>
-      </w:r>
-    </w:p>
-    <w:p>
-      <w:pPr>
-        <w:spacing w:after="120"/>
-      </w:pPr>
-      <w:r>
-        <w:rPr>
-          <w:b/>
-          <w:bCs/>
-          <w:color w:val="0E1F3B"/>
-          <w:sz w:val="21"/>
-          <w:szCs w:val="21"/>
-        </w:rPr>
-        <w:t>Flow 1 — [Name your first flow, e.g. Visitor loads the website]</w:t>
-      </w:r>
-    </w:p>
-    <w:p>
-      <w:pPr>
-        <w:pStyle w:val="ListParagraph"/>
-        <w:numPr>
-          <w:ilvl w:val="0"/>
-          <w:numId w:val="2"/>
-        </w:numPr>
-        <w:spacing w:before="20" w:after="80"/>
-      </w:pPr>
-      <w:r>
-        <w:rPr>
-          <w:sz w:val="20"/>
-          <w:szCs w:val="20"/>
-        </w:rPr>
-        <w:t>Step 1: [e.g. Visitor types the domain name into their browser]</w:t>
-      </w:r>
-    </w:p>
-    <w:p>
-      <w:pPr>
-        <w:pStyle w:val="ListParagraph"/>
-        <w:numPr>
-          <w:ilvl w:val="0"/>
-          <w:numId w:val="2"/>
-        </w:numPr>
-        <w:spacing w:before="20" w:after="80"/>
-      </w:pPr>
-      <w:r>
-        <w:rPr>
-          <w:sz w:val="20"/>
-          <w:szCs w:val="20"/>
-        </w:rPr>
-        <w:t>Step 2: [e.g. Route 53 translates the domain to the CloudFront distribution]</w:t>
-      </w:r>
-    </w:p>
-    <w:p>
-      <w:pPr>
-        <w:pStyle w:val="ListParagraph"/>
-        <w:numPr>
-          <w:ilvl w:val="0"/>
-          <w:numId w:val="2"/>
-        </w:numPr>
-        <w:spacing w:before="20" w:after="80"/>
-      </w:pPr>
-      <w:r>
-        <w:rPr>
-          <w:sz w:val="20"/>
-          <w:szCs w:val="20"/>
-        </w:rPr>
-        <w:t>Step 3: [e.g. CloudFront checks its cache — serves from edge if cached]</w:t>
-      </w:r>
-    </w:p>
-    <w:p>
-      <w:pPr>
-        <w:pStyle w:val="ListParagraph"/>
-        <w:numPr>
-          <w:ilvl w:val="0"/>
-          <w:numId w:val="2"/>
-        </w:numPr>
-        <w:spacing w:before="20" w:after="80"/>
-      </w:pPr>
-      <w:r>
-        <w:rPr>
-          <w:sz w:val="20"/>
-          <w:szCs w:val="20"/>
-        </w:rPr>
-        <w:t>Step 4: [e.g. If not cached, CloudFront fetches from S3 via Origin Access Control]</w:t>
-      </w:r>
-    </w:p>
-    <w:p>
-      <w:pPr>
-        <w:pStyle w:val="ListParagraph"/>
-        <w:numPr>
-          <w:ilvl w:val="0"/>
-          <w:numId w:val="2"/>
-        </w:numPr>
-        <w:spacing w:before="20" w:after="80"/>
-      </w:pPr>
-      <w:r>
-        <w:rPr>
-          <w:sz w:val="20"/>
-          <w:szCs w:val="20"/>
-        </w:rPr>
-        <w:t>Step 5: [e.g. Browser loads the page and calls the visitor counter API]</w:t>
-      </w:r>
-    </w:p>
-    <w:p>
-      <w:pPr>
-        <w:pStyle w:val="ListParagraph"/>
-        <w:numPr>
-          <w:ilvl w:val="0"/>
-          <w:numId w:val="2"/>
-        </w:numPr>
-        <w:spacing w:before="20" w:after="80"/>
-      </w:pPr>
-      <w:r>
-        <w:rPr>
-          <w:sz w:val="20"/>
-          <w:szCs w:val="20"/>
-        </w:rPr>
-        <w:t>Step 6: [Continue tracing the flow...]</w:t>
-      </w:r>
-    </w:p>
-    <w:p/>
-    <w:p>
-      <w:pPr>
-        <w:spacing w:after="120"/>
-      </w:pPr>
-      <w:r>
-        <w:rPr>
-          <w:b/>
-          <w:bCs/>
-          <w:color w:val="0E1F3B"/>
-          <w:sz w:val="21"/>
-          <w:szCs w:val="21"/>
-        </w:rPr>
-        <w:t>Flow 2 — [Name your second flow, e.g. Visitor submits contact form]</w:t>
-      </w:r>
-    </w:p>
-    <w:p>
-      <w:pPr>
-        <w:pStyle w:val="ListParagraph"/>
-        <w:numPr>
-          <w:ilvl w:val="0"/>
-          <w:numId w:val="2"/>
-        </w:numPr>
-        <w:spacing w:before="20" w:after="80"/>
-      </w:pPr>
-      <w:r>
-        <w:rPr>
-          <w:sz w:val="20"/>
-          <w:szCs w:val="20"/>
-        </w:rPr>
-        <w:t>Step 1: [e.g. Visitor fills in the form and clicks Send]</w:t>
-      </w:r>
-    </w:p>
-    <w:p>
-      <w:pPr>
-        <w:pStyle w:val="ListParagraph"/>
-        <w:numPr>
-          <w:ilvl w:val="0"/>
-          <w:numId w:val="2"/>
-        </w:numPr>
-        <w:spacing w:before="20" w:after="80"/>
-      </w:pPr>
-      <w:r>
-        <w:rPr>
-          <w:sz w:val="20"/>
-          <w:szCs w:val="20"/>
-        </w:rPr>
-        <w:t>Step 2: [e.g. Browser sends a POST request to the API Gateway endpoint]</w:t>
-      </w:r>
-    </w:p>
-    <w:p>
-      <w:pPr>
-        <w:pStyle w:val="ListParagraph"/>
-        <w:numPr>
-          <w:ilvl w:val="0"/>
-          <w:numId w:val="2"/>
-        </w:numPr>
-        <w:spacing w:before="20" w:after="80"/>
-      </w:pPr>
-      <w:r>
-        <w:rPr>
-          <w:sz w:val="20"/>
-          <w:szCs w:val="20"/>
-        </w:rPr>
-        <w:t>Step 3: [e.g. API Gateway triggers the contact-form Lambda function]</w:t>
-      </w:r>
-    </w:p>
-    <w:p>
-      <w:pPr>
-        <w:pStyle w:val="ListParagraph"/>
-        <w:numPr>
-          <w:ilvl w:val="0"/>
-          <w:numId w:val="2"/>
-        </w:numPr>
-        <w:spacing w:before="20" w:after="80"/>
-      </w:pPr>
-      <w:r>
-        <w:rPr>
-          <w:sz w:val="20"/>
-          <w:szCs w:val="20"/>
-        </w:rPr>
-        <w:t>Step 4: [e.g. Lambda reads the form data and validates it]</w:t>
-      </w:r>
-    </w:p>
-    <w:p>
-      <w:pPr>
-        <w:pStyle w:val="ListParagraph"/>
-        <w:numPr>
-          <w:ilvl w:val="0"/>
-          <w:numId w:val="2"/>
-        </w:numPr>
-        <w:spacing w:before="20" w:after="80"/>
-      </w:pPr>
-      <w:r>
-        <w:rPr>
-          <w:sz w:val="20"/>
-          <w:szCs w:val="20"/>
-        </w:rPr>
-        <w:t>Step 5: [e.g. Lambda calls SES to send an email to the site owner]</w:t>
-      </w:r>
-    </w:p>
-    <w:p>
-      <w:pPr>
-        <w:pStyle w:val="ListParagraph"/>
-        <w:numPr>
-          <w:ilvl w:val="0"/>
-          <w:numId w:val="2"/>
-        </w:numPr>
-        <w:spacing w:before="20" w:after="80"/>
-      </w:pPr>
-      <w:r>
-        <w:rPr>
-          <w:sz w:val="20"/>
-          <w:szCs w:val="20"/>
-        </w:rPr>
-        <w:t>Step 6: [e.g. Lambda returns a success response — browser shows confirmation]</w:t>
-      </w:r>
-    </w:p>
-    <w:p/>
-    <w:tbl>
-      <w:tblPr>
-        <w:tblW w:w="9781" w:type="dxa"/>
-        <w:tblBorders>
-          <w:top w:val="single" w:sz="4" w:space="0" w:color="auto"/>
-          <w:left w:val="single" w:sz="4" w:space="0" w:color="auto"/>
-          <w:bottom w:val="single" w:sz="4" w:space="0" w:color="auto"/>
-          <w:right w:val="single" w:sz="4" w:space="0" w:color="auto"/>
-          <w:insideH w:val="single" w:sz="4" w:space="0" w:color="auto"/>
-          <w:insideV w:val="single" w:sz="4" w:space="0" w:color="auto"/>
-        </w:tblBorders>
-        <w:tblCellMar>
-          <w:left w:w="10" w:type="dxa"/>
-          <w:right w:w="10" w:type="dxa"/>
-        </w:tblCellMar>
-        <w:tblLook w:val="04A0" w:firstRow="1" w:lastRow="0" w:firstColumn="1" w:lastColumn="0" w:noHBand="0" w:noVBand="1"/>
-      </w:tblPr>
-      <w:tblGrid>
-        <w:gridCol w:w="900"/>
-        <w:gridCol w:w="8881"/>
-      </w:tblGrid>
-      <w:tr>
-        <w:tc>
-          <w:tcPr>
-            <w:tcW w:w="900" w:type="dxa"/>
-            <w:tcBorders>
-              <w:top w:val="none" w:sz="0" w:space="0" w:color="FFFFFF"/>
-              <w:left w:val="none" w:sz="0" w:space="0" w:color="FFFFFF"/>
-              <w:bottom w:val="none" w:sz="0" w:space="0" w:color="FFFFFF"/>
-              <w:right w:val="none" w:sz="0" w:space="0" w:color="FFFFFF"/>
-            </w:tcBorders>
-            <w:shd w:val="clear" w:color="auto" w:fill="0E1F3B"/>
-            <w:tcMar>
-              <w:top w:w="80" w:type="dxa"/>
-              <w:left w:w="120" w:type="dxa"/>
-              <w:bottom w:w="80" w:type="dxa"/>
-              <w:right w:w="80" w:type="dxa"/>
-            </w:tcMar>
-            <w:vAlign w:val="center"/>
-          </w:tcPr>
-          <w:p>
-            <w:pPr>
-              <w:jc w:val="center"/>
-            </w:pPr>
-            <w:r>
-              <w:rPr>
-                <w:rFonts w:ascii="Georgia" w:eastAsia="Georgia" w:hAnsi="Georgia" w:cs="Georgia"/>
-                <w:color w:val="FFFFFF"/>
-                <w:sz w:val="32"/>
-                <w:szCs w:val="32"/>
-              </w:rPr>
-              <w:t>07</w:t>
-            </w:r>
-          </w:p>
-        </w:tc>
-        <w:tc>
-          <w:tcPr>
-            <w:tcW w:w="8881" w:type="dxa"/>
-            <w:tcBorders>
-              <w:top w:val="none" w:sz="0" w:space="0" w:color="FFFFFF"/>
-              <w:left w:val="none" w:sz="0" w:space="0" w:color="FFFFFF"/>
-              <w:bottom w:val="none" w:sz="0" w:space="0" w:color="FFFFFF"/>
-              <w:right w:val="none" w:sz="0" w:space="0" w:color="FFFFFF"/>
-            </w:tcBorders>
-            <w:shd w:val="clear" w:color="auto" w:fill="C8922A"/>
-            <w:tcMar>
-              <w:top w:w="80" w:type="dxa"/>
-              <w:left w:w="200" w:type="dxa"/>
-              <w:bottom w:w="80" w:type="dxa"/>
-              <w:right w:w="120" w:type="dxa"/>
-            </w:tcMar>
-            <w:vAlign w:val="center"/>
-          </w:tcPr>
-          <w:p>
-            <w:r>
-              <w:rPr>
-                <w:b/>
-                <w:bCs/>
-                <w:color w:val="FFFFFF"/>
-                <w:sz w:val="26"/>
-                <w:szCs w:val="26"/>
-              </w:rPr>
-              <w:t>Security</w:t>
-            </w:r>
-          </w:p>
-        </w:tc>
-      </w:tr>
-    </w:tbl>
-    <w:p/>
-    <w:p>
-      <w:pPr>
-        <w:spacing w:after="120"/>
-      </w:pPr>
-      <w:r>
-        <w:rPr>
-          <w:color w:val="666666"/>
-          <w:sz w:val="19"/>
-          <w:szCs w:val="19"/>
-        </w:rPr>
-        <w:t>A client will always ask how their data is protected. Describe every security control implemented in this project.</w:t>
-      </w:r>
-    </w:p>
-    <w:tbl>
-      <w:tblPr>
-        <w:tblW w:w="9780" w:type="dxa"/>
-        <w:tblBorders>
-          <w:top w:val="single" w:sz="4" w:space="0" w:color="auto"/>
-          <w:left w:val="single" w:sz="4" w:space="0" w:color="auto"/>
-          <w:bottom w:val="single" w:sz="4" w:space="0" w:color="auto"/>
-          <w:right w:val="single" w:sz="4" w:space="0" w:color="auto"/>
-          <w:insideH w:val="single" w:sz="4" w:space="0" w:color="auto"/>
-          <w:insideV w:val="single" w:sz="4" w:space="0" w:color="auto"/>
-        </w:tblBorders>
-        <w:tblCellMar>
-          <w:left w:w="10" w:type="dxa"/>
-          <w:right w:w="10" w:type="dxa"/>
-        </w:tblCellMar>
-        <w:tblLook w:val="04A0" w:firstRow="1" w:lastRow="0" w:firstColumn="1" w:lastColumn="0" w:noHBand="0" w:noVBand="1"/>
-      </w:tblPr>
-      <w:tblGrid>
-        <w:gridCol w:w="2400"/>
-        <w:gridCol w:w="4400"/>
-        <w:gridCol w:w="2980"/>
-      </w:tblGrid>
-      <w:tr>
-        <w:tc>
-          <w:tcPr>
-            <w:tcW w:w="2400" w:type="dxa"/>
-            <w:tcBorders>
-              <w:top w:val="single" w:sz="1" w:space="0" w:color="0E1F3B"/>
-              <w:left w:val="single" w:sz="1" w:space="0" w:color="0E1F3B"/>
-              <w:bottom w:val="single" w:sz="1" w:space="0" w:color="0E1F3B"/>
-              <w:right w:val="single" w:sz="1" w:space="0" w:color="0E1F3B"/>
-            </w:tcBorders>
-            <w:shd w:val="clear" w:color="auto" w:fill="0E1F3B"/>
-            <w:tcMar>
-              <w:top w:w="80" w:type="dxa"/>
-              <w:left w:w="120" w:type="dxa"/>
-              <w:bottom w:w="80" w:type="dxa"/>
-              <w:right w:w="80" w:type="dxa"/>
-            </w:tcMar>
-          </w:tcPr>
-          <w:p>
-            <w:r>
-              <w:rPr>
-                <w:b/>
-                <w:bCs/>
-                <w:color w:val="FFFFFF"/>
-                <w:sz w:val="19"/>
-                <w:szCs w:val="19"/>
-              </w:rPr>
-              <w:lastRenderedPageBreak/>
-              <w:t>Security control</w:t>
-            </w:r>
-          </w:p>
-        </w:tc>
-        <w:tc>
-          <w:tcPr>
-            <w:tcW w:w="4400" w:type="dxa"/>
-            <w:tcBorders>
-              <w:top w:val="single" w:sz="1" w:space="0" w:color="0E1F3B"/>
-              <w:left w:val="single" w:sz="1" w:space="0" w:color="0E1F3B"/>
-              <w:bottom w:val="single" w:sz="1" w:space="0" w:color="0E1F3B"/>
-              <w:right w:val="single" w:sz="1" w:space="0" w:color="0E1F3B"/>
-            </w:tcBorders>
-            <w:shd w:val="clear" w:color="auto" w:fill="0E1F3B"/>
-            <w:tcMar>
-              <w:top w:w="80" w:type="dxa"/>
-              <w:left w:w="120" w:type="dxa"/>
-              <w:bottom w:w="80" w:type="dxa"/>
-              <w:right w:w="80" w:type="dxa"/>
-            </w:tcMar>
-          </w:tcPr>
-          <w:p>
-            <w:r>
-              <w:rPr>
-                <w:b/>
-                <w:bCs/>
-                <w:color w:val="FFFFFF"/>
-                <w:sz w:val="19"/>
-                <w:szCs w:val="19"/>
-              </w:rPr>
-              <w:t>How it is implemented in this project</w:t>
-            </w:r>
-          </w:p>
-        </w:tc>
-        <w:tc>
-          <w:tcPr>
-            <w:tcW w:w="2980" w:type="dxa"/>
-            <w:tcBorders>
-              <w:top w:val="single" w:sz="1" w:space="0" w:color="0E1F3B"/>
-              <w:left w:val="single" w:sz="1" w:space="0" w:color="0E1F3B"/>
-              <w:bottom w:val="single" w:sz="1" w:space="0" w:color="0E1F3B"/>
-              <w:right w:val="single" w:sz="1" w:space="0" w:color="0E1F3B"/>
-            </w:tcBorders>
-            <w:shd w:val="clear" w:color="auto" w:fill="0E1F3B"/>
-            <w:tcMar>
-              <w:top w:w="80" w:type="dxa"/>
-              <w:left w:w="120" w:type="dxa"/>
-              <w:bottom w:w="80" w:type="dxa"/>
-              <w:right w:w="80" w:type="dxa"/>
-            </w:tcMar>
-          </w:tcPr>
-          <w:p>
-            <w:r>
-              <w:rPr>
-                <w:b/>
-                <w:bCs/>
-                <w:color w:val="FFFFFF"/>
-                <w:sz w:val="19"/>
-                <w:szCs w:val="19"/>
-              </w:rPr>
-              <w:t>Status</w:t>
-            </w:r>
-          </w:p>
-        </w:tc>
-      </w:tr>
-      <w:tr>
-        <w:tc>
-          <w:tcPr>
-            <w:tcW w:w="2400" w:type="dxa"/>
-            <w:tcBorders>
-              <w:top w:val="single" w:sz="1" w:space="0" w:color="D0CBC0"/>
-              <w:left w:val="single" w:sz="1" w:space="0" w:color="D0CBC0"/>
-              <w:bottom w:val="single" w:sz="1" w:space="0" w:color="D0CBC0"/>
-              <w:right w:val="single" w:sz="1" w:space="0" w:color="D0CBC0"/>
-            </w:tcBorders>
-            <w:shd w:val="clear" w:color="auto" w:fill="FFFFFF"/>
-            <w:tcMar>
-              <w:top w:w="80" w:type="dxa"/>
-              <w:left w:w="120" w:type="dxa"/>
-              <w:bottom w:w="80" w:type="dxa"/>
-              <w:right w:w="80" w:type="dxa"/>
-            </w:tcMar>
-          </w:tcPr>
-          <w:p>
-            <w:pPr>
-              <w:rPr>
-                <w:sz w:val="20"/>
-                <w:szCs w:val="20"/>
-              </w:rPr>
-            </w:pPr>
-            <w:r>
-              <w:rPr>
-                <w:sz w:val="20"/>
-                <w:szCs w:val="20"/>
-              </w:rPr>
-              <w:t>HTTPS / TLS encryption</w:t>
-            </w:r>
-          </w:p>
-        </w:tc>
-        <w:tc>
-          <w:tcPr>
-            <w:tcW w:w="4400" w:type="dxa"/>
-            <w:tcBorders>
-              <w:top w:val="single" w:sz="1" w:space="0" w:color="D0CBC0"/>
-              <w:left w:val="single" w:sz="1" w:space="0" w:color="D0CBC0"/>
-              <w:bottom w:val="single" w:sz="1" w:space="0" w:color="D0CBC0"/>
-              <w:right w:val="single" w:sz="1" w:space="0" w:color="D0CBC0"/>
-            </w:tcBorders>
-            <w:shd w:val="clear" w:color="auto" w:fill="FFFFFF"/>
-            <w:tcMar>
-              <w:top w:w="80" w:type="dxa"/>
-              <w:left w:w="120" w:type="dxa"/>
-              <w:bottom w:w="80" w:type="dxa"/>
-              <w:right w:w="80" w:type="dxa"/>
-            </w:tcMar>
-          </w:tcPr>
-          <w:p>
-            <w:pPr>
-              <w:rPr>
-                <w:sz w:val="20"/>
-                <w:szCs w:val="20"/>
-              </w:rPr>
-            </w:pPr>
-            <w:r>
-              <w:rPr>
-                <w:sz w:val="20"/>
-                <w:szCs w:val="20"/>
-              </w:rPr>
-              <w:t>[Describe how HTTPS is enforced — e.g. CloudFront redirects HTTP to HTTPS. All traffic encrypted in transit via TLS.]</w:t>
-            </w:r>
-          </w:p>
-        </w:tc>
-        <w:tc>
-          <w:tcPr>
-            <w:tcW w:w="2980" w:type="dxa"/>
-            <w:tcBorders>
-              <w:top w:val="single" w:sz="1" w:space="0" w:color="D0CBC0"/>
-              <w:left w:val="single" w:sz="1" w:space="0" w:color="D0CBC0"/>
-              <w:bottom w:val="single" w:sz="1" w:space="0" w:color="D0CBC0"/>
-              <w:right w:val="single" w:sz="1" w:space="0" w:color="D0CBC0"/>
-            </w:tcBorders>
-            <w:shd w:val="clear" w:color="auto" w:fill="FFFFFF"/>
-            <w:tcMar>
-              <w:top w:w="80" w:type="dxa"/>
-              <w:left w:w="120" w:type="dxa"/>
-              <w:bottom w:w="80" w:type="dxa"/>
-              <w:right w:w="80" w:type="dxa"/>
-            </w:tcMar>
-          </w:tcPr>
-          <w:p>
-            <w:pPr>
-              <w:rPr>
-                <w:sz w:val="20"/>
-                <w:szCs w:val="20"/>
-              </w:rPr>
-            </w:pPr>
-            <w:r>
-              <w:rPr>
-                <w:sz w:val="20"/>
-                <w:szCs w:val="20"/>
-              </w:rPr>
-              <w:t>[ ] Implemented</w:t>
-            </w:r>
-          </w:p>
-        </w:tc>
-      </w:tr>
-      <w:tr>
-        <w:tc>
-          <w:tcPr>
-            <w:tcW w:w="2400" w:type="dxa"/>
-            <w:tcBorders>
-              <w:top w:val="single" w:sz="1" w:space="0" w:color="D0CBC0"/>
-              <w:left w:val="single" w:sz="1" w:space="0" w:color="D0CBC0"/>
-              <w:bottom w:val="single" w:sz="1" w:space="0" w:color="D0CBC0"/>
-              <w:right w:val="single" w:sz="1" w:space="0" w:color="D0CBC0"/>
-            </w:tcBorders>
-            <w:shd w:val="clear" w:color="auto" w:fill="F5F0E8"/>
-            <w:tcMar>
-              <w:top w:w="80" w:type="dxa"/>
-              <w:left w:w="120" w:type="dxa"/>
-              <w:bottom w:w="80" w:type="dxa"/>
-              <w:right w:w="80" w:type="dxa"/>
-            </w:tcMar>
-          </w:tcPr>
-          <w:p>
-            <w:pPr>
-              <w:rPr>
-                <w:sz w:val="20"/>
-                <w:szCs w:val="20"/>
-              </w:rPr>
-            </w:pPr>
-            <w:r>
-              <w:rPr>
-                <w:sz w:val="20"/>
-                <w:szCs w:val="20"/>
-              </w:rPr>
-              <w:t>Private S3 bucket</w:t>
-            </w:r>
-          </w:p>
-        </w:tc>
-        <w:tc>
-          <w:tcPr>
-            <w:tcW w:w="4400" w:type="dxa"/>
-            <w:tcBorders>
-              <w:top w:val="single" w:sz="1" w:space="0" w:color="D0CBC0"/>
-              <w:left w:val="single" w:sz="1" w:space="0" w:color="D0CBC0"/>
-              <w:bottom w:val="single" w:sz="1" w:space="0" w:color="D0CBC0"/>
-              <w:right w:val="single" w:sz="1" w:space="0" w:color="D0CBC0"/>
-            </w:tcBorders>
-            <w:shd w:val="clear" w:color="auto" w:fill="F5F0E8"/>
-            <w:tcMar>
-              <w:top w:w="80" w:type="dxa"/>
-              <w:left w:w="120" w:type="dxa"/>
-              <w:bottom w:w="80" w:type="dxa"/>
-              <w:right w:w="80" w:type="dxa"/>
-            </w:tcMar>
-          </w:tcPr>
-          <w:p>
-            <w:pPr>
-              <w:rPr>
-                <w:sz w:val="20"/>
-                <w:szCs w:val="20"/>
-              </w:rPr>
-            </w:pPr>
-            <w:r>
-              <w:rPr>
-                <w:sz w:val="20"/>
-                <w:szCs w:val="20"/>
-              </w:rPr>
-              <w:t>[e.g. Block All Public Access enabled. Only CloudFront can access the bucket via Origin Access Control (OAC).]</w:t>
-            </w:r>
-          </w:p>
-        </w:tc>
-        <w:tc>
-          <w:tcPr>
-            <w:tcW w:w="2980" w:type="dxa"/>
-            <w:tcBorders>
-              <w:top w:val="single" w:sz="1" w:space="0" w:color="D0CBC0"/>
-              <w:left w:val="single" w:sz="1" w:space="0" w:color="D0CBC0"/>
-              <w:bottom w:val="single" w:sz="1" w:space="0" w:color="D0CBC0"/>
-              <w:right w:val="single" w:sz="1" w:space="0" w:color="D0CBC0"/>
-            </w:tcBorders>
-            <w:shd w:val="clear" w:color="auto" w:fill="F5F0E8"/>
-            <w:tcMar>
-              <w:top w:w="80" w:type="dxa"/>
-              <w:left w:w="120" w:type="dxa"/>
-              <w:bottom w:w="80" w:type="dxa"/>
-              <w:right w:w="80" w:type="dxa"/>
-            </w:tcMar>
-          </w:tcPr>
-          <w:p>
-            <w:pPr>
-              <w:rPr>
-                <w:sz w:val="20"/>
-                <w:szCs w:val="20"/>
-              </w:rPr>
-            </w:pPr>
-            <w:r>
-              <w:rPr>
-                <w:sz w:val="20"/>
-                <w:szCs w:val="20"/>
-              </w:rPr>
-              <w:t>[ ] Implemented</w:t>
-            </w:r>
-          </w:p>
-        </w:tc>
-      </w:tr>
-      <w:tr>
-        <w:tc>
-          <w:tcPr>
-            <w:tcW w:w="2400" w:type="dxa"/>
-            <w:tcBorders>
-              <w:top w:val="single" w:sz="1" w:space="0" w:color="D0CBC0"/>
-              <w:left w:val="single" w:sz="1" w:space="0" w:color="D0CBC0"/>
-              <w:bottom w:val="single" w:sz="1" w:space="0" w:color="D0CBC0"/>
-              <w:right w:val="single" w:sz="1" w:space="0" w:color="D0CBC0"/>
-            </w:tcBorders>
-            <w:shd w:val="clear" w:color="auto" w:fill="FFFFFF"/>
-            <w:tcMar>
-              <w:top w:w="80" w:type="dxa"/>
-              <w:left w:w="120" w:type="dxa"/>
-              <w:bottom w:w="80" w:type="dxa"/>
-              <w:right w:w="80" w:type="dxa"/>
-            </w:tcMar>
-          </w:tcPr>
-          <w:p>
-            <w:pPr>
-              <w:rPr>
-                <w:sz w:val="20"/>
-                <w:szCs w:val="20"/>
-              </w:rPr>
-            </w:pPr>
-            <w:r>
-              <w:rPr>
-                <w:sz w:val="20"/>
-                <w:szCs w:val="20"/>
-              </w:rPr>
-              <w:t>IAM least privilege</w:t>
-            </w:r>
-          </w:p>
-        </w:tc>
-        <w:tc>
-          <w:tcPr>
-            <w:tcW w:w="4400" w:type="dxa"/>
-            <w:tcBorders>
-              <w:top w:val="single" w:sz="1" w:space="0" w:color="D0CBC0"/>
-              <w:left w:val="single" w:sz="1" w:space="0" w:color="D0CBC0"/>
-              <w:bottom w:val="single" w:sz="1" w:space="0" w:color="D0CBC0"/>
-              <w:right w:val="single" w:sz="1" w:space="0" w:color="D0CBC0"/>
-            </w:tcBorders>
-            <w:shd w:val="clear" w:color="auto" w:fill="FFFFFF"/>
-            <w:tcMar>
-              <w:top w:w="80" w:type="dxa"/>
-              <w:left w:w="120" w:type="dxa"/>
-              <w:bottom w:w="80" w:type="dxa"/>
-              <w:right w:w="80" w:type="dxa"/>
-            </w:tcMar>
-          </w:tcPr>
-          <w:p>
-            <w:pPr>
-              <w:rPr>
-                <w:sz w:val="20"/>
-                <w:szCs w:val="20"/>
-              </w:rPr>
-            </w:pPr>
-            <w:r>
-              <w:rPr>
-                <w:sz w:val="20"/>
-                <w:szCs w:val="20"/>
-              </w:rPr>
-              <w:t>[e.g. Lambda execution role grants only DynamoDB read/write and SES send — no other permissions.]</w:t>
-            </w:r>
-          </w:p>
-        </w:tc>
-        <w:tc>
-          <w:tcPr>
-            <w:tcW w:w="2980" w:type="dxa"/>
-            <w:tcBorders>
-              <w:top w:val="single" w:sz="1" w:space="0" w:color="D0CBC0"/>
-              <w:left w:val="single" w:sz="1" w:space="0" w:color="D0CBC0"/>
-              <w:bottom w:val="single" w:sz="1" w:space="0" w:color="D0CBC0"/>
-              <w:right w:val="single" w:sz="1" w:space="0" w:color="D0CBC0"/>
-            </w:tcBorders>
-            <w:shd w:val="clear" w:color="auto" w:fill="FFFFFF"/>
-            <w:tcMar>
-              <w:top w:w="80" w:type="dxa"/>
-              <w:left w:w="120" w:type="dxa"/>
-              <w:bottom w:w="80" w:type="dxa"/>
-              <w:right w:w="80" w:type="dxa"/>
-            </w:tcMar>
-          </w:tcPr>
-          <w:p>
-            <w:pPr>
-              <w:rPr>
-                <w:sz w:val="20"/>
-                <w:szCs w:val="20"/>
-              </w:rPr>
-            </w:pPr>
-            <w:r>
-              <w:rPr>
-                <w:sz w:val="20"/>
-                <w:szCs w:val="20"/>
-              </w:rPr>
-              <w:t>[ ] Implemented</w:t>
-            </w:r>
-          </w:p>
-        </w:tc>
-      </w:tr>
-      <w:tr>
-        <w:tc>
-          <w:tcPr>
-            <w:tcW w:w="2400" w:type="dxa"/>
-            <w:tcBorders>
-              <w:top w:val="single" w:sz="1" w:space="0" w:color="D0CBC0"/>
-              <w:left w:val="single" w:sz="1" w:space="0" w:color="D0CBC0"/>
-              <w:bottom w:val="single" w:sz="1" w:space="0" w:color="D0CBC0"/>
-              <w:right w:val="single" w:sz="1" w:space="0" w:color="D0CBC0"/>
-            </w:tcBorders>
-            <w:shd w:val="clear" w:color="auto" w:fill="F5F0E8"/>
-            <w:tcMar>
-              <w:top w:w="80" w:type="dxa"/>
-              <w:left w:w="120" w:type="dxa"/>
-              <w:bottom w:w="80" w:type="dxa"/>
-              <w:right w:w="80" w:type="dxa"/>
-            </w:tcMar>
-          </w:tcPr>
-          <w:p>
-            <w:pPr>
-              <w:rPr>
-                <w:sz w:val="20"/>
-                <w:szCs w:val="20"/>
-              </w:rPr>
-            </w:pPr>
-            <w:r>
-              <w:rPr>
-                <w:sz w:val="20"/>
-                <w:szCs w:val="20"/>
-              </w:rPr>
-              <w:t>No hardcoded credentials</w:t>
-            </w:r>
-          </w:p>
-        </w:tc>
-        <w:tc>
-          <w:tcPr>
-            <w:tcW w:w="4400" w:type="dxa"/>
-            <w:tcBorders>
-              <w:top w:val="single" w:sz="1" w:space="0" w:color="D0CBC0"/>
-              <w:left w:val="single" w:sz="1" w:space="0" w:color="D0CBC0"/>
-              <w:bottom w:val="single" w:sz="1" w:space="0" w:color="D0CBC0"/>
-              <w:right w:val="single" w:sz="1" w:space="0" w:color="D0CBC0"/>
-            </w:tcBorders>
-            <w:shd w:val="clear" w:color="auto" w:fill="F5F0E8"/>
-            <w:tcMar>
-              <w:top w:w="80" w:type="dxa"/>
-              <w:left w:w="120" w:type="dxa"/>
-              <w:bottom w:w="80" w:type="dxa"/>
-              <w:right w:w="80" w:type="dxa"/>
-            </w:tcMar>
-          </w:tcPr>
-          <w:p>
-            <w:pPr>
-              <w:rPr>
-                <w:sz w:val="20"/>
-                <w:szCs w:val="20"/>
-              </w:rPr>
-            </w:pPr>
-            <w:r>
-              <w:rPr>
-                <w:sz w:val="20"/>
-                <w:szCs w:val="20"/>
-              </w:rPr>
-              <w:t>[e.g. No AWS keys in code. Lambda uses IAM execution role. Table names in environment variables.]</w:t>
-            </w:r>
-          </w:p>
-        </w:tc>
-        <w:tc>
-          <w:tcPr>
-            <w:tcW w:w="2980" w:type="dxa"/>
-            <w:tcBorders>
-              <w:top w:val="single" w:sz="1" w:space="0" w:color="D0CBC0"/>
-              <w:left w:val="single" w:sz="1" w:space="0" w:color="D0CBC0"/>
-              <w:bottom w:val="single" w:sz="1" w:space="0" w:color="D0CBC0"/>
-              <w:right w:val="single" w:sz="1" w:space="0" w:color="D0CBC0"/>
-            </w:tcBorders>
-            <w:shd w:val="clear" w:color="auto" w:fill="F5F0E8"/>
-            <w:tcMar>
-              <w:top w:w="80" w:type="dxa"/>
-              <w:left w:w="120" w:type="dxa"/>
-              <w:bottom w:w="80" w:type="dxa"/>
-              <w:right w:w="80" w:type="dxa"/>
-            </w:tcMar>
-          </w:tcPr>
-          <w:p>
-            <w:pPr>
-              <w:rPr>
-                <w:sz w:val="20"/>
-                <w:szCs w:val="20"/>
-              </w:rPr>
-            </w:pPr>
-            <w:r>
-              <w:rPr>
-                <w:sz w:val="20"/>
-                <w:szCs w:val="20"/>
-              </w:rPr>
-              <w:t>[ ] Implemented</w:t>
-            </w:r>
-          </w:p>
-        </w:tc>
-      </w:tr>
-      <w:tr>
-        <w:tc>
-          <w:tcPr>
-            <w:tcW w:w="2400" w:type="dxa"/>
-            <w:tcBorders>
-              <w:top w:val="single" w:sz="1" w:space="0" w:color="D0CBC0"/>
-              <w:left w:val="single" w:sz="1" w:space="0" w:color="D0CBC0"/>
-              <w:bottom w:val="single" w:sz="1" w:space="0" w:color="D0CBC0"/>
-              <w:right w:val="single" w:sz="1" w:space="0" w:color="D0CBC0"/>
-            </w:tcBorders>
-            <w:shd w:val="clear" w:color="auto" w:fill="FFFFFF"/>
-            <w:tcMar>
-              <w:top w:w="80" w:type="dxa"/>
-              <w:left w:w="120" w:type="dxa"/>
-              <w:bottom w:w="80" w:type="dxa"/>
-              <w:right w:w="80" w:type="dxa"/>
-            </w:tcMar>
-          </w:tcPr>
-          <w:p>
-            <w:pPr>
-              <w:rPr>
-                <w:sz w:val="20"/>
-                <w:szCs w:val="20"/>
-              </w:rPr>
-            </w:pPr>
-            <w:r>
-              <w:rPr>
-                <w:sz w:val="20"/>
-                <w:szCs w:val="20"/>
-              </w:rPr>
-              <w:t>CORS configured</w:t>
-            </w:r>
-          </w:p>
-        </w:tc>
-        <w:tc>
-          <w:tcPr>
-            <w:tcW w:w="4400" w:type="dxa"/>
-            <w:tcBorders>
-              <w:top w:val="single" w:sz="1" w:space="0" w:color="D0CBC0"/>
-              <w:left w:val="single" w:sz="1" w:space="0" w:color="D0CBC0"/>
-              <w:bottom w:val="single" w:sz="1" w:space="0" w:color="D0CBC0"/>
-              <w:right w:val="single" w:sz="1" w:space="0" w:color="D0CBC0"/>
-            </w:tcBorders>
-            <w:shd w:val="clear" w:color="auto" w:fill="FFFFFF"/>
-            <w:tcMar>
-              <w:top w:w="80" w:type="dxa"/>
-              <w:left w:w="120" w:type="dxa"/>
-              <w:bottom w:w="80" w:type="dxa"/>
-              <w:right w:w="80" w:type="dxa"/>
-            </w:tcMar>
-          </w:tcPr>
-          <w:p>
-            <w:pPr>
-              <w:rPr>
-                <w:sz w:val="20"/>
-                <w:szCs w:val="20"/>
-              </w:rPr>
-            </w:pPr>
-            <w:r>
-              <w:rPr>
-                <w:sz w:val="20"/>
-                <w:szCs w:val="20"/>
-              </w:rPr>
-              <w:t>[e.g. API Gateway CORS allows requests only from the application domain, not all origins.]</w:t>
-            </w:r>
-          </w:p>
-        </w:tc>
-        <w:tc>
-          <w:tcPr>
-            <w:tcW w:w="2980" w:type="dxa"/>
-            <w:tcBorders>
-              <w:top w:val="single" w:sz="1" w:space="0" w:color="D0CBC0"/>
-              <w:left w:val="single" w:sz="1" w:space="0" w:color="D0CBC0"/>
-              <w:bottom w:val="single" w:sz="1" w:space="0" w:color="D0CBC0"/>
-              <w:right w:val="single" w:sz="1" w:space="0" w:color="D0CBC0"/>
-            </w:tcBorders>
-            <w:shd w:val="clear" w:color="auto" w:fill="FFFFFF"/>
-            <w:tcMar>
-              <w:top w:w="80" w:type="dxa"/>
-              <w:left w:w="120" w:type="dxa"/>
-              <w:bottom w:w="80" w:type="dxa"/>
-              <w:right w:w="80" w:type="dxa"/>
-            </w:tcMar>
-          </w:tcPr>
-          <w:p>
-            <w:pPr>
-              <w:rPr>
-                <w:sz w:val="20"/>
-                <w:szCs w:val="20"/>
-              </w:rPr>
-            </w:pPr>
-            <w:r>
-              <w:rPr>
-                <w:sz w:val="20"/>
-                <w:szCs w:val="20"/>
-              </w:rPr>
-              <w:t>[ ] Implemented</w:t>
-            </w:r>
-          </w:p>
-        </w:tc>
-      </w:tr>
-      <w:tr>
-        <w:tc>
-          <w:tcPr>
-            <w:tcW w:w="2400" w:type="dxa"/>
-            <w:tcBorders>
-              <w:top w:val="single" w:sz="1" w:space="0" w:color="D0CBC0"/>
-              <w:left w:val="single" w:sz="1" w:space="0" w:color="D0CBC0"/>
-              <w:bottom w:val="single" w:sz="1" w:space="0" w:color="D0CBC0"/>
-              <w:right w:val="single" w:sz="1" w:space="0" w:color="D0CBC0"/>
-            </w:tcBorders>
-            <w:shd w:val="clear" w:color="auto" w:fill="F5F0E8"/>
-            <w:tcMar>
-              <w:top w:w="80" w:type="dxa"/>
-              <w:left w:w="120" w:type="dxa"/>
-              <w:bottom w:w="80" w:type="dxa"/>
-              <w:right w:w="80" w:type="dxa"/>
-            </w:tcMar>
-          </w:tcPr>
-          <w:p>
-            <w:pPr>
-              <w:rPr>
-                <w:sz w:val="20"/>
-                <w:szCs w:val="20"/>
-              </w:rPr>
-            </w:pPr>
-            <w:r>
-              <w:rPr>
-                <w:sz w:val="20"/>
-                <w:szCs w:val="20"/>
-              </w:rPr>
-              <w:t>SSL Certificate</w:t>
-            </w:r>
-          </w:p>
-        </w:tc>
-        <w:tc>
-          <w:tcPr>
-            <w:tcW w:w="4400" w:type="dxa"/>
-            <w:tcBorders>
-              <w:top w:val="single" w:sz="1" w:space="0" w:color="D0CBC0"/>
-              <w:left w:val="single" w:sz="1" w:space="0" w:color="D0CBC0"/>
-              <w:bottom w:val="single" w:sz="1" w:space="0" w:color="D0CBC0"/>
-              <w:right w:val="single" w:sz="1" w:space="0" w:color="D0CBC0"/>
-            </w:tcBorders>
-            <w:shd w:val="clear" w:color="auto" w:fill="F5F0E8"/>
-            <w:tcMar>
-              <w:top w:w="80" w:type="dxa"/>
-              <w:left w:w="120" w:type="dxa"/>
-              <w:bottom w:w="80" w:type="dxa"/>
-              <w:right w:w="80" w:type="dxa"/>
-            </w:tcMar>
-          </w:tcPr>
-          <w:p>
-            <w:pPr>
-              <w:rPr>
-                <w:sz w:val="20"/>
-                <w:szCs w:val="20"/>
-              </w:rPr>
-            </w:pPr>
-            <w:r>
-              <w:rPr>
-                <w:sz w:val="20"/>
-                <w:szCs w:val="20"/>
-              </w:rPr>
-              <w:t>[e.g. Free ACM certificate issued in us-east-1, auto-renewing, attached to CloudFront distribution.]</w:t>
-            </w:r>
-          </w:p>
-        </w:tc>
-        <w:tc>
-          <w:tcPr>
-            <w:tcW w:w="2980" w:type="dxa"/>
-            <w:tcBorders>
-              <w:top w:val="single" w:sz="1" w:space="0" w:color="D0CBC0"/>
-              <w:left w:val="single" w:sz="1" w:space="0" w:color="D0CBC0"/>
-              <w:bottom w:val="single" w:sz="1" w:space="0" w:color="D0CBC0"/>
-              <w:right w:val="single" w:sz="1" w:space="0" w:color="D0CBC0"/>
-            </w:tcBorders>
-            <w:shd w:val="clear" w:color="auto" w:fill="F5F0E8"/>
-            <w:tcMar>
-              <w:top w:w="80" w:type="dxa"/>
-              <w:left w:w="120" w:type="dxa"/>
-              <w:bottom w:w="80" w:type="dxa"/>
-              <w:right w:w="80" w:type="dxa"/>
-            </w:tcMar>
-          </w:tcPr>
-          <w:p>
-            <w:pPr>
-              <w:rPr>
-                <w:sz w:val="20"/>
-                <w:szCs w:val="20"/>
-              </w:rPr>
-            </w:pPr>
-            <w:r>
-              <w:rPr>
-                <w:sz w:val="20"/>
-                <w:szCs w:val="20"/>
-              </w:rPr>
-              <w:t>[ ] Implemented</w:t>
-            </w:r>
-          </w:p>
-        </w:tc>
-      </w:tr>
-      <w:tr>
-        <w:tc>
-          <w:tcPr>
-            <w:tcW w:w="2400" w:type="dxa"/>
-            <w:tcBorders>
-              <w:top w:val="single" w:sz="1" w:space="0" w:color="D0CBC0"/>
-              <w:left w:val="single" w:sz="1" w:space="0" w:color="D0CBC0"/>
-              <w:bottom w:val="single" w:sz="1" w:space="0" w:color="D0CBC0"/>
-              <w:right w:val="single" w:sz="1" w:space="0" w:color="D0CBC0"/>
-            </w:tcBorders>
-            <w:shd w:val="clear" w:color="auto" w:fill="FFFFFF"/>
-            <w:tcMar>
-              <w:top w:w="80" w:type="dxa"/>
-              <w:left w:w="120" w:type="dxa"/>
-              <w:bottom w:w="80" w:type="dxa"/>
-              <w:right w:w="80" w:type="dxa"/>
-            </w:tcMar>
-          </w:tcPr>
-          <w:p>
-            <w:pPr>
-              <w:rPr>
-                <w:sz w:val="20"/>
-                <w:szCs w:val="20"/>
-              </w:rPr>
-            </w:pPr>
-            <w:r>
-              <w:rPr>
-                <w:sz w:val="20"/>
-                <w:szCs w:val="20"/>
-              </w:rPr>
-              <w:t>[Add further controls]</w:t>
-            </w:r>
-          </w:p>
-        </w:tc>
-        <w:tc>
-          <w:tcPr>
-            <w:tcW w:w="4400" w:type="dxa"/>
-            <w:tcBorders>
-              <w:top w:val="single" w:sz="1" w:space="0" w:color="D0CBC0"/>
-              <w:left w:val="single" w:sz="1" w:space="0" w:color="D0CBC0"/>
-              <w:bottom w:val="single" w:sz="1" w:space="0" w:color="D0CBC0"/>
-              <w:right w:val="single" w:sz="1" w:space="0" w:color="D0CBC0"/>
-            </w:tcBorders>
-            <w:shd w:val="clear" w:color="auto" w:fill="FFFFFF"/>
-            <w:tcMar>
-              <w:top w:w="80" w:type="dxa"/>
-              <w:left w:w="120" w:type="dxa"/>
-              <w:bottom w:w="80" w:type="dxa"/>
-              <w:right w:w="80" w:type="dxa"/>
-            </w:tcMar>
-          </w:tcPr>
-          <w:p>
-            <w:pPr>
-              <w:rPr>
-                <w:sz w:val="20"/>
-                <w:szCs w:val="20"/>
-              </w:rPr>
-            </w:pPr>
-            <w:r>
-              <w:rPr>
-                <w:sz w:val="20"/>
-                <w:szCs w:val="20"/>
-              </w:rPr>
-              <w:t>[Describe the control]</w:t>
-            </w:r>
-          </w:p>
-        </w:tc>
-        <w:tc>
-          <w:tcPr>
-            <w:tcW w:w="2980" w:type="dxa"/>
-            <w:tcBorders>
-              <w:top w:val="single" w:sz="1" w:space="0" w:color="D0CBC0"/>
-              <w:left w:val="single" w:sz="1" w:space="0" w:color="D0CBC0"/>
-              <w:bottom w:val="single" w:sz="1" w:space="0" w:color="D0CBC0"/>
-              <w:right w:val="single" w:sz="1" w:space="0" w:color="D0CBC0"/>
-            </w:tcBorders>
-            <w:shd w:val="clear" w:color="auto" w:fill="FFFFFF"/>
-            <w:tcMar>
-              <w:top w:w="80" w:type="dxa"/>
-              <w:left w:w="120" w:type="dxa"/>
-              <w:bottom w:w="80" w:type="dxa"/>
-              <w:right w:w="80" w:type="dxa"/>
-            </w:tcMar>
-          </w:tcPr>
-          <w:p>
-            <w:pPr>
-              <w:rPr>
-                <w:sz w:val="20"/>
-                <w:szCs w:val="20"/>
-              </w:rPr>
-            </w:pPr>
-            <w:r>
-              <w:rPr>
-                <w:sz w:val="20"/>
-                <w:szCs w:val="20"/>
-              </w:rPr>
-              <w:t>[ ] Implemented</w:t>
-            </w:r>
-          </w:p>
-        </w:tc>
-      </w:tr>
-    </w:tbl>
-    <w:p/>
-    <w:p>
-      <w:pPr>
-        <w:spacing w:before="120" w:after="40"/>
-      </w:pPr>
-      <w:r>
-        <w:rPr>
-          <w:b/>
-          <w:bCs/>
-          <w:color w:val="0E1F3B"/>
-          <w:sz w:val="20"/>
-          <w:szCs w:val="20"/>
-        </w:rPr>
-        <w:t>Known limitations / not implemented in this version</w:t>
-      </w:r>
-    </w:p>
-    <w:tbl>
-      <w:tblPr>
-        <w:tblW w:w="9780" w:type="dxa"/>
-        <w:tblBorders>
-          <w:top w:val="single" w:sz="4" w:space="0" w:color="auto"/>
-          <w:left w:val="single" w:sz="4" w:space="0" w:color="auto"/>
-          <w:bottom w:val="single" w:sz="4" w:space="0" w:color="auto"/>
-          <w:right w:val="single" w:sz="4" w:space="0" w:color="auto"/>
-          <w:insideH w:val="single" w:sz="4" w:space="0" w:color="auto"/>
-          <w:insideV w:val="single" w:sz="4" w:space="0" w:color="auto"/>
-        </w:tblBorders>
-        <w:tblCellMar>
-          <w:left w:w="10" w:type="dxa"/>
-          <w:right w:w="10" w:type="dxa"/>
-        </w:tblCellMar>
-        <w:tblLook w:val="04A0" w:firstRow="1" w:lastRow="0" w:firstColumn="1" w:lastColumn="0" w:noHBand="0" w:noVBand="1"/>
-      </w:tblPr>
-      <w:tblGrid>
-        <w:gridCol w:w="9780"/>
-      </w:tblGrid>
-      <w:tr>
-        <w:tc>
-          <w:tcPr>
-            <w:tcW w:w="9780" w:type="dxa"/>
-            <w:tcBorders>
-              <w:top w:val="single" w:sz="1" w:space="0" w:color="D0CBC0"/>
-              <w:left w:val="single" w:sz="1" w:space="0" w:color="D0CBC0"/>
-              <w:bottom w:val="single" w:sz="1" w:space="0" w:color="D0CBC0"/>
-              <w:right w:val="single" w:sz="1" w:space="0" w:color="D0CBC0"/>
-            </w:tcBorders>
-            <w:shd w:val="clear" w:color="auto" w:fill="FAFAFA"/>
-            <w:tcMar>
-              <w:top w:w="100" w:type="dxa"/>
-              <w:left w:w="140" w:type="dxa"/>
-              <w:bottom w:w="100" w:type="dxa"/>
-              <w:right w:w="140" w:type="dxa"/>
-            </w:tcMar>
-          </w:tcPr>
-          <w:p>
-            <w:pPr>
-              <w:spacing w:after="160"/>
-              <w:rPr>
-                <w:sz w:val="20"/>
-                <w:szCs w:val="20"/>
-              </w:rPr>
-            </w:pPr>
-            <w:r>
-              <w:rPr>
-                <w:sz w:val="20"/>
-                <w:szCs w:val="20"/>
-              </w:rPr>
-              <w:t>[Being honest about limitations is professional. e.g. Rate limiting on the contact form API is not implemented in this version. A production deployment would add AWS WAF rules to prevent spam.]</w:t>
-            </w:r>
-          </w:p>
-          <w:p>
-            <w:pPr>
-              <w:spacing w:after="160"/>
-              <w:rPr>
-                <w:sz w:val="20"/>
-                <w:szCs w:val="20"/>
-              </w:rPr>
-            </w:pPr>
-          </w:p>
-          <w:p>
-            <w:pPr>
-              <w:spacing w:after="160"/>
-              <w:rPr>
-                <w:sz w:val="20"/>
-                <w:szCs w:val="20"/>
-              </w:rPr>
-            </w:pPr>
-          </w:p>
-        </w:tc>
-      </w:tr>
-    </w:tbl>
-    <w:p/>
-    <w:tbl>
-      <w:tblPr>
-        <w:tblW w:w="9781" w:type="dxa"/>
-        <w:tblBorders>
-          <w:top w:val="single" w:sz="4" w:space="0" w:color="auto"/>
-          <w:left w:val="single" w:sz="4" w:space="0" w:color="auto"/>
-          <w:bottom w:val="single" w:sz="4" w:space="0" w:color="auto"/>
-          <w:right w:val="single" w:sz="4" w:space="0" w:color="auto"/>
-          <w:insideH w:val="single" w:sz="4" w:space="0" w:color="auto"/>
-          <w:insideV w:val="single" w:sz="4" w:space="0" w:color="auto"/>
-        </w:tblBorders>
-        <w:tblCellMar>
-          <w:left w:w="10" w:type="dxa"/>
-          <w:right w:w="10" w:type="dxa"/>
-        </w:tblCellMar>
-        <w:tblLook w:val="04A0" w:firstRow="1" w:lastRow="0" w:firstColumn="1" w:lastColumn="0" w:noHBand="0" w:noVBand="1"/>
-      </w:tblPr>
-      <w:tblGrid>
-        <w:gridCol w:w="900"/>
-        <w:gridCol w:w="8881"/>
-      </w:tblGrid>
-      <w:tr>
-        <w:tc>
-          <w:tcPr>
-            <w:tcW w:w="900" w:type="dxa"/>
-            <w:tcBorders>
-              <w:top w:val="none" w:sz="0" w:space="0" w:color="FFFFFF"/>
-              <w:left w:val="none" w:sz="0" w:space="0" w:color="FFFFFF"/>
-              <w:bottom w:val="none" w:sz="0" w:space="0" w:color="FFFFFF"/>
-              <w:right w:val="none" w:sz="0" w:space="0" w:color="FFFFFF"/>
-            </w:tcBorders>
-            <w:shd w:val="clear" w:color="auto" w:fill="0E1F3B"/>
-            <w:tcMar>
-              <w:top w:w="80" w:type="dxa"/>
-              <w:left w:w="120" w:type="dxa"/>
-              <w:bottom w:w="80" w:type="dxa"/>
-              <w:right w:w="80" w:type="dxa"/>
-            </w:tcMar>
-            <w:vAlign w:val="center"/>
-          </w:tcPr>
-          <w:p>
-            <w:pPr>
-              <w:jc w:val="center"/>
-            </w:pPr>
-            <w:r>
-              <w:rPr>
-                <w:rFonts w:ascii="Georgia" w:eastAsia="Georgia" w:hAnsi="Georgia" w:cs="Georgia"/>
-                <w:color w:val="FFFFFF"/>
-                <w:sz w:val="32"/>
-                <w:szCs w:val="32"/>
-              </w:rPr>
-              <w:t>08</w:t>
-            </w:r>
-          </w:p>
-        </w:tc>
-        <w:tc>
-          <w:tcPr>
-            <w:tcW w:w="8881" w:type="dxa"/>
-            <w:tcBorders>
-              <w:top w:val="none" w:sz="0" w:space="0" w:color="FFFFFF"/>
-              <w:left w:val="none" w:sz="0" w:space="0" w:color="FFFFFF"/>
-              <w:bottom w:val="none" w:sz="0" w:space="0" w:color="FFFFFF"/>
-              <w:right w:val="none" w:sz="0" w:space="0" w:color="FFFFFF"/>
-            </w:tcBorders>
-            <w:shd w:val="clear" w:color="auto" w:fill="C8922A"/>
-            <w:tcMar>
-              <w:top w:w="80" w:type="dxa"/>
-              <w:left w:w="200" w:type="dxa"/>
-              <w:bottom w:w="80" w:type="dxa"/>
-              <w:right w:w="120" w:type="dxa"/>
-            </w:tcMar>
-            <w:vAlign w:val="center"/>
-          </w:tcPr>
-          <w:p>
-            <w:r>
-              <w:rPr>
-                <w:b/>
-                <w:bCs/>
-                <w:color w:val="FFFFFF"/>
-                <w:sz w:val="26"/>
-                <w:szCs w:val="26"/>
-              </w:rPr>
-              <w:t>Cost Estimate</w:t>
-            </w:r>
-          </w:p>
-        </w:tc>
-      </w:tr>
-    </w:tbl>
-    <w:p>
-      <w:pPr>
-        <w:spacing w:after="120"/>
-      </w:pPr>
-    </w:p>
-    <w:tbl>
-      <w:tblPr>
-        <w:tblW w:w="9780" w:type="dxa"/>
-        <w:tblBorders>
-          <w:top w:val="single" w:sz="4" w:space="0" w:color="auto"/>
-          <w:left w:val="single" w:sz="4" w:space="0" w:color="auto"/>
-          <w:bottom w:val="single" w:sz="4" w:space="0" w:color="auto"/>
-          <w:right w:val="single" w:sz="4" w:space="0" w:color="auto"/>
-          <w:insideH w:val="single" w:sz="4" w:space="0" w:color="auto"/>
-          <w:insideV w:val="single" w:sz="4" w:space="0" w:color="auto"/>
-        </w:tblBorders>
-        <w:tblCellMar>
-          <w:left w:w="10" w:type="dxa"/>
-          <w:right w:w="10" w:type="dxa"/>
-        </w:tblCellMar>
-        <w:tblLook w:val="04A0" w:firstRow="1" w:lastRow="0" w:firstColumn="1" w:lastColumn="0" w:noHBand="0" w:noVBand="1"/>
-      </w:tblPr>
-      <w:tblGrid>
-        <w:gridCol w:w="2551"/>
-        <w:gridCol w:w="2977"/>
-        <w:gridCol w:w="1842"/>
-        <w:gridCol w:w="2410"/>
-      </w:tblGrid>
-      <w:tr>
-        <w:tc>
-          <w:tcPr>
-            <w:tcW w:w="2551" w:type="dxa"/>
-            <w:tcBorders>
-              <w:top w:val="single" w:sz="1" w:space="0" w:color="0E1F3B"/>
-              <w:left w:val="single" w:sz="1" w:space="0" w:color="0E1F3B"/>
-              <w:bottom w:val="single" w:sz="1" w:space="0" w:color="0E1F3B"/>
-              <w:right w:val="single" w:sz="1" w:space="0" w:color="0E1F3B"/>
-            </w:tcBorders>
-            <w:shd w:val="clear" w:color="auto" w:fill="0E1F3B"/>
-            <w:tcMar>
-              <w:top w:w="80" w:type="dxa"/>
-              <w:left w:w="120" w:type="dxa"/>
-              <w:bottom w:w="80" w:type="dxa"/>
-              <w:right w:w="80" w:type="dxa"/>
-            </w:tcMar>
-          </w:tcPr>
-          <w:p>
-            <w:r>
-              <w:rPr>
-                <w:b/>
-                <w:bCs/>
-                <w:color w:val="FFFFFF"/>
-                <w:sz w:val="19"/>
-                <w:szCs w:val="19"/>
-              </w:rPr>
-              <w:t>Service</w:t>
-            </w:r>
-          </w:p>
-        </w:tc>
-        <w:tc>
-          <w:tcPr>
-            <w:tcW w:w="2977" w:type="dxa"/>
-            <w:tcBorders>
-              <w:top w:val="single" w:sz="1" w:space="0" w:color="0E1F3B"/>
-              <w:left w:val="single" w:sz="1" w:space="0" w:color="0E1F3B"/>
-              <w:bottom w:val="single" w:sz="1" w:space="0" w:color="0E1F3B"/>
-              <w:right w:val="single" w:sz="1" w:space="0" w:color="0E1F3B"/>
-            </w:tcBorders>
-            <w:shd w:val="clear" w:color="auto" w:fill="0E1F3B"/>
-            <w:tcMar>
-              <w:top w:w="80" w:type="dxa"/>
-              <w:left w:w="120" w:type="dxa"/>
-              <w:bottom w:w="80" w:type="dxa"/>
-              <w:right w:w="80" w:type="dxa"/>
-            </w:tcMar>
-          </w:tcPr>
-          <w:p>
-            <w:r>
-              <w:rPr>
-                <w:b/>
-                <w:bCs/>
-                <w:color w:val="FFFFFF"/>
-                <w:sz w:val="19"/>
-                <w:szCs w:val="19"/>
-              </w:rPr>
-              <w:t>Usage assumption</w:t>
-            </w:r>
-          </w:p>
-        </w:tc>
-        <w:tc>
-          <w:tcPr>
-            <w:tcW w:w="1842" w:type="dxa"/>
-            <w:tcBorders>
-              <w:top w:val="single" w:sz="1" w:space="0" w:color="0E1F3B"/>
-              <w:left w:val="single" w:sz="1" w:space="0" w:color="0E1F3B"/>
-              <w:bottom w:val="single" w:sz="1" w:space="0" w:color="0E1F3B"/>
-              <w:right w:val="single" w:sz="1" w:space="0" w:color="0E1F3B"/>
-            </w:tcBorders>
-            <w:shd w:val="clear" w:color="auto" w:fill="0E1F3B"/>
-            <w:tcMar>
-              <w:top w:w="80" w:type="dxa"/>
-              <w:left w:w="120" w:type="dxa"/>
-              <w:bottom w:w="80" w:type="dxa"/>
-              <w:right w:w="80" w:type="dxa"/>
-            </w:tcMar>
-          </w:tcPr>
-          <w:p>
-            <w:r>
-              <w:rPr>
-                <w:b/>
-                <w:bCs/>
-                <w:color w:val="FFFFFF"/>
-                <w:sz w:val="19"/>
-                <w:szCs w:val="19"/>
-              </w:rPr>
-              <w:t>Free Tier cost/month</w:t>
-            </w:r>
-          </w:p>
-        </w:tc>
-        <w:tc>
-          <w:tcPr>
-            <w:tcW w:w="2410" w:type="dxa"/>
-            <w:tcBorders>
-              <w:top w:val="single" w:sz="1" w:space="0" w:color="0E1F3B"/>
-              <w:left w:val="single" w:sz="1" w:space="0" w:color="0E1F3B"/>
-              <w:bottom w:val="single" w:sz="1" w:space="0" w:color="0E1F3B"/>
-              <w:right w:val="single" w:sz="1" w:space="0" w:color="0E1F3B"/>
-            </w:tcBorders>
-            <w:shd w:val="clear" w:color="auto" w:fill="0E1F3B"/>
-            <w:tcMar>
-              <w:top w:w="80" w:type="dxa"/>
-              <w:left w:w="120" w:type="dxa"/>
-              <w:bottom w:w="80" w:type="dxa"/>
-              <w:right w:w="80" w:type="dxa"/>
-            </w:tcMar>
-          </w:tcPr>
-          <w:p>
-            <w:r>
-              <w:rPr>
-                <w:b/>
-                <w:bCs/>
-                <w:color w:val="FFFFFF"/>
-                <w:sz w:val="19"/>
-                <w:szCs w:val="19"/>
-              </w:rPr>
-              <w:t>Production cost/month</w:t>
-            </w:r>
-          </w:p>
-        </w:tc>
-      </w:tr>
-      <w:tr>
-        <w:tc>
-          <w:tcPr>
-            <w:tcW w:w="2551" w:type="dxa"/>
-            <w:tcBorders>
-              <w:top w:val="single" w:sz="1" w:space="0" w:color="D0CBC0"/>
-              <w:left w:val="single" w:sz="1" w:space="0" w:color="D0CBC0"/>
-              <w:bottom w:val="single" w:sz="1" w:space="0" w:color="D0CBC0"/>
-              <w:right w:val="single" w:sz="1" w:space="0" w:color="D0CBC0"/>
-            </w:tcBorders>
-            <w:shd w:val="clear" w:color="auto" w:fill="FFFFFF" w:themeFill="background1"/>
-            <w:tcMar>
-              <w:top w:w="80" w:type="dxa"/>
-              <w:left w:w="120" w:type="dxa"/>
-              <w:bottom w:w="80" w:type="dxa"/>
-              <w:right w:w="80" w:type="dxa"/>
-            </w:tcMar>
-          </w:tcPr>
-          <w:p>
-            <w:pPr>
-              <w:rPr>
-                <w:sz w:val="20"/>
-                <w:szCs w:val="20"/>
-              </w:rPr>
-            </w:pPr>
-            <w:r>
-              <w:rPr>
-                <w:sz w:val="20"/>
-                <w:szCs w:val="20"/>
-              </w:rPr>
-              <w:t>Lambda</w:t>
-            </w:r>
-          </w:p>
-        </w:tc>
-        <w:tc>
-          <w:tcPr>
-            <w:tcW w:w="2977" w:type="dxa"/>
-            <w:tcBorders>
-              <w:top w:val="single" w:sz="1" w:space="0" w:color="D0CBC0"/>
-              <w:left w:val="single" w:sz="1" w:space="0" w:color="D0CBC0"/>
-              <w:bottom w:val="single" w:sz="1" w:space="0" w:color="D0CBC0"/>
-              <w:right w:val="single" w:sz="1" w:space="0" w:color="D0CBC0"/>
-            </w:tcBorders>
-            <w:shd w:val="clear" w:color="auto" w:fill="FFFFFF" w:themeFill="background1"/>
-            <w:tcMar>
-              <w:top w:w="80" w:type="dxa"/>
-              <w:left w:w="120" w:type="dxa"/>
-              <w:bottom w:w="80" w:type="dxa"/>
-              <w:right w:w="80" w:type="dxa"/>
-            </w:tcMar>
-          </w:tcPr>
-          <w:p>
-            <w:pPr>
-              <w:rPr>
-                <w:sz w:val="20"/>
-                <w:szCs w:val="20"/>
-              </w:rPr>
-            </w:pPr>
-            <w:r>
-              <w:rPr>
-                <w:sz w:val="20"/>
-                <w:szCs w:val="20"/>
-              </w:rPr>
-              <w:t>100 requests/month</w:t>
-            </w:r>
-          </w:p>
-        </w:tc>
-        <w:tc>
-          <w:tcPr>
-            <w:tcW w:w="1842" w:type="dxa"/>
-            <w:tcBorders>
-              <w:top w:val="single" w:sz="1" w:space="0" w:color="D0CBC0"/>
-              <w:left w:val="single" w:sz="1" w:space="0" w:color="D0CBC0"/>
-              <w:bottom w:val="single" w:sz="1" w:space="0" w:color="D0CBC0"/>
-              <w:right w:val="single" w:sz="1" w:space="0" w:color="D0CBC0"/>
-            </w:tcBorders>
-            <w:shd w:val="clear" w:color="auto" w:fill="FFFFFF" w:themeFill="background1"/>
-            <w:tcMar>
-              <w:top w:w="80" w:type="dxa"/>
-              <w:left w:w="120" w:type="dxa"/>
-              <w:bottom w:w="80" w:type="dxa"/>
-              <w:right w:w="80" w:type="dxa"/>
-            </w:tcMar>
-          </w:tcPr>
-          <w:p>
-            <w:pPr>
-              <w:rPr>
-                <w:sz w:val="20"/>
-                <w:szCs w:val="20"/>
-              </w:rPr>
-            </w:pPr>
-            <w:r>
-              <w:rPr>
-                <w:sz w:val="20"/>
-                <w:szCs w:val="20"/>
-              </w:rPr>
-              <w:t>£0.00</w:t>
-            </w:r>
-          </w:p>
-        </w:tc>
-        <w:tc>
-          <w:tcPr>
-            <w:tcW w:w="2410" w:type="dxa"/>
-            <w:tcBorders>
-              <w:top w:val="single" w:sz="1" w:space="0" w:color="D0CBC0"/>
-              <w:left w:val="single" w:sz="1" w:space="0" w:color="D0CBC0"/>
-              <w:bottom w:val="single" w:sz="1" w:space="0" w:color="D0CBC0"/>
-              <w:right w:val="single" w:sz="1" w:space="0" w:color="D0CBC0"/>
-            </w:tcBorders>
-            <w:shd w:val="clear" w:color="auto" w:fill="FFFFFF" w:themeFill="background1"/>
-            <w:tcMar>
-              <w:top w:w="80" w:type="dxa"/>
-              <w:left w:w="120" w:type="dxa"/>
-              <w:bottom w:w="80" w:type="dxa"/>
-              <w:right w:w="80" w:type="dxa"/>
-            </w:tcMar>
-          </w:tcPr>
-          <w:p>
-            <w:pPr>
-              <w:rPr>
-                <w:sz w:val="20"/>
-                <w:szCs w:val="20"/>
-              </w:rPr>
-            </w:pPr>
-            <w:r>
-              <w:rPr>
-                <w:sz w:val="20"/>
-                <w:szCs w:val="20"/>
-              </w:rPr>
-              <w:t>£0.00</w:t>
-            </w:r>
-          </w:p>
-        </w:tc>
-      </w:tr>
-      <w:tr>
-        <w:tc>
-          <w:tcPr>
-            <w:tcW w:w="2551" w:type="dxa"/>
-            <w:tcBorders>
-              <w:top w:val="single" w:sz="1" w:space="0" w:color="D0CBC0"/>
-              <w:left w:val="single" w:sz="1" w:space="0" w:color="D0CBC0"/>
-              <w:bottom w:val="single" w:sz="1" w:space="0" w:color="D0CBC0"/>
-              <w:right w:val="single" w:sz="1" w:space="0" w:color="D0CBC0"/>
-            </w:tcBorders>
-            <w:shd w:val="clear" w:color="auto" w:fill="FFFFFF" w:themeFill="background1"/>
-            <w:tcMar>
-              <w:top w:w="80" w:type="dxa"/>
-              <w:left w:w="120" w:type="dxa"/>
-              <w:bottom w:w="80" w:type="dxa"/>
-              <w:right w:w="80" w:type="dxa"/>
-            </w:tcMar>
-          </w:tcPr>
-          <w:p>
-            <w:pPr>
-              <w:rPr>
-                <w:sz w:val="20"/>
-                <w:szCs w:val="20"/>
-              </w:rPr>
-            </w:pPr>
-            <w:r>
-              <w:rPr>
-                <w:sz w:val="20"/>
-                <w:szCs w:val="20"/>
-              </w:rPr>
-              <w:t>DynamoDB</w:t>
-            </w:r>
-          </w:p>
-        </w:tc>
-        <w:tc>
-          <w:tcPr>
-            <w:tcW w:w="2977" w:type="dxa"/>
-            <w:tcBorders>
-              <w:top w:val="single" w:sz="1" w:space="0" w:color="D0CBC0"/>
-              <w:left w:val="single" w:sz="1" w:space="0" w:color="D0CBC0"/>
-              <w:bottom w:val="single" w:sz="1" w:space="0" w:color="D0CBC0"/>
-              <w:right w:val="single" w:sz="1" w:space="0" w:color="D0CBC0"/>
-            </w:tcBorders>
-            <w:shd w:val="clear" w:color="auto" w:fill="FFFFFF" w:themeFill="background1"/>
-            <w:tcMar>
-              <w:top w:w="80" w:type="dxa"/>
-              <w:left w:w="120" w:type="dxa"/>
-              <w:bottom w:w="80" w:type="dxa"/>
-              <w:right w:w="80" w:type="dxa"/>
-            </w:tcMar>
-          </w:tcPr>
-          <w:p>
-            <w:pPr>
-              <w:rPr>
-                <w:sz w:val="20"/>
-                <w:szCs w:val="20"/>
-              </w:rPr>
-            </w:pPr>
-            <w:r>
-              <w:rPr>
-                <w:sz w:val="20"/>
-                <w:szCs w:val="20"/>
-              </w:rPr>
-              <w:t>0.01GB storage</w:t>
-            </w:r>
-          </w:p>
-        </w:tc>
-        <w:tc>
-          <w:tcPr>
-            <w:tcW w:w="1842" w:type="dxa"/>
-            <w:tcBorders>
-              <w:top w:val="single" w:sz="1" w:space="0" w:color="D0CBC0"/>
-              <w:left w:val="single" w:sz="1" w:space="0" w:color="D0CBC0"/>
-              <w:bottom w:val="single" w:sz="1" w:space="0" w:color="D0CBC0"/>
-              <w:right w:val="single" w:sz="1" w:space="0" w:color="D0CBC0"/>
-            </w:tcBorders>
-            <w:shd w:val="clear" w:color="auto" w:fill="FFFFFF" w:themeFill="background1"/>
-            <w:tcMar>
-              <w:top w:w="80" w:type="dxa"/>
-              <w:left w:w="120" w:type="dxa"/>
-              <w:bottom w:w="80" w:type="dxa"/>
-              <w:right w:w="80" w:type="dxa"/>
-            </w:tcMar>
-          </w:tcPr>
-          <w:p>
-            <w:pPr>
-              <w:rPr>
-                <w:sz w:val="20"/>
-                <w:szCs w:val="20"/>
-              </w:rPr>
-            </w:pPr>
-            <w:r>
-              <w:rPr>
-                <w:sz w:val="20"/>
-                <w:szCs w:val="20"/>
-              </w:rPr>
-              <w:t>£0.00</w:t>
-            </w:r>
-          </w:p>
-        </w:tc>
-        <w:tc>
-          <w:tcPr>
-            <w:tcW w:w="2410" w:type="dxa"/>
-            <w:tcBorders>
-              <w:top w:val="single" w:sz="1" w:space="0" w:color="D0CBC0"/>
-              <w:left w:val="single" w:sz="1" w:space="0" w:color="D0CBC0"/>
-              <w:bottom w:val="single" w:sz="1" w:space="0" w:color="D0CBC0"/>
-              <w:right w:val="single" w:sz="1" w:space="0" w:color="D0CBC0"/>
-            </w:tcBorders>
-            <w:shd w:val="clear" w:color="auto" w:fill="FFFFFF" w:themeFill="background1"/>
-            <w:tcMar>
-              <w:top w:w="80" w:type="dxa"/>
-              <w:left w:w="120" w:type="dxa"/>
-              <w:bottom w:w="80" w:type="dxa"/>
-              <w:right w:w="80" w:type="dxa"/>
-            </w:tcMar>
-          </w:tcPr>
-          <w:p>
-            <w:pPr>
-              <w:rPr>
-                <w:sz w:val="20"/>
-                <w:szCs w:val="20"/>
-              </w:rPr>
-            </w:pPr>
-            <w:r>
-              <w:rPr>
-                <w:sz w:val="20"/>
-                <w:szCs w:val="20"/>
-              </w:rPr>
-              <w:t>£0.00</w:t>
-            </w:r>
-          </w:p>
-        </w:tc>
-      </w:tr>
-      <w:tr>
-        <w:tc>
-          <w:tcPr>
-            <w:tcW w:w="2551" w:type="dxa"/>
-            <w:tcBorders>
-              <w:top w:val="single" w:sz="1" w:space="0" w:color="D0CBC0"/>
-              <w:left w:val="single" w:sz="1" w:space="0" w:color="D0CBC0"/>
-              <w:bottom w:val="single" w:sz="1" w:space="0" w:color="D0CBC0"/>
-              <w:right w:val="single" w:sz="1" w:space="0" w:color="D0CBC0"/>
-            </w:tcBorders>
-            <w:shd w:val="clear" w:color="auto" w:fill="FFFFFF" w:themeFill="background1"/>
-            <w:tcMar>
-              <w:top w:w="80" w:type="dxa"/>
-              <w:left w:w="120" w:type="dxa"/>
-              <w:bottom w:w="80" w:type="dxa"/>
-              <w:right w:w="80" w:type="dxa"/>
-            </w:tcMar>
-          </w:tcPr>
-          <w:p>
-            <w:pPr>
-              <w:rPr>
-                <w:sz w:val="20"/>
-                <w:szCs w:val="20"/>
-              </w:rPr>
-            </w:pPr>
-            <w:r>
-              <w:rPr>
-                <w:sz w:val="20"/>
-                <w:szCs w:val="20"/>
-              </w:rPr>
-              <w:t>SNS</w:t>
-            </w:r>
-          </w:p>
-        </w:tc>
-        <w:tc>
-          <w:tcPr>
-            <w:tcW w:w="2977" w:type="dxa"/>
-            <w:tcBorders>
-              <w:top w:val="single" w:sz="1" w:space="0" w:color="D0CBC0"/>
-              <w:left w:val="single" w:sz="1" w:space="0" w:color="D0CBC0"/>
-              <w:bottom w:val="single" w:sz="1" w:space="0" w:color="D0CBC0"/>
-              <w:right w:val="single" w:sz="1" w:space="0" w:color="D0CBC0"/>
-            </w:tcBorders>
-            <w:shd w:val="clear" w:color="auto" w:fill="FFFFFF" w:themeFill="background1"/>
-            <w:tcMar>
-              <w:top w:w="80" w:type="dxa"/>
-              <w:left w:w="120" w:type="dxa"/>
-              <w:bottom w:w="80" w:type="dxa"/>
-              <w:right w:w="80" w:type="dxa"/>
-            </w:tcMar>
-          </w:tcPr>
-          <w:p>
-            <w:pPr>
-              <w:rPr>
-                <w:sz w:val="20"/>
-                <w:szCs w:val="20"/>
-              </w:rPr>
-            </w:pPr>
-            <w:r>
-              <w:rPr>
-                <w:sz w:val="20"/>
-                <w:szCs w:val="20"/>
-              </w:rPr>
-              <w:t>50 requests/month</w:t>
-            </w:r>
-          </w:p>
-        </w:tc>
-        <w:tc>
-          <w:tcPr>
-            <w:tcW w:w="1842" w:type="dxa"/>
-            <w:tcBorders>
-              <w:top w:val="single" w:sz="1" w:space="0" w:color="D0CBC0"/>
-              <w:left w:val="single" w:sz="1" w:space="0" w:color="D0CBC0"/>
-              <w:bottom w:val="single" w:sz="1" w:space="0" w:color="D0CBC0"/>
-              <w:right w:val="single" w:sz="1" w:space="0" w:color="D0CBC0"/>
-            </w:tcBorders>
-            <w:shd w:val="clear" w:color="auto" w:fill="FFFFFF" w:themeFill="background1"/>
-            <w:tcMar>
-              <w:top w:w="80" w:type="dxa"/>
-              <w:left w:w="120" w:type="dxa"/>
-              <w:bottom w:w="80" w:type="dxa"/>
-              <w:right w:w="80" w:type="dxa"/>
-            </w:tcMar>
-          </w:tcPr>
-          <w:p>
-            <w:pPr>
-              <w:rPr>
-                <w:sz w:val="20"/>
-                <w:szCs w:val="20"/>
-              </w:rPr>
-            </w:pPr>
-            <w:r>
-              <w:rPr>
-                <w:sz w:val="20"/>
-                <w:szCs w:val="20"/>
-              </w:rPr>
-              <w:t>£0.00</w:t>
-            </w:r>
-          </w:p>
-        </w:tc>
-        <w:tc>
-          <w:tcPr>
-            <w:tcW w:w="2410" w:type="dxa"/>
-            <w:tcBorders>
-              <w:top w:val="single" w:sz="1" w:space="0" w:color="D0CBC0"/>
-              <w:left w:val="single" w:sz="1" w:space="0" w:color="D0CBC0"/>
-              <w:bottom w:val="single" w:sz="1" w:space="0" w:color="D0CBC0"/>
-              <w:right w:val="single" w:sz="1" w:space="0" w:color="D0CBC0"/>
-            </w:tcBorders>
-            <w:shd w:val="clear" w:color="auto" w:fill="FFFFFF" w:themeFill="background1"/>
-            <w:tcMar>
-              <w:top w:w="80" w:type="dxa"/>
-              <w:left w:w="120" w:type="dxa"/>
-              <w:bottom w:w="80" w:type="dxa"/>
-              <w:right w:w="80" w:type="dxa"/>
-            </w:tcMar>
-          </w:tcPr>
-          <w:p>
-            <w:pPr>
-              <w:rPr>
-                <w:sz w:val="20"/>
-                <w:szCs w:val="20"/>
-              </w:rPr>
-            </w:pPr>
-            <w:r>
-              <w:rPr>
-                <w:sz w:val="20"/>
-                <w:szCs w:val="20"/>
-              </w:rPr>
-              <w:t>£0.00</w:t>
-            </w:r>
-          </w:p>
-        </w:tc>
-      </w:tr>
-      <w:tr>
-        <w:tc>
-          <w:tcPr>
-            <w:tcW w:w="2551" w:type="dxa"/>
-            <w:tcBorders>
-              <w:top w:val="single" w:sz="1" w:space="0" w:color="D0CBC0"/>
-              <w:left w:val="single" w:sz="1" w:space="0" w:color="D0CBC0"/>
-              <w:bottom w:val="single" w:sz="1" w:space="0" w:color="D0CBC0"/>
-              <w:right w:val="single" w:sz="1" w:space="0" w:color="D0CBC0"/>
-            </w:tcBorders>
-            <w:shd w:val="clear" w:color="auto" w:fill="FFFFFF" w:themeFill="background1"/>
-            <w:tcMar>
-              <w:top w:w="80" w:type="dxa"/>
-              <w:left w:w="120" w:type="dxa"/>
-              <w:bottom w:w="80" w:type="dxa"/>
-              <w:right w:w="80" w:type="dxa"/>
-            </w:tcMar>
-          </w:tcPr>
-          <w:p>
-            <w:pPr>
-              <w:rPr>
-                <w:sz w:val="20"/>
-                <w:szCs w:val="20"/>
-              </w:rPr>
-            </w:pPr>
-            <w:r>
-              <w:rPr>
-                <w:sz w:val="20"/>
-                <w:szCs w:val="20"/>
-              </w:rPr>
-              <w:t>API Gateway</w:t>
-            </w:r>
-          </w:p>
-        </w:tc>
-        <w:tc>
-          <w:tcPr>
-            <w:tcW w:w="2977" w:type="dxa"/>
-            <w:tcBorders>
-              <w:top w:val="single" w:sz="1" w:space="0" w:color="D0CBC0"/>
-              <w:left w:val="single" w:sz="1" w:space="0" w:color="D0CBC0"/>
-              <w:bottom w:val="single" w:sz="1" w:space="0" w:color="D0CBC0"/>
-              <w:right w:val="single" w:sz="1" w:space="0" w:color="D0CBC0"/>
-            </w:tcBorders>
-            <w:shd w:val="clear" w:color="auto" w:fill="FFFFFF" w:themeFill="background1"/>
-            <w:tcMar>
-              <w:top w:w="80" w:type="dxa"/>
-              <w:left w:w="120" w:type="dxa"/>
-              <w:bottom w:w="80" w:type="dxa"/>
-              <w:right w:w="80" w:type="dxa"/>
-            </w:tcMar>
-          </w:tcPr>
-          <w:p>
-            <w:pPr>
-              <w:rPr>
-                <w:sz w:val="20"/>
-                <w:szCs w:val="20"/>
-              </w:rPr>
-            </w:pPr>
-            <w:r>
-              <w:rPr>
-                <w:sz w:val="20"/>
-                <w:szCs w:val="20"/>
-              </w:rPr>
-              <w:t>100 requests/month</w:t>
-            </w:r>
-          </w:p>
-        </w:tc>
-        <w:tc>
-          <w:tcPr>
-            <w:tcW w:w="1842" w:type="dxa"/>
-            <w:tcBorders>
-              <w:top w:val="single" w:sz="1" w:space="0" w:color="D0CBC0"/>
-              <w:left w:val="single" w:sz="1" w:space="0" w:color="D0CBC0"/>
-              <w:bottom w:val="single" w:sz="1" w:space="0" w:color="D0CBC0"/>
-              <w:right w:val="single" w:sz="1" w:space="0" w:color="D0CBC0"/>
-            </w:tcBorders>
-            <w:shd w:val="clear" w:color="auto" w:fill="FFFFFF" w:themeFill="background1"/>
-            <w:tcMar>
-              <w:top w:w="80" w:type="dxa"/>
-              <w:left w:w="120" w:type="dxa"/>
-              <w:bottom w:w="80" w:type="dxa"/>
-              <w:right w:w="80" w:type="dxa"/>
-            </w:tcMar>
-          </w:tcPr>
-          <w:p>
-            <w:pPr>
-              <w:rPr>
-                <w:sz w:val="20"/>
-                <w:szCs w:val="20"/>
-              </w:rPr>
-            </w:pPr>
-            <w:r>
-              <w:rPr>
-                <w:sz w:val="20"/>
-                <w:szCs w:val="20"/>
-              </w:rPr>
-              <w:t>£0.00</w:t>
-            </w:r>
-          </w:p>
-        </w:tc>
-        <w:tc>
-          <w:tcPr>
-            <w:tcW w:w="2410" w:type="dxa"/>
-            <w:tcBorders>
-              <w:top w:val="single" w:sz="1" w:space="0" w:color="D0CBC0"/>
-              <w:left w:val="single" w:sz="1" w:space="0" w:color="D0CBC0"/>
-              <w:bottom w:val="single" w:sz="1" w:space="0" w:color="D0CBC0"/>
-              <w:right w:val="single" w:sz="1" w:space="0" w:color="D0CBC0"/>
-            </w:tcBorders>
-            <w:shd w:val="clear" w:color="auto" w:fill="FFFFFF" w:themeFill="background1"/>
-            <w:tcMar>
-              <w:top w:w="80" w:type="dxa"/>
-              <w:left w:w="120" w:type="dxa"/>
-              <w:bottom w:w="80" w:type="dxa"/>
-              <w:right w:w="80" w:type="dxa"/>
-            </w:tcMar>
-          </w:tcPr>
-          <w:p>
-            <w:pPr>
-              <w:rPr>
-                <w:sz w:val="20"/>
-                <w:szCs w:val="20"/>
-              </w:rPr>
-            </w:pPr>
-            <w:r>
-              <w:rPr>
-                <w:sz w:val="20"/>
-                <w:szCs w:val="20"/>
-              </w:rPr>
-              <w:t>£0.00</w:t>
-            </w:r>
-          </w:p>
-        </w:tc>
-      </w:tr>
-      <w:tr>
-        <w:tc>
-          <w:tcPr>
-            <w:tcW w:w="2551" w:type="dxa"/>
-            <w:tcBorders>
-              <w:top w:val="single" w:sz="1" w:space="0" w:color="D0CBC0"/>
-              <w:left w:val="single" w:sz="1" w:space="0" w:color="D0CBC0"/>
-              <w:bottom w:val="single" w:sz="1" w:space="0" w:color="D0CBC0"/>
-              <w:right w:val="single" w:sz="1" w:space="0" w:color="D0CBC0"/>
-            </w:tcBorders>
-            <w:shd w:val="clear" w:color="auto" w:fill="FFFFFF" w:themeFill="background1"/>
-            <w:tcMar>
-              <w:top w:w="80" w:type="dxa"/>
-              <w:left w:w="120" w:type="dxa"/>
-              <w:bottom w:w="80" w:type="dxa"/>
-              <w:right w:w="80" w:type="dxa"/>
-            </w:tcMar>
-          </w:tcPr>
-          <w:p>
-            <w:pPr>
-              <w:rPr>
-                <w:sz w:val="20"/>
-                <w:szCs w:val="20"/>
-              </w:rPr>
-            </w:pPr>
-            <w:r>
-              <w:rPr>
-                <w:sz w:val="20"/>
-                <w:szCs w:val="20"/>
-              </w:rPr>
-              <w:t>Cognito</w:t>
-            </w:r>
-          </w:p>
-        </w:tc>
-        <w:tc>
-          <w:tcPr>
-            <w:tcW w:w="2977" w:type="dxa"/>
-            <w:tcBorders>
-              <w:top w:val="single" w:sz="1" w:space="0" w:color="D0CBC0"/>
-              <w:left w:val="single" w:sz="1" w:space="0" w:color="D0CBC0"/>
-              <w:bottom w:val="single" w:sz="1" w:space="0" w:color="D0CBC0"/>
-              <w:right w:val="single" w:sz="1" w:space="0" w:color="D0CBC0"/>
-            </w:tcBorders>
-            <w:shd w:val="clear" w:color="auto" w:fill="FFFFFF" w:themeFill="background1"/>
-            <w:tcMar>
-              <w:top w:w="80" w:type="dxa"/>
-              <w:left w:w="120" w:type="dxa"/>
-              <w:bottom w:w="80" w:type="dxa"/>
-              <w:right w:w="80" w:type="dxa"/>
-            </w:tcMar>
-          </w:tcPr>
-          <w:p>
-            <w:pPr>
-              <w:rPr>
-                <w:sz w:val="20"/>
-                <w:szCs w:val="20"/>
-              </w:rPr>
-            </w:pPr>
-            <w:r>
-              <w:rPr>
-                <w:sz w:val="20"/>
-                <w:szCs w:val="20"/>
-              </w:rPr>
-              <w:t>50 MAUs</w:t>
-            </w:r>
-          </w:p>
-        </w:tc>
-        <w:tc>
-          <w:tcPr>
-            <w:tcW w:w="1842" w:type="dxa"/>
-            <w:tcBorders>
-              <w:top w:val="single" w:sz="1" w:space="0" w:color="D0CBC0"/>
-              <w:left w:val="single" w:sz="1" w:space="0" w:color="D0CBC0"/>
-              <w:bottom w:val="single" w:sz="1" w:space="0" w:color="D0CBC0"/>
-              <w:right w:val="single" w:sz="1" w:space="0" w:color="D0CBC0"/>
-            </w:tcBorders>
-            <w:shd w:val="clear" w:color="auto" w:fill="FFFFFF" w:themeFill="background1"/>
-            <w:tcMar>
-              <w:top w:w="80" w:type="dxa"/>
-              <w:left w:w="120" w:type="dxa"/>
-              <w:bottom w:w="80" w:type="dxa"/>
-              <w:right w:w="80" w:type="dxa"/>
-            </w:tcMar>
-          </w:tcPr>
-          <w:p>
-            <w:pPr>
-              <w:rPr>
-                <w:sz w:val="20"/>
-                <w:szCs w:val="20"/>
-              </w:rPr>
-            </w:pPr>
-            <w:r>
-              <w:rPr>
-                <w:sz w:val="20"/>
-                <w:szCs w:val="20"/>
-              </w:rPr>
-              <w:t>£0.00</w:t>
-            </w:r>
-          </w:p>
-        </w:tc>
-        <w:tc>
-          <w:tcPr>
-            <w:tcW w:w="2410" w:type="dxa"/>
-            <w:tcBorders>
-              <w:top w:val="single" w:sz="1" w:space="0" w:color="D0CBC0"/>
-              <w:left w:val="single" w:sz="1" w:space="0" w:color="D0CBC0"/>
-              <w:bottom w:val="single" w:sz="1" w:space="0" w:color="D0CBC0"/>
-              <w:right w:val="single" w:sz="1" w:space="0" w:color="D0CBC0"/>
-            </w:tcBorders>
-            <w:shd w:val="clear" w:color="auto" w:fill="FFFFFF" w:themeFill="background1"/>
-            <w:tcMar>
-              <w:top w:w="80" w:type="dxa"/>
-              <w:left w:w="120" w:type="dxa"/>
-              <w:bottom w:w="80" w:type="dxa"/>
-              <w:right w:w="80" w:type="dxa"/>
-            </w:tcMar>
-          </w:tcPr>
-          <w:p>
-            <w:pPr>
-              <w:rPr>
-                <w:sz w:val="20"/>
-                <w:szCs w:val="20"/>
-              </w:rPr>
-            </w:pPr>
-            <w:r>
-              <w:rPr>
-                <w:sz w:val="20"/>
-                <w:szCs w:val="20"/>
-              </w:rPr>
-              <w:t>£0.00</w:t>
-            </w:r>
-          </w:p>
-        </w:tc>
-      </w:tr>
-      <w:tr>
-        <w:tc>
-          <w:tcPr>
-            <w:tcW w:w="2551" w:type="dxa"/>
-            <w:tcBorders>
-              <w:top w:val="single" w:sz="1" w:space="0" w:color="D0CBC0"/>
-              <w:left w:val="single" w:sz="1" w:space="0" w:color="D0CBC0"/>
-              <w:bottom w:val="single" w:sz="1" w:space="0" w:color="D0CBC0"/>
-              <w:right w:val="single" w:sz="1" w:space="0" w:color="D0CBC0"/>
-            </w:tcBorders>
-            <w:shd w:val="clear" w:color="auto" w:fill="FFFFFF" w:themeFill="background1"/>
-            <w:tcMar>
-              <w:top w:w="80" w:type="dxa"/>
-              <w:left w:w="120" w:type="dxa"/>
-              <w:bottom w:w="80" w:type="dxa"/>
-              <w:right w:w="80" w:type="dxa"/>
-            </w:tcMar>
-          </w:tcPr>
-          <w:p>
-            <w:pPr>
-              <w:rPr>
-                <w:sz w:val="20"/>
-                <w:szCs w:val="20"/>
-              </w:rPr>
-            </w:pPr>
-            <w:r>
-              <w:rPr>
-                <w:sz w:val="20"/>
-                <w:szCs w:val="20"/>
-              </w:rPr>
-              <w:t>Amplify</w:t>
-            </w:r>
-          </w:p>
-        </w:tc>
-        <w:tc>
-          <w:tcPr>
-            <w:tcW w:w="2977" w:type="dxa"/>
-            <w:tcBorders>
-              <w:top w:val="single" w:sz="1" w:space="0" w:color="D0CBC0"/>
-              <w:left w:val="single" w:sz="1" w:space="0" w:color="D0CBC0"/>
-              <w:bottom w:val="single" w:sz="1" w:space="0" w:color="D0CBC0"/>
-              <w:right w:val="single" w:sz="1" w:space="0" w:color="D0CBC0"/>
-            </w:tcBorders>
-            <w:shd w:val="clear" w:color="auto" w:fill="FFFFFF" w:themeFill="background1"/>
-            <w:tcMar>
-              <w:top w:w="80" w:type="dxa"/>
-              <w:left w:w="120" w:type="dxa"/>
-              <w:bottom w:w="80" w:type="dxa"/>
-              <w:right w:w="80" w:type="dxa"/>
-            </w:tcMar>
-          </w:tcPr>
-          <w:p>
-            <w:pPr>
-              <w:rPr>
-                <w:sz w:val="20"/>
-                <w:szCs w:val="20"/>
-              </w:rPr>
-            </w:pPr>
-            <w:r>
-              <w:rPr>
-                <w:sz w:val="20"/>
-                <w:szCs w:val="20"/>
-              </w:rPr>
-              <w:t>100 build minutes/month</w:t>
-            </w:r>
-          </w:p>
-        </w:tc>
-        <w:tc>
-          <w:tcPr>
-            <w:tcW w:w="1842" w:type="dxa"/>
-            <w:tcBorders>
-              <w:top w:val="single" w:sz="1" w:space="0" w:color="D0CBC0"/>
-              <w:left w:val="single" w:sz="1" w:space="0" w:color="D0CBC0"/>
-              <w:bottom w:val="single" w:sz="1" w:space="0" w:color="D0CBC0"/>
-              <w:right w:val="single" w:sz="1" w:space="0" w:color="D0CBC0"/>
-            </w:tcBorders>
-            <w:shd w:val="clear" w:color="auto" w:fill="FFFFFF" w:themeFill="background1"/>
-            <w:tcMar>
-              <w:top w:w="80" w:type="dxa"/>
-              <w:left w:w="120" w:type="dxa"/>
-              <w:bottom w:w="80" w:type="dxa"/>
-              <w:right w:w="80" w:type="dxa"/>
-            </w:tcMar>
-          </w:tcPr>
-          <w:p>
-            <w:pPr>
-              <w:rPr>
-                <w:sz w:val="20"/>
-                <w:szCs w:val="20"/>
-              </w:rPr>
-            </w:pPr>
-            <w:r>
-              <w:rPr>
-                <w:sz w:val="20"/>
-                <w:szCs w:val="20"/>
-              </w:rPr>
-              <w:t>£0.00</w:t>
-            </w:r>
-          </w:p>
-        </w:tc>
-        <w:tc>
-          <w:tcPr>
-            <w:tcW w:w="2410" w:type="dxa"/>
-            <w:tcBorders>
-              <w:top w:val="single" w:sz="1" w:space="0" w:color="D0CBC0"/>
-              <w:left w:val="single" w:sz="1" w:space="0" w:color="D0CBC0"/>
-              <w:bottom w:val="single" w:sz="1" w:space="0" w:color="D0CBC0"/>
-              <w:right w:val="single" w:sz="1" w:space="0" w:color="D0CBC0"/>
-            </w:tcBorders>
-            <w:shd w:val="clear" w:color="auto" w:fill="FFFFFF" w:themeFill="background1"/>
-            <w:tcMar>
-              <w:top w:w="80" w:type="dxa"/>
-              <w:left w:w="120" w:type="dxa"/>
-              <w:bottom w:w="80" w:type="dxa"/>
-              <w:right w:w="80" w:type="dxa"/>
-            </w:tcMar>
-          </w:tcPr>
-          <w:p>
-            <w:pPr>
-              <w:rPr>
-                <w:sz w:val="20"/>
-                <w:szCs w:val="20"/>
-              </w:rPr>
-            </w:pPr>
-            <w:r>
-              <w:rPr>
-                <w:sz w:val="20"/>
-                <w:szCs w:val="20"/>
-              </w:rPr>
-              <w:t>£0.00</w:t>
-            </w:r>
-          </w:p>
-        </w:tc>
-      </w:tr>
-      <w:tr>
-        <w:tc>
-          <w:tcPr>
-            <w:tcW w:w="2551" w:type="dxa"/>
-            <w:tcBorders>
-              <w:top w:val="single" w:sz="1" w:space="0" w:color="D0CBC0"/>
-              <w:left w:val="single" w:sz="1" w:space="0" w:color="D0CBC0"/>
-              <w:bottom w:val="single" w:sz="1" w:space="0" w:color="D0CBC0"/>
-              <w:right w:val="single" w:sz="1" w:space="0" w:color="D0CBC0"/>
-            </w:tcBorders>
-            <w:shd w:val="clear" w:color="auto" w:fill="FFFFFF" w:themeFill="background1"/>
-            <w:tcMar>
-              <w:top w:w="80" w:type="dxa"/>
-              <w:left w:w="120" w:type="dxa"/>
-              <w:bottom w:w="80" w:type="dxa"/>
-              <w:right w:w="80" w:type="dxa"/>
-            </w:tcMar>
-          </w:tcPr>
-          <w:p>
-            <w:pPr>
-              <w:rPr>
-                <w:sz w:val="20"/>
-                <w:szCs w:val="20"/>
-              </w:rPr>
-            </w:pPr>
-          </w:p>
-        </w:tc>
-        <w:tc>
-          <w:tcPr>
-            <w:tcW w:w="2977" w:type="dxa"/>
-            <w:tcBorders>
-              <w:top w:val="single" w:sz="1" w:space="0" w:color="D0CBC0"/>
-              <w:left w:val="single" w:sz="1" w:space="0" w:color="D0CBC0"/>
-              <w:bottom w:val="single" w:sz="1" w:space="0" w:color="D0CBC0"/>
-              <w:right w:val="single" w:sz="1" w:space="0" w:color="D0CBC0"/>
-            </w:tcBorders>
-            <w:shd w:val="clear" w:color="auto" w:fill="FFFFFF" w:themeFill="background1"/>
-            <w:tcMar>
-              <w:top w:w="80" w:type="dxa"/>
-              <w:left w:w="120" w:type="dxa"/>
-              <w:bottom w:w="80" w:type="dxa"/>
-              <w:right w:w="80" w:type="dxa"/>
-            </w:tcMar>
-          </w:tcPr>
-          <w:p>
-            <w:pPr>
-              <w:rPr>
-                <w:sz w:val="20"/>
-                <w:szCs w:val="20"/>
-              </w:rPr>
-            </w:pPr>
-          </w:p>
-        </w:tc>
-        <w:tc>
-          <w:tcPr>
-            <w:tcW w:w="1842" w:type="dxa"/>
-            <w:tcBorders>
-              <w:top w:val="single" w:sz="1" w:space="0" w:color="D0CBC0"/>
-              <w:left w:val="single" w:sz="1" w:space="0" w:color="D0CBC0"/>
-              <w:bottom w:val="single" w:sz="1" w:space="0" w:color="D0CBC0"/>
-              <w:right w:val="single" w:sz="1" w:space="0" w:color="D0CBC0"/>
-            </w:tcBorders>
-            <w:shd w:val="clear" w:color="auto" w:fill="FFFFFF" w:themeFill="background1"/>
-            <w:tcMar>
-              <w:top w:w="80" w:type="dxa"/>
-              <w:left w:w="120" w:type="dxa"/>
-              <w:bottom w:w="80" w:type="dxa"/>
-              <w:right w:w="80" w:type="dxa"/>
-            </w:tcMar>
-          </w:tcPr>
-          <w:p>
-            <w:pPr>
-              <w:rPr>
-                <w:sz w:val="20"/>
-                <w:szCs w:val="20"/>
-              </w:rPr>
-            </w:pPr>
-          </w:p>
-        </w:tc>
-        <w:tc>
-          <w:tcPr>
-            <w:tcW w:w="2410" w:type="dxa"/>
-            <w:tcBorders>
-              <w:top w:val="single" w:sz="1" w:space="0" w:color="D0CBC0"/>
-              <w:left w:val="single" w:sz="1" w:space="0" w:color="D0CBC0"/>
-              <w:bottom w:val="single" w:sz="1" w:space="0" w:color="D0CBC0"/>
-              <w:right w:val="single" w:sz="1" w:space="0" w:color="D0CBC0"/>
-            </w:tcBorders>
-            <w:shd w:val="clear" w:color="auto" w:fill="FFFFFF" w:themeFill="background1"/>
-            <w:tcMar>
-              <w:top w:w="80" w:type="dxa"/>
-              <w:left w:w="120" w:type="dxa"/>
-              <w:bottom w:w="80" w:type="dxa"/>
-              <w:right w:w="80" w:type="dxa"/>
-            </w:tcMar>
-          </w:tcPr>
-          <w:p>
-            <w:pPr>
-              <w:rPr>
-                <w:sz w:val="20"/>
-                <w:szCs w:val="20"/>
-              </w:rPr>
-            </w:pPr>
-          </w:p>
-        </w:tc>
-      </w:tr>
-      <w:tr>
-        <w:tc>
-          <w:tcPr>
-            <w:tcW w:w="2551" w:type="dxa"/>
-            <w:tcBorders>
-              <w:top w:val="single" w:sz="1" w:space="0" w:color="D0CBC0"/>
-              <w:left w:val="single" w:sz="1" w:space="0" w:color="D0CBC0"/>
-              <w:bottom w:val="single" w:sz="1" w:space="0" w:color="D0CBC0"/>
-              <w:right w:val="single" w:sz="1" w:space="0" w:color="D0CBC0"/>
-            </w:tcBorders>
-            <w:shd w:val="clear" w:color="auto" w:fill="FFFFFF" w:themeFill="background1"/>
-            <w:tcMar>
-              <w:top w:w="80" w:type="dxa"/>
-              <w:left w:w="120" w:type="dxa"/>
-              <w:bottom w:w="80" w:type="dxa"/>
-              <w:right w:w="80" w:type="dxa"/>
-            </w:tcMar>
-          </w:tcPr>
-          <w:p>
-            <w:pPr>
-              <w:rPr>
-                <w:sz w:val="20"/>
-                <w:szCs w:val="20"/>
-              </w:rPr>
-            </w:pPr>
-          </w:p>
-        </w:tc>
-        <w:tc>
-          <w:tcPr>
-            <w:tcW w:w="2977" w:type="dxa"/>
-            <w:tcBorders>
-              <w:top w:val="single" w:sz="1" w:space="0" w:color="D0CBC0"/>
-              <w:left w:val="single" w:sz="1" w:space="0" w:color="D0CBC0"/>
-              <w:bottom w:val="single" w:sz="1" w:space="0" w:color="D0CBC0"/>
-              <w:right w:val="single" w:sz="1" w:space="0" w:color="D0CBC0"/>
-            </w:tcBorders>
-            <w:shd w:val="clear" w:color="auto" w:fill="FFFFFF" w:themeFill="background1"/>
-            <w:tcMar>
-              <w:top w:w="80" w:type="dxa"/>
-              <w:left w:w="120" w:type="dxa"/>
-              <w:bottom w:w="80" w:type="dxa"/>
-              <w:right w:w="80" w:type="dxa"/>
-            </w:tcMar>
-          </w:tcPr>
-          <w:p>
-            <w:pPr>
-              <w:rPr>
-                <w:sz w:val="20"/>
-                <w:szCs w:val="20"/>
-              </w:rPr>
-            </w:pPr>
-          </w:p>
-        </w:tc>
-        <w:tc>
-          <w:tcPr>
-            <w:tcW w:w="1842" w:type="dxa"/>
-            <w:tcBorders>
-              <w:top w:val="single" w:sz="1" w:space="0" w:color="D0CBC0"/>
-              <w:left w:val="single" w:sz="1" w:space="0" w:color="D0CBC0"/>
-              <w:bottom w:val="single" w:sz="1" w:space="0" w:color="D0CBC0"/>
-              <w:right w:val="single" w:sz="1" w:space="0" w:color="D0CBC0"/>
-            </w:tcBorders>
-            <w:shd w:val="clear" w:color="auto" w:fill="FFFFFF" w:themeFill="background1"/>
-            <w:tcMar>
-              <w:top w:w="80" w:type="dxa"/>
-              <w:left w:w="120" w:type="dxa"/>
-              <w:bottom w:w="80" w:type="dxa"/>
-              <w:right w:w="80" w:type="dxa"/>
-            </w:tcMar>
-          </w:tcPr>
-          <w:p>
-            <w:pPr>
-              <w:rPr>
-                <w:sz w:val="20"/>
-                <w:szCs w:val="20"/>
-              </w:rPr>
-            </w:pPr>
-          </w:p>
-        </w:tc>
-        <w:tc>
-          <w:tcPr>
-            <w:tcW w:w="2410" w:type="dxa"/>
-            <w:tcBorders>
-              <w:top w:val="single" w:sz="1" w:space="0" w:color="D0CBC0"/>
-              <w:left w:val="single" w:sz="1" w:space="0" w:color="D0CBC0"/>
-              <w:bottom w:val="single" w:sz="1" w:space="0" w:color="D0CBC0"/>
-              <w:right w:val="single" w:sz="1" w:space="0" w:color="D0CBC0"/>
-            </w:tcBorders>
-            <w:shd w:val="clear" w:color="auto" w:fill="FFFFFF" w:themeFill="background1"/>
-            <w:tcMar>
-              <w:top w:w="80" w:type="dxa"/>
-              <w:left w:w="120" w:type="dxa"/>
-              <w:bottom w:w="80" w:type="dxa"/>
-              <w:right w:w="80" w:type="dxa"/>
-            </w:tcMar>
-          </w:tcPr>
-          <w:p>
-            <w:pPr>
-              <w:rPr>
-                <w:sz w:val="20"/>
-                <w:szCs w:val="20"/>
-              </w:rPr>
-            </w:pPr>
-          </w:p>
-        </w:tc>
-      </w:tr>
-      <w:tr>
-        <w:tc>
-          <w:tcPr>
-            <w:tcW w:w="2551" w:type="dxa"/>
-            <w:tcBorders>
-              <w:top w:val="single" w:sz="1" w:space="0" w:color="D0CBC0"/>
-              <w:left w:val="single" w:sz="1" w:space="0" w:color="D0CBC0"/>
-              <w:bottom w:val="single" w:sz="1" w:space="0" w:color="D0CBC0"/>
-              <w:right w:val="single" w:sz="1" w:space="0" w:color="D0CBC0"/>
-            </w:tcBorders>
-            <w:shd w:val="clear" w:color="auto" w:fill="FFFFFF" w:themeFill="background1"/>
-            <w:tcMar>
-              <w:top w:w="80" w:type="dxa"/>
-              <w:left w:w="120" w:type="dxa"/>
-              <w:bottom w:w="80" w:type="dxa"/>
-              <w:right w:w="80" w:type="dxa"/>
-            </w:tcMar>
-          </w:tcPr>
-          <w:p>
-            <w:pPr>
-              <w:rPr>
-                <w:sz w:val="20"/>
-                <w:szCs w:val="20"/>
-              </w:rPr>
-            </w:pPr>
-          </w:p>
-        </w:tc>
-        <w:tc>
-          <w:tcPr>
-            <w:tcW w:w="2977" w:type="dxa"/>
-            <w:tcBorders>
-              <w:top w:val="single" w:sz="1" w:space="0" w:color="D0CBC0"/>
-              <w:left w:val="single" w:sz="1" w:space="0" w:color="D0CBC0"/>
-              <w:bottom w:val="single" w:sz="1" w:space="0" w:color="D0CBC0"/>
-              <w:right w:val="single" w:sz="1" w:space="0" w:color="D0CBC0"/>
-            </w:tcBorders>
-            <w:shd w:val="clear" w:color="auto" w:fill="FFFFFF" w:themeFill="background1"/>
-            <w:tcMar>
-              <w:top w:w="80" w:type="dxa"/>
-              <w:left w:w="120" w:type="dxa"/>
-              <w:bottom w:w="80" w:type="dxa"/>
-              <w:right w:w="80" w:type="dxa"/>
-            </w:tcMar>
-          </w:tcPr>
-          <w:p>
-            <w:pPr>
-              <w:rPr>
-                <w:sz w:val="20"/>
-                <w:szCs w:val="20"/>
-              </w:rPr>
-            </w:pPr>
-          </w:p>
-        </w:tc>
-        <w:tc>
-          <w:tcPr>
-            <w:tcW w:w="1842" w:type="dxa"/>
-            <w:tcBorders>
-              <w:top w:val="single" w:sz="1" w:space="0" w:color="D0CBC0"/>
-              <w:left w:val="single" w:sz="1" w:space="0" w:color="D0CBC0"/>
-              <w:bottom w:val="single" w:sz="1" w:space="0" w:color="D0CBC0"/>
-              <w:right w:val="single" w:sz="1" w:space="0" w:color="D0CBC0"/>
-            </w:tcBorders>
-            <w:shd w:val="clear" w:color="auto" w:fill="FFFFFF" w:themeFill="background1"/>
-            <w:tcMar>
-              <w:top w:w="80" w:type="dxa"/>
-              <w:left w:w="120" w:type="dxa"/>
-              <w:bottom w:w="80" w:type="dxa"/>
-              <w:right w:w="80" w:type="dxa"/>
-            </w:tcMar>
-          </w:tcPr>
-          <w:p>
-            <w:pPr>
-              <w:rPr>
-                <w:sz w:val="20"/>
-                <w:szCs w:val="20"/>
-              </w:rPr>
-            </w:pPr>
-          </w:p>
-        </w:tc>
-        <w:tc>
-          <w:tcPr>
-            <w:tcW w:w="2410" w:type="dxa"/>
-            <w:tcBorders>
-              <w:top w:val="single" w:sz="1" w:space="0" w:color="D0CBC0"/>
-              <w:left w:val="single" w:sz="1" w:space="0" w:color="D0CBC0"/>
-              <w:bottom w:val="single" w:sz="1" w:space="0" w:color="D0CBC0"/>
-              <w:right w:val="single" w:sz="1" w:space="0" w:color="D0CBC0"/>
-            </w:tcBorders>
-            <w:shd w:val="clear" w:color="auto" w:fill="FFFFFF" w:themeFill="background1"/>
-            <w:tcMar>
-              <w:top w:w="80" w:type="dxa"/>
-              <w:left w:w="120" w:type="dxa"/>
-              <w:bottom w:w="80" w:type="dxa"/>
-              <w:right w:w="80" w:type="dxa"/>
-            </w:tcMar>
-          </w:tcPr>
-          <w:p>
-            <w:pPr>
-              <w:rPr>
-                <w:sz w:val="20"/>
-                <w:szCs w:val="20"/>
-              </w:rPr>
-            </w:pPr>
-          </w:p>
-        </w:tc>
-      </w:tr>
-      <w:tr>
-        <w:tc>
-          <w:tcPr>
-            <w:tcW w:w="5528" w:type="dxa"/>
-            <w:gridSpan w:val="2"/>
-            <w:tcBorders>
-              <w:top w:val="single" w:sz="1" w:space="0" w:color="0E1F3B"/>
-              <w:left w:val="single" w:sz="1" w:space="0" w:color="0E1F3B"/>
-              <w:bottom w:val="single" w:sz="1" w:space="0" w:color="0E1F3B"/>
-              <w:right w:val="single" w:sz="1" w:space="0" w:color="0E1F3B"/>
-            </w:tcBorders>
-            <w:shd w:val="clear" w:color="auto" w:fill="0E1F3B"/>
-            <w:tcMar>
-              <w:top w:w="80" w:type="dxa"/>
-              <w:left w:w="120" w:type="dxa"/>
-              <w:bottom w:w="80" w:type="dxa"/>
-              <w:right w:w="80" w:type="dxa"/>
-            </w:tcMar>
-          </w:tcPr>
-          <w:p>
-            <w:r>
-              <w:rPr>
-                <w:b/>
-                <w:bCs/>
-                <w:color w:val="FFFFFF"/>
-                <w:sz w:val="19"/>
-                <w:szCs w:val="19"/>
-              </w:rPr>
-              <w:t>ESTIMATED MONTHLY TOTAL</w:t>
-            </w:r>
-          </w:p>
-        </w:tc>
-        <w:tc>
-          <w:tcPr>
-            <w:tcW w:w="1842" w:type="dxa"/>
-            <w:tcBorders>
-              <w:top w:val="single" w:sz="1" w:space="0" w:color="0E1F3B"/>
-              <w:left w:val="single" w:sz="1" w:space="0" w:color="0E1F3B"/>
-              <w:bottom w:val="single" w:sz="1" w:space="0" w:color="0E1F3B"/>
-              <w:right w:val="single" w:sz="1" w:space="0" w:color="0E1F3B"/>
-            </w:tcBorders>
-            <w:shd w:val="clear" w:color="auto" w:fill="F5F0E8"/>
-            <w:tcMar>
-              <w:top w:w="80" w:type="dxa"/>
-              <w:left w:w="120" w:type="dxa"/>
-              <w:bottom w:w="80" w:type="dxa"/>
-              <w:right w:w="80" w:type="dxa"/>
-            </w:tcMar>
-          </w:tcPr>
-          <w:p>
-            <w:pPr>
-              <w:rPr>
-                <w:sz w:val="20"/>
-                <w:szCs w:val="20"/>
-              </w:rPr>
-            </w:pPr>
-            <w:r>
-              <w:rPr>
-                <w:b/>
-                <w:bCs/>
-                <w:color w:val="C8922A"/>
-                <w:sz w:val="20"/>
-                <w:szCs w:val="20"/>
-              </w:rPr>
-              <w:t>£0.00</w:t>
-            </w:r>
-          </w:p>
-        </w:tc>
-        <w:tc>
-          <w:tcPr>
-            <w:tcW w:w="2410" w:type="dxa"/>
-            <w:tcBorders>
-              <w:top w:val="single" w:sz="1" w:space="0" w:color="0E1F3B"/>
-              <w:left w:val="single" w:sz="1" w:space="0" w:color="0E1F3B"/>
-              <w:bottom w:val="single" w:sz="1" w:space="0" w:color="0E1F3B"/>
-              <w:right w:val="single" w:sz="1" w:space="0" w:color="0E1F3B"/>
-            </w:tcBorders>
-            <w:shd w:val="clear" w:color="auto" w:fill="F5F0E8"/>
-            <w:tcMar>
-              <w:top w:w="80" w:type="dxa"/>
-              <w:left w:w="120" w:type="dxa"/>
-              <w:bottom w:w="80" w:type="dxa"/>
-              <w:right w:w="80" w:type="dxa"/>
-            </w:tcMar>
-          </w:tcPr>
-          <w:p>
-            <w:pPr>
-              <w:rPr>
-                <w:sz w:val="20"/>
-                <w:szCs w:val="20"/>
-              </w:rPr>
-            </w:pPr>
-            <w:r>
-              <w:rPr>
-                <w:b/>
-                <w:bCs/>
-                <w:color w:val="C8922A"/>
-                <w:sz w:val="20"/>
-                <w:szCs w:val="20"/>
-              </w:rPr>
-              <w:t>£</w:t>
-            </w:r>
-            <w:r>
-              <w:rPr>
-                <w:b/>
-                <w:bCs/>
-                <w:color w:val="C8922A"/>
-                <w:sz w:val="20"/>
-                <w:szCs w:val="20"/>
-              </w:rPr>
-              <w:t>0</w:t>
-            </w:r>
-            <w:r>
-              <w:rPr>
-                <w:b/>
-                <w:bCs/>
-                <w:color w:val="C8922A"/>
-                <w:sz w:val="20"/>
-                <w:szCs w:val="20"/>
-              </w:rPr>
-              <w:t>.00/month</w:t>
             </w:r>
           </w:p>
         </w:tc>
@@ -5466,6 +2624,2849 @@
                 <w:sz w:val="32"/>
                 <w:szCs w:val="32"/>
               </w:rPr>
+              <w:t>06</w:t>
+            </w:r>
+          </w:p>
+        </w:tc>
+        <w:tc>
+          <w:tcPr>
+            <w:tcW w:w="8881" w:type="dxa"/>
+            <w:tcBorders>
+              <w:top w:val="none" w:sz="0" w:space="0" w:color="FFFFFF"/>
+              <w:left w:val="none" w:sz="0" w:space="0" w:color="FFFFFF"/>
+              <w:bottom w:val="none" w:sz="0" w:space="0" w:color="FFFFFF"/>
+              <w:right w:val="none" w:sz="0" w:space="0" w:color="FFFFFF"/>
+            </w:tcBorders>
+            <w:shd w:val="clear" w:color="auto" w:fill="C8922A"/>
+            <w:tcMar>
+              <w:top w:w="80" w:type="dxa"/>
+              <w:left w:w="200" w:type="dxa"/>
+              <w:bottom w:w="80" w:type="dxa"/>
+              <w:right w:w="120" w:type="dxa"/>
+            </w:tcMar>
+            <w:vAlign w:val="center"/>
+          </w:tcPr>
+          <w:p>
+            <w:r>
+              <w:rPr>
+                <w:b/>
+                <w:bCs/>
+                <w:color w:val="FFFFFF"/>
+                <w:sz w:val="26"/>
+                <w:szCs w:val="26"/>
+              </w:rPr>
+              <w:t>Application Flow</w:t>
+            </w:r>
+          </w:p>
+        </w:tc>
+      </w:tr>
+    </w:tbl>
+    <w:p/>
+    <w:p>
+      <w:pPr>
+        <w:spacing w:after="160"/>
+      </w:pPr>
+      <w:r>
+        <w:rPr>
+          <w:color w:val="666666"/>
+          <w:sz w:val="19"/>
+          <w:szCs w:val="19"/>
+        </w:rPr>
+        <w:t>Describe how data moves through the system step by step. Trace each flow from the user action to the final response. Use plain language.</w:t>
+      </w:r>
+    </w:p>
+    <w:p>
+      <w:pPr>
+        <w:spacing w:after="120"/>
+      </w:pPr>
+      <w:r>
+        <w:rPr>
+          <w:b/>
+          <w:bCs/>
+          <w:color w:val="0E1F3B"/>
+          <w:sz w:val="21"/>
+          <w:szCs w:val="21"/>
+        </w:rPr>
+        <w:t>Flow 1 — [Name your first flow, e.g. Visitor loads the website]</w:t>
+      </w:r>
+    </w:p>
+    <w:p>
+      <w:pPr>
+        <w:pStyle w:val="ListParagraph"/>
+        <w:numPr>
+          <w:ilvl w:val="0"/>
+          <w:numId w:val="2"/>
+        </w:numPr>
+        <w:spacing w:before="20" w:after="80"/>
+      </w:pPr>
+      <w:r>
+        <w:rPr>
+          <w:sz w:val="20"/>
+          <w:szCs w:val="20"/>
+        </w:rPr>
+        <w:t>Step 1: [e.g. Visitor types the domain name into their browser]</w:t>
+      </w:r>
+    </w:p>
+    <w:p>
+      <w:pPr>
+        <w:pStyle w:val="ListParagraph"/>
+        <w:numPr>
+          <w:ilvl w:val="0"/>
+          <w:numId w:val="2"/>
+        </w:numPr>
+        <w:spacing w:before="20" w:after="80"/>
+      </w:pPr>
+      <w:r>
+        <w:rPr>
+          <w:sz w:val="20"/>
+          <w:szCs w:val="20"/>
+        </w:rPr>
+        <w:t>Step 2: [e.g. Route 53 translates the domain to the CloudFront distribution]</w:t>
+      </w:r>
+    </w:p>
+    <w:p>
+      <w:pPr>
+        <w:pStyle w:val="ListParagraph"/>
+        <w:numPr>
+          <w:ilvl w:val="0"/>
+          <w:numId w:val="2"/>
+        </w:numPr>
+        <w:spacing w:before="20" w:after="80"/>
+      </w:pPr>
+      <w:r>
+        <w:rPr>
+          <w:sz w:val="20"/>
+          <w:szCs w:val="20"/>
+        </w:rPr>
+        <w:t>Step 3: [e.g. CloudFront checks its cache — serves from edge if cached]</w:t>
+      </w:r>
+    </w:p>
+    <w:p>
+      <w:pPr>
+        <w:pStyle w:val="ListParagraph"/>
+        <w:numPr>
+          <w:ilvl w:val="0"/>
+          <w:numId w:val="2"/>
+        </w:numPr>
+        <w:spacing w:before="20" w:after="80"/>
+      </w:pPr>
+      <w:r>
+        <w:rPr>
+          <w:sz w:val="20"/>
+          <w:szCs w:val="20"/>
+        </w:rPr>
+        <w:t>Step 4: [e.g. If not cached, CloudFront fetches from S3 via Origin Access Control]</w:t>
+      </w:r>
+    </w:p>
+    <w:p>
+      <w:pPr>
+        <w:pStyle w:val="ListParagraph"/>
+        <w:numPr>
+          <w:ilvl w:val="0"/>
+          <w:numId w:val="2"/>
+        </w:numPr>
+        <w:spacing w:before="20" w:after="80"/>
+      </w:pPr>
+      <w:r>
+        <w:rPr>
+          <w:sz w:val="20"/>
+          <w:szCs w:val="20"/>
+        </w:rPr>
+        <w:t>Step 5: [e.g. Browser loads the page and calls the visitor counter API]</w:t>
+      </w:r>
+    </w:p>
+    <w:p>
+      <w:pPr>
+        <w:pStyle w:val="ListParagraph"/>
+        <w:numPr>
+          <w:ilvl w:val="0"/>
+          <w:numId w:val="2"/>
+        </w:numPr>
+        <w:spacing w:before="20" w:after="80"/>
+      </w:pPr>
+      <w:r>
+        <w:rPr>
+          <w:sz w:val="20"/>
+          <w:szCs w:val="20"/>
+        </w:rPr>
+        <w:t>Step 6: [Continue tracing the flow...]</w:t>
+      </w:r>
+    </w:p>
+    <w:p/>
+    <w:p>
+      <w:pPr>
+        <w:spacing w:after="120"/>
+      </w:pPr>
+      <w:r>
+        <w:rPr>
+          <w:b/>
+          <w:bCs/>
+          <w:color w:val="0E1F3B"/>
+          <w:sz w:val="21"/>
+          <w:szCs w:val="21"/>
+        </w:rPr>
+        <w:t>Flow 2 — [Name your second flow, e.g. Visitor submits contact form]</w:t>
+      </w:r>
+    </w:p>
+    <w:p>
+      <w:pPr>
+        <w:pStyle w:val="ListParagraph"/>
+        <w:numPr>
+          <w:ilvl w:val="0"/>
+          <w:numId w:val="2"/>
+        </w:numPr>
+        <w:spacing w:before="20" w:after="80"/>
+      </w:pPr>
+      <w:r>
+        <w:rPr>
+          <w:sz w:val="20"/>
+          <w:szCs w:val="20"/>
+        </w:rPr>
+        <w:t>Step 1: [e.g. Visitor fills in the form and clicks Send]</w:t>
+      </w:r>
+    </w:p>
+    <w:p>
+      <w:pPr>
+        <w:pStyle w:val="ListParagraph"/>
+        <w:numPr>
+          <w:ilvl w:val="0"/>
+          <w:numId w:val="2"/>
+        </w:numPr>
+        <w:spacing w:before="20" w:after="80"/>
+      </w:pPr>
+      <w:r>
+        <w:rPr>
+          <w:sz w:val="20"/>
+          <w:szCs w:val="20"/>
+        </w:rPr>
+        <w:t>Step 2: [e.g. Browser sends a POST request to the API Gateway endpoint]</w:t>
+      </w:r>
+    </w:p>
+    <w:p>
+      <w:pPr>
+        <w:pStyle w:val="ListParagraph"/>
+        <w:numPr>
+          <w:ilvl w:val="0"/>
+          <w:numId w:val="2"/>
+        </w:numPr>
+        <w:spacing w:before="20" w:after="80"/>
+      </w:pPr>
+      <w:r>
+        <w:rPr>
+          <w:sz w:val="20"/>
+          <w:szCs w:val="20"/>
+        </w:rPr>
+        <w:t>Step 3: [e.g. API Gateway triggers the contact-form Lambda function]</w:t>
+      </w:r>
+    </w:p>
+    <w:p>
+      <w:pPr>
+        <w:pStyle w:val="ListParagraph"/>
+        <w:numPr>
+          <w:ilvl w:val="0"/>
+          <w:numId w:val="2"/>
+        </w:numPr>
+        <w:spacing w:before="20" w:after="80"/>
+      </w:pPr>
+      <w:r>
+        <w:rPr>
+          <w:sz w:val="20"/>
+          <w:szCs w:val="20"/>
+        </w:rPr>
+        <w:t>Step 4: [e.g. Lambda reads the form data and validates it]</w:t>
+      </w:r>
+    </w:p>
+    <w:p>
+      <w:pPr>
+        <w:pStyle w:val="ListParagraph"/>
+        <w:numPr>
+          <w:ilvl w:val="0"/>
+          <w:numId w:val="2"/>
+        </w:numPr>
+        <w:spacing w:before="20" w:after="80"/>
+      </w:pPr>
+      <w:r>
+        <w:rPr>
+          <w:sz w:val="20"/>
+          <w:szCs w:val="20"/>
+        </w:rPr>
+        <w:t>Step 5: [e.g. Lambda calls SES to send an email to the site owner]</w:t>
+      </w:r>
+    </w:p>
+    <w:p>
+      <w:pPr>
+        <w:pStyle w:val="ListParagraph"/>
+        <w:numPr>
+          <w:ilvl w:val="0"/>
+          <w:numId w:val="2"/>
+        </w:numPr>
+        <w:spacing w:before="20" w:after="80"/>
+      </w:pPr>
+      <w:r>
+        <w:rPr>
+          <w:sz w:val="20"/>
+          <w:szCs w:val="20"/>
+        </w:rPr>
+        <w:t>Step 6: [e.g. Lambda returns a success response — browser shows confirmation]</w:t>
+      </w:r>
+    </w:p>
+    <w:p/>
+    <w:tbl>
+      <w:tblPr>
+        <w:tblW w:w="9781" w:type="dxa"/>
+        <w:tblBorders>
+          <w:top w:val="single" w:sz="4" w:space="0" w:color="auto"/>
+          <w:left w:val="single" w:sz="4" w:space="0" w:color="auto"/>
+          <w:bottom w:val="single" w:sz="4" w:space="0" w:color="auto"/>
+          <w:right w:val="single" w:sz="4" w:space="0" w:color="auto"/>
+          <w:insideH w:val="single" w:sz="4" w:space="0" w:color="auto"/>
+          <w:insideV w:val="single" w:sz="4" w:space="0" w:color="auto"/>
+        </w:tblBorders>
+        <w:tblCellMar>
+          <w:left w:w="10" w:type="dxa"/>
+          <w:right w:w="10" w:type="dxa"/>
+        </w:tblCellMar>
+        <w:tblLook w:val="04A0" w:firstRow="1" w:lastRow="0" w:firstColumn="1" w:lastColumn="0" w:noHBand="0" w:noVBand="1"/>
+      </w:tblPr>
+      <w:tblGrid>
+        <w:gridCol w:w="900"/>
+        <w:gridCol w:w="8881"/>
+      </w:tblGrid>
+      <w:tr>
+        <w:tc>
+          <w:tcPr>
+            <w:tcW w:w="900" w:type="dxa"/>
+            <w:tcBorders>
+              <w:top w:val="none" w:sz="0" w:space="0" w:color="FFFFFF"/>
+              <w:left w:val="none" w:sz="0" w:space="0" w:color="FFFFFF"/>
+              <w:bottom w:val="none" w:sz="0" w:space="0" w:color="FFFFFF"/>
+              <w:right w:val="none" w:sz="0" w:space="0" w:color="FFFFFF"/>
+            </w:tcBorders>
+            <w:shd w:val="clear" w:color="auto" w:fill="0E1F3B"/>
+            <w:tcMar>
+              <w:top w:w="80" w:type="dxa"/>
+              <w:left w:w="120" w:type="dxa"/>
+              <w:bottom w:w="80" w:type="dxa"/>
+              <w:right w:w="80" w:type="dxa"/>
+            </w:tcMar>
+            <w:vAlign w:val="center"/>
+          </w:tcPr>
+          <w:p>
+            <w:pPr>
+              <w:jc w:val="center"/>
+            </w:pPr>
+            <w:r>
+              <w:rPr>
+                <w:rFonts w:ascii="Georgia" w:eastAsia="Georgia" w:hAnsi="Georgia" w:cs="Georgia"/>
+                <w:color w:val="FFFFFF"/>
+                <w:sz w:val="32"/>
+                <w:szCs w:val="32"/>
+              </w:rPr>
+              <w:t>07</w:t>
+            </w:r>
+          </w:p>
+        </w:tc>
+        <w:tc>
+          <w:tcPr>
+            <w:tcW w:w="8881" w:type="dxa"/>
+            <w:tcBorders>
+              <w:top w:val="none" w:sz="0" w:space="0" w:color="FFFFFF"/>
+              <w:left w:val="none" w:sz="0" w:space="0" w:color="FFFFFF"/>
+              <w:bottom w:val="none" w:sz="0" w:space="0" w:color="FFFFFF"/>
+              <w:right w:val="none" w:sz="0" w:space="0" w:color="FFFFFF"/>
+            </w:tcBorders>
+            <w:shd w:val="clear" w:color="auto" w:fill="C8922A"/>
+            <w:tcMar>
+              <w:top w:w="80" w:type="dxa"/>
+              <w:left w:w="200" w:type="dxa"/>
+              <w:bottom w:w="80" w:type="dxa"/>
+              <w:right w:w="120" w:type="dxa"/>
+            </w:tcMar>
+            <w:vAlign w:val="center"/>
+          </w:tcPr>
+          <w:p>
+            <w:r>
+              <w:rPr>
+                <w:b/>
+                <w:bCs/>
+                <w:color w:val="FFFFFF"/>
+                <w:sz w:val="26"/>
+                <w:szCs w:val="26"/>
+              </w:rPr>
+              <w:t>Security</w:t>
+            </w:r>
+          </w:p>
+        </w:tc>
+      </w:tr>
+    </w:tbl>
+    <w:p/>
+    <w:p>
+      <w:pPr>
+        <w:spacing w:after="120"/>
+      </w:pPr>
+      <w:r>
+        <w:rPr>
+          <w:color w:val="666666"/>
+          <w:sz w:val="19"/>
+          <w:szCs w:val="19"/>
+        </w:rPr>
+        <w:t>A client will always ask how their data is protected. Describe every security control implemented in this project.</w:t>
+      </w:r>
+    </w:p>
+    <w:tbl>
+      <w:tblPr>
+        <w:tblW w:w="9780" w:type="dxa"/>
+        <w:tblBorders>
+          <w:top w:val="single" w:sz="4" w:space="0" w:color="auto"/>
+          <w:left w:val="single" w:sz="4" w:space="0" w:color="auto"/>
+          <w:bottom w:val="single" w:sz="4" w:space="0" w:color="auto"/>
+          <w:right w:val="single" w:sz="4" w:space="0" w:color="auto"/>
+          <w:insideH w:val="single" w:sz="4" w:space="0" w:color="auto"/>
+          <w:insideV w:val="single" w:sz="4" w:space="0" w:color="auto"/>
+        </w:tblBorders>
+        <w:tblCellMar>
+          <w:left w:w="10" w:type="dxa"/>
+          <w:right w:w="10" w:type="dxa"/>
+        </w:tblCellMar>
+        <w:tblLook w:val="04A0" w:firstRow="1" w:lastRow="0" w:firstColumn="1" w:lastColumn="0" w:noHBand="0" w:noVBand="1"/>
+      </w:tblPr>
+      <w:tblGrid>
+        <w:gridCol w:w="2400"/>
+        <w:gridCol w:w="4400"/>
+        <w:gridCol w:w="2980"/>
+      </w:tblGrid>
+      <w:tr>
+        <w:tc>
+          <w:tcPr>
+            <w:tcW w:w="2400" w:type="dxa"/>
+            <w:tcBorders>
+              <w:top w:val="single" w:sz="1" w:space="0" w:color="0E1F3B"/>
+              <w:left w:val="single" w:sz="1" w:space="0" w:color="0E1F3B"/>
+              <w:bottom w:val="single" w:sz="1" w:space="0" w:color="0E1F3B"/>
+              <w:right w:val="single" w:sz="1" w:space="0" w:color="0E1F3B"/>
+            </w:tcBorders>
+            <w:shd w:val="clear" w:color="auto" w:fill="0E1F3B"/>
+            <w:tcMar>
+              <w:top w:w="80" w:type="dxa"/>
+              <w:left w:w="120" w:type="dxa"/>
+              <w:bottom w:w="80" w:type="dxa"/>
+              <w:right w:w="80" w:type="dxa"/>
+            </w:tcMar>
+          </w:tcPr>
+          <w:p>
+            <w:r>
+              <w:rPr>
+                <w:b/>
+                <w:bCs/>
+                <w:color w:val="FFFFFF"/>
+                <w:sz w:val="19"/>
+                <w:szCs w:val="19"/>
+              </w:rPr>
+              <w:lastRenderedPageBreak/>
+              <w:t>Security control</w:t>
+            </w:r>
+          </w:p>
+        </w:tc>
+        <w:tc>
+          <w:tcPr>
+            <w:tcW w:w="4400" w:type="dxa"/>
+            <w:tcBorders>
+              <w:top w:val="single" w:sz="1" w:space="0" w:color="0E1F3B"/>
+              <w:left w:val="single" w:sz="1" w:space="0" w:color="0E1F3B"/>
+              <w:bottom w:val="single" w:sz="1" w:space="0" w:color="0E1F3B"/>
+              <w:right w:val="single" w:sz="1" w:space="0" w:color="0E1F3B"/>
+            </w:tcBorders>
+            <w:shd w:val="clear" w:color="auto" w:fill="0E1F3B"/>
+            <w:tcMar>
+              <w:top w:w="80" w:type="dxa"/>
+              <w:left w:w="120" w:type="dxa"/>
+              <w:bottom w:w="80" w:type="dxa"/>
+              <w:right w:w="80" w:type="dxa"/>
+            </w:tcMar>
+          </w:tcPr>
+          <w:p>
+            <w:r>
+              <w:rPr>
+                <w:b/>
+                <w:bCs/>
+                <w:color w:val="FFFFFF"/>
+                <w:sz w:val="19"/>
+                <w:szCs w:val="19"/>
+              </w:rPr>
+              <w:t>How it is implemented in this project</w:t>
+            </w:r>
+          </w:p>
+        </w:tc>
+        <w:tc>
+          <w:tcPr>
+            <w:tcW w:w="2980" w:type="dxa"/>
+            <w:tcBorders>
+              <w:top w:val="single" w:sz="1" w:space="0" w:color="0E1F3B"/>
+              <w:left w:val="single" w:sz="1" w:space="0" w:color="0E1F3B"/>
+              <w:bottom w:val="single" w:sz="1" w:space="0" w:color="0E1F3B"/>
+              <w:right w:val="single" w:sz="1" w:space="0" w:color="0E1F3B"/>
+            </w:tcBorders>
+            <w:shd w:val="clear" w:color="auto" w:fill="0E1F3B"/>
+            <w:tcMar>
+              <w:top w:w="80" w:type="dxa"/>
+              <w:left w:w="120" w:type="dxa"/>
+              <w:bottom w:w="80" w:type="dxa"/>
+              <w:right w:w="80" w:type="dxa"/>
+            </w:tcMar>
+          </w:tcPr>
+          <w:p>
+            <w:r>
+              <w:rPr>
+                <w:b/>
+                <w:bCs/>
+                <w:color w:val="FFFFFF"/>
+                <w:sz w:val="19"/>
+                <w:szCs w:val="19"/>
+              </w:rPr>
+              <w:t>Status</w:t>
+            </w:r>
+          </w:p>
+        </w:tc>
+      </w:tr>
+      <w:tr>
+        <w:tc>
+          <w:tcPr>
+            <w:tcW w:w="2400" w:type="dxa"/>
+            <w:tcBorders>
+              <w:top w:val="single" w:sz="1" w:space="0" w:color="D0CBC0"/>
+              <w:left w:val="single" w:sz="1" w:space="0" w:color="D0CBC0"/>
+              <w:bottom w:val="single" w:sz="1" w:space="0" w:color="D0CBC0"/>
+              <w:right w:val="single" w:sz="1" w:space="0" w:color="D0CBC0"/>
+            </w:tcBorders>
+            <w:shd w:val="clear" w:color="auto" w:fill="FFFFFF"/>
+            <w:tcMar>
+              <w:top w:w="80" w:type="dxa"/>
+              <w:left w:w="120" w:type="dxa"/>
+              <w:bottom w:w="80" w:type="dxa"/>
+              <w:right w:w="80" w:type="dxa"/>
+            </w:tcMar>
+          </w:tcPr>
+          <w:p>
+            <w:pPr>
+              <w:rPr>
+                <w:sz w:val="20"/>
+                <w:szCs w:val="20"/>
+              </w:rPr>
+            </w:pPr>
+            <w:r>
+              <w:rPr>
+                <w:sz w:val="20"/>
+                <w:szCs w:val="20"/>
+              </w:rPr>
+              <w:t>HTTPS / TLS encryption</w:t>
+            </w:r>
+          </w:p>
+        </w:tc>
+        <w:tc>
+          <w:tcPr>
+            <w:tcW w:w="4400" w:type="dxa"/>
+            <w:tcBorders>
+              <w:top w:val="single" w:sz="1" w:space="0" w:color="D0CBC0"/>
+              <w:left w:val="single" w:sz="1" w:space="0" w:color="D0CBC0"/>
+              <w:bottom w:val="single" w:sz="1" w:space="0" w:color="D0CBC0"/>
+              <w:right w:val="single" w:sz="1" w:space="0" w:color="D0CBC0"/>
+            </w:tcBorders>
+            <w:shd w:val="clear" w:color="auto" w:fill="FFFFFF"/>
+            <w:tcMar>
+              <w:top w:w="80" w:type="dxa"/>
+              <w:left w:w="120" w:type="dxa"/>
+              <w:bottom w:w="80" w:type="dxa"/>
+              <w:right w:w="80" w:type="dxa"/>
+            </w:tcMar>
+          </w:tcPr>
+          <w:p>
+            <w:pPr>
+              <w:rPr>
+                <w:sz w:val="20"/>
+                <w:szCs w:val="20"/>
+              </w:rPr>
+            </w:pPr>
+            <w:r>
+              <w:rPr>
+                <w:sz w:val="20"/>
+                <w:szCs w:val="20"/>
+              </w:rPr>
+              <w:t>[Describe how HTTPS is enforced — e.g. CloudFront redirects HTTP to HTTPS. All traffic encrypted in transit via TLS.]</w:t>
+            </w:r>
+          </w:p>
+        </w:tc>
+        <w:tc>
+          <w:tcPr>
+            <w:tcW w:w="2980" w:type="dxa"/>
+            <w:tcBorders>
+              <w:top w:val="single" w:sz="1" w:space="0" w:color="D0CBC0"/>
+              <w:left w:val="single" w:sz="1" w:space="0" w:color="D0CBC0"/>
+              <w:bottom w:val="single" w:sz="1" w:space="0" w:color="D0CBC0"/>
+              <w:right w:val="single" w:sz="1" w:space="0" w:color="D0CBC0"/>
+            </w:tcBorders>
+            <w:shd w:val="clear" w:color="auto" w:fill="FFFFFF"/>
+            <w:tcMar>
+              <w:top w:w="80" w:type="dxa"/>
+              <w:left w:w="120" w:type="dxa"/>
+              <w:bottom w:w="80" w:type="dxa"/>
+              <w:right w:w="80" w:type="dxa"/>
+            </w:tcMar>
+          </w:tcPr>
+          <w:p>
+            <w:pPr>
+              <w:rPr>
+                <w:sz w:val="20"/>
+                <w:szCs w:val="20"/>
+              </w:rPr>
+            </w:pPr>
+            <w:r>
+              <w:rPr>
+                <w:sz w:val="20"/>
+                <w:szCs w:val="20"/>
+              </w:rPr>
+              <w:t>[ ] Implemented</w:t>
+            </w:r>
+          </w:p>
+        </w:tc>
+      </w:tr>
+      <w:tr>
+        <w:tc>
+          <w:tcPr>
+            <w:tcW w:w="2400" w:type="dxa"/>
+            <w:tcBorders>
+              <w:top w:val="single" w:sz="1" w:space="0" w:color="D0CBC0"/>
+              <w:left w:val="single" w:sz="1" w:space="0" w:color="D0CBC0"/>
+              <w:bottom w:val="single" w:sz="1" w:space="0" w:color="D0CBC0"/>
+              <w:right w:val="single" w:sz="1" w:space="0" w:color="D0CBC0"/>
+            </w:tcBorders>
+            <w:shd w:val="clear" w:color="auto" w:fill="F5F0E8"/>
+            <w:tcMar>
+              <w:top w:w="80" w:type="dxa"/>
+              <w:left w:w="120" w:type="dxa"/>
+              <w:bottom w:w="80" w:type="dxa"/>
+              <w:right w:w="80" w:type="dxa"/>
+            </w:tcMar>
+          </w:tcPr>
+          <w:p>
+            <w:pPr>
+              <w:rPr>
+                <w:sz w:val="20"/>
+                <w:szCs w:val="20"/>
+              </w:rPr>
+            </w:pPr>
+            <w:r>
+              <w:rPr>
+                <w:sz w:val="20"/>
+                <w:szCs w:val="20"/>
+              </w:rPr>
+              <w:t>Private S3 bucket</w:t>
+            </w:r>
+          </w:p>
+        </w:tc>
+        <w:tc>
+          <w:tcPr>
+            <w:tcW w:w="4400" w:type="dxa"/>
+            <w:tcBorders>
+              <w:top w:val="single" w:sz="1" w:space="0" w:color="D0CBC0"/>
+              <w:left w:val="single" w:sz="1" w:space="0" w:color="D0CBC0"/>
+              <w:bottom w:val="single" w:sz="1" w:space="0" w:color="D0CBC0"/>
+              <w:right w:val="single" w:sz="1" w:space="0" w:color="D0CBC0"/>
+            </w:tcBorders>
+            <w:shd w:val="clear" w:color="auto" w:fill="F5F0E8"/>
+            <w:tcMar>
+              <w:top w:w="80" w:type="dxa"/>
+              <w:left w:w="120" w:type="dxa"/>
+              <w:bottom w:w="80" w:type="dxa"/>
+              <w:right w:w="80" w:type="dxa"/>
+            </w:tcMar>
+          </w:tcPr>
+          <w:p>
+            <w:pPr>
+              <w:rPr>
+                <w:sz w:val="20"/>
+                <w:szCs w:val="20"/>
+              </w:rPr>
+            </w:pPr>
+            <w:r>
+              <w:rPr>
+                <w:sz w:val="20"/>
+                <w:szCs w:val="20"/>
+              </w:rPr>
+              <w:t>[e.g. Block All Public Access enabled. Only CloudFront can access the bucket via Origin Access Control (OAC).]</w:t>
+            </w:r>
+          </w:p>
+        </w:tc>
+        <w:tc>
+          <w:tcPr>
+            <w:tcW w:w="2980" w:type="dxa"/>
+            <w:tcBorders>
+              <w:top w:val="single" w:sz="1" w:space="0" w:color="D0CBC0"/>
+              <w:left w:val="single" w:sz="1" w:space="0" w:color="D0CBC0"/>
+              <w:bottom w:val="single" w:sz="1" w:space="0" w:color="D0CBC0"/>
+              <w:right w:val="single" w:sz="1" w:space="0" w:color="D0CBC0"/>
+            </w:tcBorders>
+            <w:shd w:val="clear" w:color="auto" w:fill="F5F0E8"/>
+            <w:tcMar>
+              <w:top w:w="80" w:type="dxa"/>
+              <w:left w:w="120" w:type="dxa"/>
+              <w:bottom w:w="80" w:type="dxa"/>
+              <w:right w:w="80" w:type="dxa"/>
+            </w:tcMar>
+          </w:tcPr>
+          <w:p>
+            <w:pPr>
+              <w:rPr>
+                <w:sz w:val="20"/>
+                <w:szCs w:val="20"/>
+              </w:rPr>
+            </w:pPr>
+            <w:r>
+              <w:rPr>
+                <w:sz w:val="20"/>
+                <w:szCs w:val="20"/>
+              </w:rPr>
+              <w:t>[ ] Implemented</w:t>
+            </w:r>
+          </w:p>
+        </w:tc>
+      </w:tr>
+      <w:tr>
+        <w:tc>
+          <w:tcPr>
+            <w:tcW w:w="2400" w:type="dxa"/>
+            <w:tcBorders>
+              <w:top w:val="single" w:sz="1" w:space="0" w:color="D0CBC0"/>
+              <w:left w:val="single" w:sz="1" w:space="0" w:color="D0CBC0"/>
+              <w:bottom w:val="single" w:sz="1" w:space="0" w:color="D0CBC0"/>
+              <w:right w:val="single" w:sz="1" w:space="0" w:color="D0CBC0"/>
+            </w:tcBorders>
+            <w:shd w:val="clear" w:color="auto" w:fill="FFFFFF"/>
+            <w:tcMar>
+              <w:top w:w="80" w:type="dxa"/>
+              <w:left w:w="120" w:type="dxa"/>
+              <w:bottom w:w="80" w:type="dxa"/>
+              <w:right w:w="80" w:type="dxa"/>
+            </w:tcMar>
+          </w:tcPr>
+          <w:p>
+            <w:pPr>
+              <w:rPr>
+                <w:sz w:val="20"/>
+                <w:szCs w:val="20"/>
+              </w:rPr>
+            </w:pPr>
+            <w:r>
+              <w:rPr>
+                <w:sz w:val="20"/>
+                <w:szCs w:val="20"/>
+              </w:rPr>
+              <w:t>IAM least privilege</w:t>
+            </w:r>
+          </w:p>
+        </w:tc>
+        <w:tc>
+          <w:tcPr>
+            <w:tcW w:w="4400" w:type="dxa"/>
+            <w:tcBorders>
+              <w:top w:val="single" w:sz="1" w:space="0" w:color="D0CBC0"/>
+              <w:left w:val="single" w:sz="1" w:space="0" w:color="D0CBC0"/>
+              <w:bottom w:val="single" w:sz="1" w:space="0" w:color="D0CBC0"/>
+              <w:right w:val="single" w:sz="1" w:space="0" w:color="D0CBC0"/>
+            </w:tcBorders>
+            <w:shd w:val="clear" w:color="auto" w:fill="FFFFFF"/>
+            <w:tcMar>
+              <w:top w:w="80" w:type="dxa"/>
+              <w:left w:w="120" w:type="dxa"/>
+              <w:bottom w:w="80" w:type="dxa"/>
+              <w:right w:w="80" w:type="dxa"/>
+            </w:tcMar>
+          </w:tcPr>
+          <w:p>
+            <w:pPr>
+              <w:rPr>
+                <w:sz w:val="20"/>
+                <w:szCs w:val="20"/>
+              </w:rPr>
+            </w:pPr>
+            <w:r>
+              <w:rPr>
+                <w:sz w:val="20"/>
+                <w:szCs w:val="20"/>
+              </w:rPr>
+              <w:t>[e.g. Lambda execution role grants only DynamoDB read/write and SES send — no other permissions.]</w:t>
+            </w:r>
+          </w:p>
+        </w:tc>
+        <w:tc>
+          <w:tcPr>
+            <w:tcW w:w="2980" w:type="dxa"/>
+            <w:tcBorders>
+              <w:top w:val="single" w:sz="1" w:space="0" w:color="D0CBC0"/>
+              <w:left w:val="single" w:sz="1" w:space="0" w:color="D0CBC0"/>
+              <w:bottom w:val="single" w:sz="1" w:space="0" w:color="D0CBC0"/>
+              <w:right w:val="single" w:sz="1" w:space="0" w:color="D0CBC0"/>
+            </w:tcBorders>
+            <w:shd w:val="clear" w:color="auto" w:fill="FFFFFF"/>
+            <w:tcMar>
+              <w:top w:w="80" w:type="dxa"/>
+              <w:left w:w="120" w:type="dxa"/>
+              <w:bottom w:w="80" w:type="dxa"/>
+              <w:right w:w="80" w:type="dxa"/>
+            </w:tcMar>
+          </w:tcPr>
+          <w:p>
+            <w:pPr>
+              <w:rPr>
+                <w:sz w:val="20"/>
+                <w:szCs w:val="20"/>
+              </w:rPr>
+            </w:pPr>
+            <w:r>
+              <w:rPr>
+                <w:sz w:val="20"/>
+                <w:szCs w:val="20"/>
+              </w:rPr>
+              <w:t>[ ] Implemented</w:t>
+            </w:r>
+          </w:p>
+        </w:tc>
+      </w:tr>
+      <w:tr>
+        <w:tc>
+          <w:tcPr>
+            <w:tcW w:w="2400" w:type="dxa"/>
+            <w:tcBorders>
+              <w:top w:val="single" w:sz="1" w:space="0" w:color="D0CBC0"/>
+              <w:left w:val="single" w:sz="1" w:space="0" w:color="D0CBC0"/>
+              <w:bottom w:val="single" w:sz="1" w:space="0" w:color="D0CBC0"/>
+              <w:right w:val="single" w:sz="1" w:space="0" w:color="D0CBC0"/>
+            </w:tcBorders>
+            <w:shd w:val="clear" w:color="auto" w:fill="F5F0E8"/>
+            <w:tcMar>
+              <w:top w:w="80" w:type="dxa"/>
+              <w:left w:w="120" w:type="dxa"/>
+              <w:bottom w:w="80" w:type="dxa"/>
+              <w:right w:w="80" w:type="dxa"/>
+            </w:tcMar>
+          </w:tcPr>
+          <w:p>
+            <w:pPr>
+              <w:rPr>
+                <w:sz w:val="20"/>
+                <w:szCs w:val="20"/>
+              </w:rPr>
+            </w:pPr>
+            <w:r>
+              <w:rPr>
+                <w:sz w:val="20"/>
+                <w:szCs w:val="20"/>
+              </w:rPr>
+              <w:t>No hardcoded credentials</w:t>
+            </w:r>
+          </w:p>
+        </w:tc>
+        <w:tc>
+          <w:tcPr>
+            <w:tcW w:w="4400" w:type="dxa"/>
+            <w:tcBorders>
+              <w:top w:val="single" w:sz="1" w:space="0" w:color="D0CBC0"/>
+              <w:left w:val="single" w:sz="1" w:space="0" w:color="D0CBC0"/>
+              <w:bottom w:val="single" w:sz="1" w:space="0" w:color="D0CBC0"/>
+              <w:right w:val="single" w:sz="1" w:space="0" w:color="D0CBC0"/>
+            </w:tcBorders>
+            <w:shd w:val="clear" w:color="auto" w:fill="F5F0E8"/>
+            <w:tcMar>
+              <w:top w:w="80" w:type="dxa"/>
+              <w:left w:w="120" w:type="dxa"/>
+              <w:bottom w:w="80" w:type="dxa"/>
+              <w:right w:w="80" w:type="dxa"/>
+            </w:tcMar>
+          </w:tcPr>
+          <w:p>
+            <w:pPr>
+              <w:rPr>
+                <w:sz w:val="20"/>
+                <w:szCs w:val="20"/>
+              </w:rPr>
+            </w:pPr>
+            <w:r>
+              <w:rPr>
+                <w:sz w:val="20"/>
+                <w:szCs w:val="20"/>
+              </w:rPr>
+              <w:t>[e.g. No AWS keys in code. Lambda uses IAM execution role. Table names in environment variables.]</w:t>
+            </w:r>
+          </w:p>
+        </w:tc>
+        <w:tc>
+          <w:tcPr>
+            <w:tcW w:w="2980" w:type="dxa"/>
+            <w:tcBorders>
+              <w:top w:val="single" w:sz="1" w:space="0" w:color="D0CBC0"/>
+              <w:left w:val="single" w:sz="1" w:space="0" w:color="D0CBC0"/>
+              <w:bottom w:val="single" w:sz="1" w:space="0" w:color="D0CBC0"/>
+              <w:right w:val="single" w:sz="1" w:space="0" w:color="D0CBC0"/>
+            </w:tcBorders>
+            <w:shd w:val="clear" w:color="auto" w:fill="F5F0E8"/>
+            <w:tcMar>
+              <w:top w:w="80" w:type="dxa"/>
+              <w:left w:w="120" w:type="dxa"/>
+              <w:bottom w:w="80" w:type="dxa"/>
+              <w:right w:w="80" w:type="dxa"/>
+            </w:tcMar>
+          </w:tcPr>
+          <w:p>
+            <w:pPr>
+              <w:rPr>
+                <w:sz w:val="20"/>
+                <w:szCs w:val="20"/>
+              </w:rPr>
+            </w:pPr>
+            <w:r>
+              <w:rPr>
+                <w:sz w:val="20"/>
+                <w:szCs w:val="20"/>
+              </w:rPr>
+              <w:t>[ ] Implemented</w:t>
+            </w:r>
+          </w:p>
+        </w:tc>
+      </w:tr>
+      <w:tr>
+        <w:tc>
+          <w:tcPr>
+            <w:tcW w:w="2400" w:type="dxa"/>
+            <w:tcBorders>
+              <w:top w:val="single" w:sz="1" w:space="0" w:color="D0CBC0"/>
+              <w:left w:val="single" w:sz="1" w:space="0" w:color="D0CBC0"/>
+              <w:bottom w:val="single" w:sz="1" w:space="0" w:color="D0CBC0"/>
+              <w:right w:val="single" w:sz="1" w:space="0" w:color="D0CBC0"/>
+            </w:tcBorders>
+            <w:shd w:val="clear" w:color="auto" w:fill="FFFFFF"/>
+            <w:tcMar>
+              <w:top w:w="80" w:type="dxa"/>
+              <w:left w:w="120" w:type="dxa"/>
+              <w:bottom w:w="80" w:type="dxa"/>
+              <w:right w:w="80" w:type="dxa"/>
+            </w:tcMar>
+          </w:tcPr>
+          <w:p>
+            <w:pPr>
+              <w:rPr>
+                <w:sz w:val="20"/>
+                <w:szCs w:val="20"/>
+              </w:rPr>
+            </w:pPr>
+            <w:r>
+              <w:rPr>
+                <w:sz w:val="20"/>
+                <w:szCs w:val="20"/>
+              </w:rPr>
+              <w:t>CORS configured</w:t>
+            </w:r>
+          </w:p>
+        </w:tc>
+        <w:tc>
+          <w:tcPr>
+            <w:tcW w:w="4400" w:type="dxa"/>
+            <w:tcBorders>
+              <w:top w:val="single" w:sz="1" w:space="0" w:color="D0CBC0"/>
+              <w:left w:val="single" w:sz="1" w:space="0" w:color="D0CBC0"/>
+              <w:bottom w:val="single" w:sz="1" w:space="0" w:color="D0CBC0"/>
+              <w:right w:val="single" w:sz="1" w:space="0" w:color="D0CBC0"/>
+            </w:tcBorders>
+            <w:shd w:val="clear" w:color="auto" w:fill="FFFFFF"/>
+            <w:tcMar>
+              <w:top w:w="80" w:type="dxa"/>
+              <w:left w:w="120" w:type="dxa"/>
+              <w:bottom w:w="80" w:type="dxa"/>
+              <w:right w:w="80" w:type="dxa"/>
+            </w:tcMar>
+          </w:tcPr>
+          <w:p>
+            <w:pPr>
+              <w:rPr>
+                <w:sz w:val="20"/>
+                <w:szCs w:val="20"/>
+              </w:rPr>
+            </w:pPr>
+            <w:r>
+              <w:rPr>
+                <w:sz w:val="20"/>
+                <w:szCs w:val="20"/>
+              </w:rPr>
+              <w:t>[e.g. API Gateway CORS allows requests only from the application domain, not all origins.]</w:t>
+            </w:r>
+          </w:p>
+        </w:tc>
+        <w:tc>
+          <w:tcPr>
+            <w:tcW w:w="2980" w:type="dxa"/>
+            <w:tcBorders>
+              <w:top w:val="single" w:sz="1" w:space="0" w:color="D0CBC0"/>
+              <w:left w:val="single" w:sz="1" w:space="0" w:color="D0CBC0"/>
+              <w:bottom w:val="single" w:sz="1" w:space="0" w:color="D0CBC0"/>
+              <w:right w:val="single" w:sz="1" w:space="0" w:color="D0CBC0"/>
+            </w:tcBorders>
+            <w:shd w:val="clear" w:color="auto" w:fill="FFFFFF"/>
+            <w:tcMar>
+              <w:top w:w="80" w:type="dxa"/>
+              <w:left w:w="120" w:type="dxa"/>
+              <w:bottom w:w="80" w:type="dxa"/>
+              <w:right w:w="80" w:type="dxa"/>
+            </w:tcMar>
+          </w:tcPr>
+          <w:p>
+            <w:pPr>
+              <w:rPr>
+                <w:sz w:val="20"/>
+                <w:szCs w:val="20"/>
+              </w:rPr>
+            </w:pPr>
+            <w:r>
+              <w:rPr>
+                <w:sz w:val="20"/>
+                <w:szCs w:val="20"/>
+              </w:rPr>
+              <w:t>[ ] Implemented</w:t>
+            </w:r>
+          </w:p>
+        </w:tc>
+      </w:tr>
+      <w:tr>
+        <w:tc>
+          <w:tcPr>
+            <w:tcW w:w="2400" w:type="dxa"/>
+            <w:tcBorders>
+              <w:top w:val="single" w:sz="1" w:space="0" w:color="D0CBC0"/>
+              <w:left w:val="single" w:sz="1" w:space="0" w:color="D0CBC0"/>
+              <w:bottom w:val="single" w:sz="1" w:space="0" w:color="D0CBC0"/>
+              <w:right w:val="single" w:sz="1" w:space="0" w:color="D0CBC0"/>
+            </w:tcBorders>
+            <w:shd w:val="clear" w:color="auto" w:fill="F5F0E8"/>
+            <w:tcMar>
+              <w:top w:w="80" w:type="dxa"/>
+              <w:left w:w="120" w:type="dxa"/>
+              <w:bottom w:w="80" w:type="dxa"/>
+              <w:right w:w="80" w:type="dxa"/>
+            </w:tcMar>
+          </w:tcPr>
+          <w:p>
+            <w:pPr>
+              <w:rPr>
+                <w:sz w:val="20"/>
+                <w:szCs w:val="20"/>
+              </w:rPr>
+            </w:pPr>
+            <w:r>
+              <w:rPr>
+                <w:sz w:val="20"/>
+                <w:szCs w:val="20"/>
+              </w:rPr>
+              <w:t>SSL Certificate</w:t>
+            </w:r>
+          </w:p>
+        </w:tc>
+        <w:tc>
+          <w:tcPr>
+            <w:tcW w:w="4400" w:type="dxa"/>
+            <w:tcBorders>
+              <w:top w:val="single" w:sz="1" w:space="0" w:color="D0CBC0"/>
+              <w:left w:val="single" w:sz="1" w:space="0" w:color="D0CBC0"/>
+              <w:bottom w:val="single" w:sz="1" w:space="0" w:color="D0CBC0"/>
+              <w:right w:val="single" w:sz="1" w:space="0" w:color="D0CBC0"/>
+            </w:tcBorders>
+            <w:shd w:val="clear" w:color="auto" w:fill="F5F0E8"/>
+            <w:tcMar>
+              <w:top w:w="80" w:type="dxa"/>
+              <w:left w:w="120" w:type="dxa"/>
+              <w:bottom w:w="80" w:type="dxa"/>
+              <w:right w:w="80" w:type="dxa"/>
+            </w:tcMar>
+          </w:tcPr>
+          <w:p>
+            <w:pPr>
+              <w:rPr>
+                <w:sz w:val="20"/>
+                <w:szCs w:val="20"/>
+              </w:rPr>
+            </w:pPr>
+            <w:r>
+              <w:rPr>
+                <w:sz w:val="20"/>
+                <w:szCs w:val="20"/>
+              </w:rPr>
+              <w:t>[e.g. Free ACM certificate issued in us-east-1, auto-renewing, attached to CloudFront distribution.]</w:t>
+            </w:r>
+          </w:p>
+        </w:tc>
+        <w:tc>
+          <w:tcPr>
+            <w:tcW w:w="2980" w:type="dxa"/>
+            <w:tcBorders>
+              <w:top w:val="single" w:sz="1" w:space="0" w:color="D0CBC0"/>
+              <w:left w:val="single" w:sz="1" w:space="0" w:color="D0CBC0"/>
+              <w:bottom w:val="single" w:sz="1" w:space="0" w:color="D0CBC0"/>
+              <w:right w:val="single" w:sz="1" w:space="0" w:color="D0CBC0"/>
+            </w:tcBorders>
+            <w:shd w:val="clear" w:color="auto" w:fill="F5F0E8"/>
+            <w:tcMar>
+              <w:top w:w="80" w:type="dxa"/>
+              <w:left w:w="120" w:type="dxa"/>
+              <w:bottom w:w="80" w:type="dxa"/>
+              <w:right w:w="80" w:type="dxa"/>
+            </w:tcMar>
+          </w:tcPr>
+          <w:p>
+            <w:pPr>
+              <w:rPr>
+                <w:sz w:val="20"/>
+                <w:szCs w:val="20"/>
+              </w:rPr>
+            </w:pPr>
+            <w:r>
+              <w:rPr>
+                <w:sz w:val="20"/>
+                <w:szCs w:val="20"/>
+              </w:rPr>
+              <w:t>[ ] Implemented</w:t>
+            </w:r>
+          </w:p>
+        </w:tc>
+      </w:tr>
+      <w:tr>
+        <w:tc>
+          <w:tcPr>
+            <w:tcW w:w="2400" w:type="dxa"/>
+            <w:tcBorders>
+              <w:top w:val="single" w:sz="1" w:space="0" w:color="D0CBC0"/>
+              <w:left w:val="single" w:sz="1" w:space="0" w:color="D0CBC0"/>
+              <w:bottom w:val="single" w:sz="1" w:space="0" w:color="D0CBC0"/>
+              <w:right w:val="single" w:sz="1" w:space="0" w:color="D0CBC0"/>
+            </w:tcBorders>
+            <w:shd w:val="clear" w:color="auto" w:fill="FFFFFF"/>
+            <w:tcMar>
+              <w:top w:w="80" w:type="dxa"/>
+              <w:left w:w="120" w:type="dxa"/>
+              <w:bottom w:w="80" w:type="dxa"/>
+              <w:right w:w="80" w:type="dxa"/>
+            </w:tcMar>
+          </w:tcPr>
+          <w:p>
+            <w:pPr>
+              <w:rPr>
+                <w:sz w:val="20"/>
+                <w:szCs w:val="20"/>
+              </w:rPr>
+            </w:pPr>
+            <w:r>
+              <w:rPr>
+                <w:sz w:val="20"/>
+                <w:szCs w:val="20"/>
+              </w:rPr>
+              <w:t>[Add further controls]</w:t>
+            </w:r>
+          </w:p>
+        </w:tc>
+        <w:tc>
+          <w:tcPr>
+            <w:tcW w:w="4400" w:type="dxa"/>
+            <w:tcBorders>
+              <w:top w:val="single" w:sz="1" w:space="0" w:color="D0CBC0"/>
+              <w:left w:val="single" w:sz="1" w:space="0" w:color="D0CBC0"/>
+              <w:bottom w:val="single" w:sz="1" w:space="0" w:color="D0CBC0"/>
+              <w:right w:val="single" w:sz="1" w:space="0" w:color="D0CBC0"/>
+            </w:tcBorders>
+            <w:shd w:val="clear" w:color="auto" w:fill="FFFFFF"/>
+            <w:tcMar>
+              <w:top w:w="80" w:type="dxa"/>
+              <w:left w:w="120" w:type="dxa"/>
+              <w:bottom w:w="80" w:type="dxa"/>
+              <w:right w:w="80" w:type="dxa"/>
+            </w:tcMar>
+          </w:tcPr>
+          <w:p>
+            <w:pPr>
+              <w:rPr>
+                <w:sz w:val="20"/>
+                <w:szCs w:val="20"/>
+              </w:rPr>
+            </w:pPr>
+            <w:r>
+              <w:rPr>
+                <w:sz w:val="20"/>
+                <w:szCs w:val="20"/>
+              </w:rPr>
+              <w:t>[Describe the control]</w:t>
+            </w:r>
+          </w:p>
+        </w:tc>
+        <w:tc>
+          <w:tcPr>
+            <w:tcW w:w="2980" w:type="dxa"/>
+            <w:tcBorders>
+              <w:top w:val="single" w:sz="1" w:space="0" w:color="D0CBC0"/>
+              <w:left w:val="single" w:sz="1" w:space="0" w:color="D0CBC0"/>
+              <w:bottom w:val="single" w:sz="1" w:space="0" w:color="D0CBC0"/>
+              <w:right w:val="single" w:sz="1" w:space="0" w:color="D0CBC0"/>
+            </w:tcBorders>
+            <w:shd w:val="clear" w:color="auto" w:fill="FFFFFF"/>
+            <w:tcMar>
+              <w:top w:w="80" w:type="dxa"/>
+              <w:left w:w="120" w:type="dxa"/>
+              <w:bottom w:w="80" w:type="dxa"/>
+              <w:right w:w="80" w:type="dxa"/>
+            </w:tcMar>
+          </w:tcPr>
+          <w:p>
+            <w:pPr>
+              <w:rPr>
+                <w:sz w:val="20"/>
+                <w:szCs w:val="20"/>
+              </w:rPr>
+            </w:pPr>
+            <w:r>
+              <w:rPr>
+                <w:sz w:val="20"/>
+                <w:szCs w:val="20"/>
+              </w:rPr>
+              <w:t>[ ] Implemented</w:t>
+            </w:r>
+          </w:p>
+        </w:tc>
+      </w:tr>
+    </w:tbl>
+    <w:p/>
+    <w:p>
+      <w:pPr>
+        <w:spacing w:before="120" w:after="40"/>
+      </w:pPr>
+      <w:r>
+        <w:rPr>
+          <w:b/>
+          <w:bCs/>
+          <w:color w:val="0E1F3B"/>
+          <w:sz w:val="20"/>
+          <w:szCs w:val="20"/>
+        </w:rPr>
+        <w:t>Known limitations / not implemented in this version</w:t>
+      </w:r>
+    </w:p>
+    <w:tbl>
+      <w:tblPr>
+        <w:tblW w:w="9780" w:type="dxa"/>
+        <w:tblBorders>
+          <w:top w:val="single" w:sz="4" w:space="0" w:color="auto"/>
+          <w:left w:val="single" w:sz="4" w:space="0" w:color="auto"/>
+          <w:bottom w:val="single" w:sz="4" w:space="0" w:color="auto"/>
+          <w:right w:val="single" w:sz="4" w:space="0" w:color="auto"/>
+          <w:insideH w:val="single" w:sz="4" w:space="0" w:color="auto"/>
+          <w:insideV w:val="single" w:sz="4" w:space="0" w:color="auto"/>
+        </w:tblBorders>
+        <w:tblCellMar>
+          <w:left w:w="10" w:type="dxa"/>
+          <w:right w:w="10" w:type="dxa"/>
+        </w:tblCellMar>
+        <w:tblLook w:val="04A0" w:firstRow="1" w:lastRow="0" w:firstColumn="1" w:lastColumn="0" w:noHBand="0" w:noVBand="1"/>
+      </w:tblPr>
+      <w:tblGrid>
+        <w:gridCol w:w="9780"/>
+      </w:tblGrid>
+      <w:tr>
+        <w:tc>
+          <w:tcPr>
+            <w:tcW w:w="9780" w:type="dxa"/>
+            <w:tcBorders>
+              <w:top w:val="single" w:sz="1" w:space="0" w:color="D0CBC0"/>
+              <w:left w:val="single" w:sz="1" w:space="0" w:color="D0CBC0"/>
+              <w:bottom w:val="single" w:sz="1" w:space="0" w:color="D0CBC0"/>
+              <w:right w:val="single" w:sz="1" w:space="0" w:color="D0CBC0"/>
+            </w:tcBorders>
+            <w:shd w:val="clear" w:color="auto" w:fill="FAFAFA"/>
+            <w:tcMar>
+              <w:top w:w="100" w:type="dxa"/>
+              <w:left w:w="140" w:type="dxa"/>
+              <w:bottom w:w="100" w:type="dxa"/>
+              <w:right w:w="140" w:type="dxa"/>
+            </w:tcMar>
+          </w:tcPr>
+          <w:p>
+            <w:pPr>
+              <w:spacing w:after="160"/>
+              <w:rPr>
+                <w:sz w:val="20"/>
+                <w:szCs w:val="20"/>
+              </w:rPr>
+            </w:pPr>
+            <w:r>
+              <w:rPr>
+                <w:sz w:val="20"/>
+                <w:szCs w:val="20"/>
+              </w:rPr>
+              <w:t>[Being honest about limitations is professional. e.g. Rate limiting on the contact form API is not implemented in this version. A production deployment would add AWS WAF rules to prevent spam.]</w:t>
+            </w:r>
+          </w:p>
+          <w:p>
+            <w:pPr>
+              <w:spacing w:after="160"/>
+              <w:rPr>
+                <w:sz w:val="20"/>
+                <w:szCs w:val="20"/>
+              </w:rPr>
+            </w:pPr>
+          </w:p>
+          <w:p>
+            <w:pPr>
+              <w:spacing w:after="160"/>
+              <w:rPr>
+                <w:sz w:val="20"/>
+                <w:szCs w:val="20"/>
+              </w:rPr>
+            </w:pPr>
+          </w:p>
+        </w:tc>
+      </w:tr>
+    </w:tbl>
+    <w:p/>
+    <w:tbl>
+      <w:tblPr>
+        <w:tblW w:w="9781" w:type="dxa"/>
+        <w:tblBorders>
+          <w:top w:val="single" w:sz="4" w:space="0" w:color="auto"/>
+          <w:left w:val="single" w:sz="4" w:space="0" w:color="auto"/>
+          <w:bottom w:val="single" w:sz="4" w:space="0" w:color="auto"/>
+          <w:right w:val="single" w:sz="4" w:space="0" w:color="auto"/>
+          <w:insideH w:val="single" w:sz="4" w:space="0" w:color="auto"/>
+          <w:insideV w:val="single" w:sz="4" w:space="0" w:color="auto"/>
+        </w:tblBorders>
+        <w:tblCellMar>
+          <w:left w:w="10" w:type="dxa"/>
+          <w:right w:w="10" w:type="dxa"/>
+        </w:tblCellMar>
+        <w:tblLook w:val="04A0" w:firstRow="1" w:lastRow="0" w:firstColumn="1" w:lastColumn="0" w:noHBand="0" w:noVBand="1"/>
+      </w:tblPr>
+      <w:tblGrid>
+        <w:gridCol w:w="900"/>
+        <w:gridCol w:w="8881"/>
+      </w:tblGrid>
+      <w:tr>
+        <w:tc>
+          <w:tcPr>
+            <w:tcW w:w="900" w:type="dxa"/>
+            <w:tcBorders>
+              <w:top w:val="none" w:sz="0" w:space="0" w:color="FFFFFF"/>
+              <w:left w:val="none" w:sz="0" w:space="0" w:color="FFFFFF"/>
+              <w:bottom w:val="none" w:sz="0" w:space="0" w:color="FFFFFF"/>
+              <w:right w:val="none" w:sz="0" w:space="0" w:color="FFFFFF"/>
+            </w:tcBorders>
+            <w:shd w:val="clear" w:color="auto" w:fill="0E1F3B"/>
+            <w:tcMar>
+              <w:top w:w="80" w:type="dxa"/>
+              <w:left w:w="120" w:type="dxa"/>
+              <w:bottom w:w="80" w:type="dxa"/>
+              <w:right w:w="80" w:type="dxa"/>
+            </w:tcMar>
+            <w:vAlign w:val="center"/>
+          </w:tcPr>
+          <w:p>
+            <w:pPr>
+              <w:jc w:val="center"/>
+            </w:pPr>
+            <w:r>
+              <w:rPr>
+                <w:rFonts w:ascii="Georgia" w:eastAsia="Georgia" w:hAnsi="Georgia" w:cs="Georgia"/>
+                <w:color w:val="FFFFFF"/>
+                <w:sz w:val="32"/>
+                <w:szCs w:val="32"/>
+              </w:rPr>
+              <w:t>08</w:t>
+            </w:r>
+          </w:p>
+        </w:tc>
+        <w:tc>
+          <w:tcPr>
+            <w:tcW w:w="8881" w:type="dxa"/>
+            <w:tcBorders>
+              <w:top w:val="none" w:sz="0" w:space="0" w:color="FFFFFF"/>
+              <w:left w:val="none" w:sz="0" w:space="0" w:color="FFFFFF"/>
+              <w:bottom w:val="none" w:sz="0" w:space="0" w:color="FFFFFF"/>
+              <w:right w:val="none" w:sz="0" w:space="0" w:color="FFFFFF"/>
+            </w:tcBorders>
+            <w:shd w:val="clear" w:color="auto" w:fill="C8922A"/>
+            <w:tcMar>
+              <w:top w:w="80" w:type="dxa"/>
+              <w:left w:w="200" w:type="dxa"/>
+              <w:bottom w:w="80" w:type="dxa"/>
+              <w:right w:w="120" w:type="dxa"/>
+            </w:tcMar>
+            <w:vAlign w:val="center"/>
+          </w:tcPr>
+          <w:p>
+            <w:r>
+              <w:rPr>
+                <w:b/>
+                <w:bCs/>
+                <w:color w:val="FFFFFF"/>
+                <w:sz w:val="26"/>
+                <w:szCs w:val="26"/>
+              </w:rPr>
+              <w:t>Cost Estimate</w:t>
+            </w:r>
+          </w:p>
+        </w:tc>
+      </w:tr>
+    </w:tbl>
+    <w:p>
+      <w:pPr>
+        <w:spacing w:after="120"/>
+      </w:pPr>
+    </w:p>
+    <w:tbl>
+      <w:tblPr>
+        <w:tblW w:w="9780" w:type="dxa"/>
+        <w:tblBorders>
+          <w:top w:val="single" w:sz="4" w:space="0" w:color="auto"/>
+          <w:left w:val="single" w:sz="4" w:space="0" w:color="auto"/>
+          <w:bottom w:val="single" w:sz="4" w:space="0" w:color="auto"/>
+          <w:right w:val="single" w:sz="4" w:space="0" w:color="auto"/>
+          <w:insideH w:val="single" w:sz="4" w:space="0" w:color="auto"/>
+          <w:insideV w:val="single" w:sz="4" w:space="0" w:color="auto"/>
+        </w:tblBorders>
+        <w:tblCellMar>
+          <w:left w:w="10" w:type="dxa"/>
+          <w:right w:w="10" w:type="dxa"/>
+        </w:tblCellMar>
+        <w:tblLook w:val="04A0" w:firstRow="1" w:lastRow="0" w:firstColumn="1" w:lastColumn="0" w:noHBand="0" w:noVBand="1"/>
+      </w:tblPr>
+      <w:tblGrid>
+        <w:gridCol w:w="2551"/>
+        <w:gridCol w:w="2977"/>
+        <w:gridCol w:w="1842"/>
+        <w:gridCol w:w="2410"/>
+      </w:tblGrid>
+      <w:tr>
+        <w:tc>
+          <w:tcPr>
+            <w:tcW w:w="2551" w:type="dxa"/>
+            <w:tcBorders>
+              <w:top w:val="single" w:sz="1" w:space="0" w:color="0E1F3B"/>
+              <w:left w:val="single" w:sz="1" w:space="0" w:color="0E1F3B"/>
+              <w:bottom w:val="single" w:sz="1" w:space="0" w:color="0E1F3B"/>
+              <w:right w:val="single" w:sz="1" w:space="0" w:color="0E1F3B"/>
+            </w:tcBorders>
+            <w:shd w:val="clear" w:color="auto" w:fill="0E1F3B"/>
+            <w:tcMar>
+              <w:top w:w="80" w:type="dxa"/>
+              <w:left w:w="120" w:type="dxa"/>
+              <w:bottom w:w="80" w:type="dxa"/>
+              <w:right w:w="80" w:type="dxa"/>
+            </w:tcMar>
+          </w:tcPr>
+          <w:p>
+            <w:r>
+              <w:rPr>
+                <w:b/>
+                <w:bCs/>
+                <w:color w:val="FFFFFF"/>
+                <w:sz w:val="19"/>
+                <w:szCs w:val="19"/>
+              </w:rPr>
+              <w:t>Service</w:t>
+            </w:r>
+          </w:p>
+        </w:tc>
+        <w:tc>
+          <w:tcPr>
+            <w:tcW w:w="2977" w:type="dxa"/>
+            <w:tcBorders>
+              <w:top w:val="single" w:sz="1" w:space="0" w:color="0E1F3B"/>
+              <w:left w:val="single" w:sz="1" w:space="0" w:color="0E1F3B"/>
+              <w:bottom w:val="single" w:sz="1" w:space="0" w:color="0E1F3B"/>
+              <w:right w:val="single" w:sz="1" w:space="0" w:color="0E1F3B"/>
+            </w:tcBorders>
+            <w:shd w:val="clear" w:color="auto" w:fill="0E1F3B"/>
+            <w:tcMar>
+              <w:top w:w="80" w:type="dxa"/>
+              <w:left w:w="120" w:type="dxa"/>
+              <w:bottom w:w="80" w:type="dxa"/>
+              <w:right w:w="80" w:type="dxa"/>
+            </w:tcMar>
+          </w:tcPr>
+          <w:p>
+            <w:r>
+              <w:rPr>
+                <w:b/>
+                <w:bCs/>
+                <w:color w:val="FFFFFF"/>
+                <w:sz w:val="19"/>
+                <w:szCs w:val="19"/>
+              </w:rPr>
+              <w:t>Usage assumption</w:t>
+            </w:r>
+          </w:p>
+        </w:tc>
+        <w:tc>
+          <w:tcPr>
+            <w:tcW w:w="1842" w:type="dxa"/>
+            <w:tcBorders>
+              <w:top w:val="single" w:sz="1" w:space="0" w:color="0E1F3B"/>
+              <w:left w:val="single" w:sz="1" w:space="0" w:color="0E1F3B"/>
+              <w:bottom w:val="single" w:sz="1" w:space="0" w:color="0E1F3B"/>
+              <w:right w:val="single" w:sz="1" w:space="0" w:color="0E1F3B"/>
+            </w:tcBorders>
+            <w:shd w:val="clear" w:color="auto" w:fill="0E1F3B"/>
+            <w:tcMar>
+              <w:top w:w="80" w:type="dxa"/>
+              <w:left w:w="120" w:type="dxa"/>
+              <w:bottom w:w="80" w:type="dxa"/>
+              <w:right w:w="80" w:type="dxa"/>
+            </w:tcMar>
+          </w:tcPr>
+          <w:p>
+            <w:r>
+              <w:rPr>
+                <w:b/>
+                <w:bCs/>
+                <w:color w:val="FFFFFF"/>
+                <w:sz w:val="19"/>
+                <w:szCs w:val="19"/>
+              </w:rPr>
+              <w:t>Free Tier cost/month</w:t>
+            </w:r>
+          </w:p>
+        </w:tc>
+        <w:tc>
+          <w:tcPr>
+            <w:tcW w:w="2410" w:type="dxa"/>
+            <w:tcBorders>
+              <w:top w:val="single" w:sz="1" w:space="0" w:color="0E1F3B"/>
+              <w:left w:val="single" w:sz="1" w:space="0" w:color="0E1F3B"/>
+              <w:bottom w:val="single" w:sz="1" w:space="0" w:color="0E1F3B"/>
+              <w:right w:val="single" w:sz="1" w:space="0" w:color="0E1F3B"/>
+            </w:tcBorders>
+            <w:shd w:val="clear" w:color="auto" w:fill="0E1F3B"/>
+            <w:tcMar>
+              <w:top w:w="80" w:type="dxa"/>
+              <w:left w:w="120" w:type="dxa"/>
+              <w:bottom w:w="80" w:type="dxa"/>
+              <w:right w:w="80" w:type="dxa"/>
+            </w:tcMar>
+          </w:tcPr>
+          <w:p>
+            <w:r>
+              <w:rPr>
+                <w:b/>
+                <w:bCs/>
+                <w:color w:val="FFFFFF"/>
+                <w:sz w:val="19"/>
+                <w:szCs w:val="19"/>
+              </w:rPr>
+              <w:t>Production cost/month</w:t>
+            </w:r>
+          </w:p>
+        </w:tc>
+      </w:tr>
+      <w:tr>
+        <w:tc>
+          <w:tcPr>
+            <w:tcW w:w="2551" w:type="dxa"/>
+            <w:tcBorders>
+              <w:top w:val="single" w:sz="1" w:space="0" w:color="D0CBC0"/>
+              <w:left w:val="single" w:sz="1" w:space="0" w:color="D0CBC0"/>
+              <w:bottom w:val="single" w:sz="1" w:space="0" w:color="D0CBC0"/>
+              <w:right w:val="single" w:sz="1" w:space="0" w:color="D0CBC0"/>
+            </w:tcBorders>
+            <w:shd w:val="clear" w:color="auto" w:fill="FFFFFF" w:themeFill="background1"/>
+            <w:tcMar>
+              <w:top w:w="80" w:type="dxa"/>
+              <w:left w:w="120" w:type="dxa"/>
+              <w:bottom w:w="80" w:type="dxa"/>
+              <w:right w:w="80" w:type="dxa"/>
+            </w:tcMar>
+          </w:tcPr>
+          <w:p>
+            <w:pPr>
+              <w:rPr>
+                <w:sz w:val="20"/>
+                <w:szCs w:val="20"/>
+              </w:rPr>
+            </w:pPr>
+            <w:r>
+              <w:rPr>
+                <w:sz w:val="20"/>
+                <w:szCs w:val="20"/>
+              </w:rPr>
+              <w:t>Lambda</w:t>
+            </w:r>
+          </w:p>
+        </w:tc>
+        <w:tc>
+          <w:tcPr>
+            <w:tcW w:w="2977" w:type="dxa"/>
+            <w:tcBorders>
+              <w:top w:val="single" w:sz="1" w:space="0" w:color="D0CBC0"/>
+              <w:left w:val="single" w:sz="1" w:space="0" w:color="D0CBC0"/>
+              <w:bottom w:val="single" w:sz="1" w:space="0" w:color="D0CBC0"/>
+              <w:right w:val="single" w:sz="1" w:space="0" w:color="D0CBC0"/>
+            </w:tcBorders>
+            <w:shd w:val="clear" w:color="auto" w:fill="FFFFFF" w:themeFill="background1"/>
+            <w:tcMar>
+              <w:top w:w="80" w:type="dxa"/>
+              <w:left w:w="120" w:type="dxa"/>
+              <w:bottom w:w="80" w:type="dxa"/>
+              <w:right w:w="80" w:type="dxa"/>
+            </w:tcMar>
+          </w:tcPr>
+          <w:p>
+            <w:pPr>
+              <w:rPr>
+                <w:sz w:val="20"/>
+                <w:szCs w:val="20"/>
+              </w:rPr>
+            </w:pPr>
+            <w:r>
+              <w:rPr>
+                <w:sz w:val="20"/>
+                <w:szCs w:val="20"/>
+              </w:rPr>
+              <w:t>100 requests/month</w:t>
+            </w:r>
+          </w:p>
+        </w:tc>
+        <w:tc>
+          <w:tcPr>
+            <w:tcW w:w="1842" w:type="dxa"/>
+            <w:tcBorders>
+              <w:top w:val="single" w:sz="1" w:space="0" w:color="D0CBC0"/>
+              <w:left w:val="single" w:sz="1" w:space="0" w:color="D0CBC0"/>
+              <w:bottom w:val="single" w:sz="1" w:space="0" w:color="D0CBC0"/>
+              <w:right w:val="single" w:sz="1" w:space="0" w:color="D0CBC0"/>
+            </w:tcBorders>
+            <w:shd w:val="clear" w:color="auto" w:fill="FFFFFF" w:themeFill="background1"/>
+            <w:tcMar>
+              <w:top w:w="80" w:type="dxa"/>
+              <w:left w:w="120" w:type="dxa"/>
+              <w:bottom w:w="80" w:type="dxa"/>
+              <w:right w:w="80" w:type="dxa"/>
+            </w:tcMar>
+          </w:tcPr>
+          <w:p>
+            <w:pPr>
+              <w:rPr>
+                <w:sz w:val="20"/>
+                <w:szCs w:val="20"/>
+              </w:rPr>
+            </w:pPr>
+            <w:r>
+              <w:rPr>
+                <w:sz w:val="20"/>
+                <w:szCs w:val="20"/>
+              </w:rPr>
+              <w:t>£0.00</w:t>
+            </w:r>
+          </w:p>
+        </w:tc>
+        <w:tc>
+          <w:tcPr>
+            <w:tcW w:w="2410" w:type="dxa"/>
+            <w:tcBorders>
+              <w:top w:val="single" w:sz="1" w:space="0" w:color="D0CBC0"/>
+              <w:left w:val="single" w:sz="1" w:space="0" w:color="D0CBC0"/>
+              <w:bottom w:val="single" w:sz="1" w:space="0" w:color="D0CBC0"/>
+              <w:right w:val="single" w:sz="1" w:space="0" w:color="D0CBC0"/>
+            </w:tcBorders>
+            <w:shd w:val="clear" w:color="auto" w:fill="FFFFFF" w:themeFill="background1"/>
+            <w:tcMar>
+              <w:top w:w="80" w:type="dxa"/>
+              <w:left w:w="120" w:type="dxa"/>
+              <w:bottom w:w="80" w:type="dxa"/>
+              <w:right w:w="80" w:type="dxa"/>
+            </w:tcMar>
+          </w:tcPr>
+          <w:p>
+            <w:pPr>
+              <w:rPr>
+                <w:sz w:val="20"/>
+                <w:szCs w:val="20"/>
+              </w:rPr>
+            </w:pPr>
+            <w:r>
+              <w:rPr>
+                <w:sz w:val="20"/>
+                <w:szCs w:val="20"/>
+              </w:rPr>
+              <w:t>£0.00</w:t>
+            </w:r>
+          </w:p>
+        </w:tc>
+      </w:tr>
+      <w:tr>
+        <w:tc>
+          <w:tcPr>
+            <w:tcW w:w="2551" w:type="dxa"/>
+            <w:tcBorders>
+              <w:top w:val="single" w:sz="1" w:space="0" w:color="D0CBC0"/>
+              <w:left w:val="single" w:sz="1" w:space="0" w:color="D0CBC0"/>
+              <w:bottom w:val="single" w:sz="1" w:space="0" w:color="D0CBC0"/>
+              <w:right w:val="single" w:sz="1" w:space="0" w:color="D0CBC0"/>
+            </w:tcBorders>
+            <w:shd w:val="clear" w:color="auto" w:fill="FFFFFF" w:themeFill="background1"/>
+            <w:tcMar>
+              <w:top w:w="80" w:type="dxa"/>
+              <w:left w:w="120" w:type="dxa"/>
+              <w:bottom w:w="80" w:type="dxa"/>
+              <w:right w:w="80" w:type="dxa"/>
+            </w:tcMar>
+          </w:tcPr>
+          <w:p>
+            <w:pPr>
+              <w:rPr>
+                <w:sz w:val="20"/>
+                <w:szCs w:val="20"/>
+              </w:rPr>
+            </w:pPr>
+            <w:r>
+              <w:rPr>
+                <w:sz w:val="20"/>
+                <w:szCs w:val="20"/>
+              </w:rPr>
+              <w:t>DynamoDB</w:t>
+            </w:r>
+          </w:p>
+        </w:tc>
+        <w:tc>
+          <w:tcPr>
+            <w:tcW w:w="2977" w:type="dxa"/>
+            <w:tcBorders>
+              <w:top w:val="single" w:sz="1" w:space="0" w:color="D0CBC0"/>
+              <w:left w:val="single" w:sz="1" w:space="0" w:color="D0CBC0"/>
+              <w:bottom w:val="single" w:sz="1" w:space="0" w:color="D0CBC0"/>
+              <w:right w:val="single" w:sz="1" w:space="0" w:color="D0CBC0"/>
+            </w:tcBorders>
+            <w:shd w:val="clear" w:color="auto" w:fill="FFFFFF" w:themeFill="background1"/>
+            <w:tcMar>
+              <w:top w:w="80" w:type="dxa"/>
+              <w:left w:w="120" w:type="dxa"/>
+              <w:bottom w:w="80" w:type="dxa"/>
+              <w:right w:w="80" w:type="dxa"/>
+            </w:tcMar>
+          </w:tcPr>
+          <w:p>
+            <w:pPr>
+              <w:rPr>
+                <w:sz w:val="20"/>
+                <w:szCs w:val="20"/>
+              </w:rPr>
+            </w:pPr>
+            <w:r>
+              <w:rPr>
+                <w:sz w:val="20"/>
+                <w:szCs w:val="20"/>
+              </w:rPr>
+              <w:t>0.01GB storage</w:t>
+            </w:r>
+          </w:p>
+        </w:tc>
+        <w:tc>
+          <w:tcPr>
+            <w:tcW w:w="1842" w:type="dxa"/>
+            <w:tcBorders>
+              <w:top w:val="single" w:sz="1" w:space="0" w:color="D0CBC0"/>
+              <w:left w:val="single" w:sz="1" w:space="0" w:color="D0CBC0"/>
+              <w:bottom w:val="single" w:sz="1" w:space="0" w:color="D0CBC0"/>
+              <w:right w:val="single" w:sz="1" w:space="0" w:color="D0CBC0"/>
+            </w:tcBorders>
+            <w:shd w:val="clear" w:color="auto" w:fill="FFFFFF" w:themeFill="background1"/>
+            <w:tcMar>
+              <w:top w:w="80" w:type="dxa"/>
+              <w:left w:w="120" w:type="dxa"/>
+              <w:bottom w:w="80" w:type="dxa"/>
+              <w:right w:w="80" w:type="dxa"/>
+            </w:tcMar>
+          </w:tcPr>
+          <w:p>
+            <w:pPr>
+              <w:rPr>
+                <w:sz w:val="20"/>
+                <w:szCs w:val="20"/>
+              </w:rPr>
+            </w:pPr>
+            <w:r>
+              <w:rPr>
+                <w:sz w:val="20"/>
+                <w:szCs w:val="20"/>
+              </w:rPr>
+              <w:t>£0.00</w:t>
+            </w:r>
+          </w:p>
+        </w:tc>
+        <w:tc>
+          <w:tcPr>
+            <w:tcW w:w="2410" w:type="dxa"/>
+            <w:tcBorders>
+              <w:top w:val="single" w:sz="1" w:space="0" w:color="D0CBC0"/>
+              <w:left w:val="single" w:sz="1" w:space="0" w:color="D0CBC0"/>
+              <w:bottom w:val="single" w:sz="1" w:space="0" w:color="D0CBC0"/>
+              <w:right w:val="single" w:sz="1" w:space="0" w:color="D0CBC0"/>
+            </w:tcBorders>
+            <w:shd w:val="clear" w:color="auto" w:fill="FFFFFF" w:themeFill="background1"/>
+            <w:tcMar>
+              <w:top w:w="80" w:type="dxa"/>
+              <w:left w:w="120" w:type="dxa"/>
+              <w:bottom w:w="80" w:type="dxa"/>
+              <w:right w:w="80" w:type="dxa"/>
+            </w:tcMar>
+          </w:tcPr>
+          <w:p>
+            <w:pPr>
+              <w:rPr>
+                <w:sz w:val="20"/>
+                <w:szCs w:val="20"/>
+              </w:rPr>
+            </w:pPr>
+            <w:r>
+              <w:rPr>
+                <w:sz w:val="20"/>
+                <w:szCs w:val="20"/>
+              </w:rPr>
+              <w:t>£0.00</w:t>
+            </w:r>
+          </w:p>
+        </w:tc>
+      </w:tr>
+      <w:tr>
+        <w:tc>
+          <w:tcPr>
+            <w:tcW w:w="2551" w:type="dxa"/>
+            <w:tcBorders>
+              <w:top w:val="single" w:sz="1" w:space="0" w:color="D0CBC0"/>
+              <w:left w:val="single" w:sz="1" w:space="0" w:color="D0CBC0"/>
+              <w:bottom w:val="single" w:sz="1" w:space="0" w:color="D0CBC0"/>
+              <w:right w:val="single" w:sz="1" w:space="0" w:color="D0CBC0"/>
+            </w:tcBorders>
+            <w:shd w:val="clear" w:color="auto" w:fill="FFFFFF" w:themeFill="background1"/>
+            <w:tcMar>
+              <w:top w:w="80" w:type="dxa"/>
+              <w:left w:w="120" w:type="dxa"/>
+              <w:bottom w:w="80" w:type="dxa"/>
+              <w:right w:w="80" w:type="dxa"/>
+            </w:tcMar>
+          </w:tcPr>
+          <w:p>
+            <w:pPr>
+              <w:rPr>
+                <w:sz w:val="20"/>
+                <w:szCs w:val="20"/>
+              </w:rPr>
+            </w:pPr>
+            <w:r>
+              <w:rPr>
+                <w:sz w:val="20"/>
+                <w:szCs w:val="20"/>
+              </w:rPr>
+              <w:t>SNS</w:t>
+            </w:r>
+          </w:p>
+        </w:tc>
+        <w:tc>
+          <w:tcPr>
+            <w:tcW w:w="2977" w:type="dxa"/>
+            <w:tcBorders>
+              <w:top w:val="single" w:sz="1" w:space="0" w:color="D0CBC0"/>
+              <w:left w:val="single" w:sz="1" w:space="0" w:color="D0CBC0"/>
+              <w:bottom w:val="single" w:sz="1" w:space="0" w:color="D0CBC0"/>
+              <w:right w:val="single" w:sz="1" w:space="0" w:color="D0CBC0"/>
+            </w:tcBorders>
+            <w:shd w:val="clear" w:color="auto" w:fill="FFFFFF" w:themeFill="background1"/>
+            <w:tcMar>
+              <w:top w:w="80" w:type="dxa"/>
+              <w:left w:w="120" w:type="dxa"/>
+              <w:bottom w:w="80" w:type="dxa"/>
+              <w:right w:w="80" w:type="dxa"/>
+            </w:tcMar>
+          </w:tcPr>
+          <w:p>
+            <w:pPr>
+              <w:rPr>
+                <w:sz w:val="20"/>
+                <w:szCs w:val="20"/>
+              </w:rPr>
+            </w:pPr>
+            <w:r>
+              <w:rPr>
+                <w:sz w:val="20"/>
+                <w:szCs w:val="20"/>
+              </w:rPr>
+              <w:t>50 requests/month</w:t>
+            </w:r>
+          </w:p>
+        </w:tc>
+        <w:tc>
+          <w:tcPr>
+            <w:tcW w:w="1842" w:type="dxa"/>
+            <w:tcBorders>
+              <w:top w:val="single" w:sz="1" w:space="0" w:color="D0CBC0"/>
+              <w:left w:val="single" w:sz="1" w:space="0" w:color="D0CBC0"/>
+              <w:bottom w:val="single" w:sz="1" w:space="0" w:color="D0CBC0"/>
+              <w:right w:val="single" w:sz="1" w:space="0" w:color="D0CBC0"/>
+            </w:tcBorders>
+            <w:shd w:val="clear" w:color="auto" w:fill="FFFFFF" w:themeFill="background1"/>
+            <w:tcMar>
+              <w:top w:w="80" w:type="dxa"/>
+              <w:left w:w="120" w:type="dxa"/>
+              <w:bottom w:w="80" w:type="dxa"/>
+              <w:right w:w="80" w:type="dxa"/>
+            </w:tcMar>
+          </w:tcPr>
+          <w:p>
+            <w:pPr>
+              <w:rPr>
+                <w:sz w:val="20"/>
+                <w:szCs w:val="20"/>
+              </w:rPr>
+            </w:pPr>
+            <w:r>
+              <w:rPr>
+                <w:sz w:val="20"/>
+                <w:szCs w:val="20"/>
+              </w:rPr>
+              <w:t>£0.00</w:t>
+            </w:r>
+          </w:p>
+        </w:tc>
+        <w:tc>
+          <w:tcPr>
+            <w:tcW w:w="2410" w:type="dxa"/>
+            <w:tcBorders>
+              <w:top w:val="single" w:sz="1" w:space="0" w:color="D0CBC0"/>
+              <w:left w:val="single" w:sz="1" w:space="0" w:color="D0CBC0"/>
+              <w:bottom w:val="single" w:sz="1" w:space="0" w:color="D0CBC0"/>
+              <w:right w:val="single" w:sz="1" w:space="0" w:color="D0CBC0"/>
+            </w:tcBorders>
+            <w:shd w:val="clear" w:color="auto" w:fill="FFFFFF" w:themeFill="background1"/>
+            <w:tcMar>
+              <w:top w:w="80" w:type="dxa"/>
+              <w:left w:w="120" w:type="dxa"/>
+              <w:bottom w:w="80" w:type="dxa"/>
+              <w:right w:w="80" w:type="dxa"/>
+            </w:tcMar>
+          </w:tcPr>
+          <w:p>
+            <w:pPr>
+              <w:rPr>
+                <w:sz w:val="20"/>
+                <w:szCs w:val="20"/>
+              </w:rPr>
+            </w:pPr>
+            <w:r>
+              <w:rPr>
+                <w:sz w:val="20"/>
+                <w:szCs w:val="20"/>
+              </w:rPr>
+              <w:t>£0.00</w:t>
+            </w:r>
+          </w:p>
+        </w:tc>
+      </w:tr>
+      <w:tr>
+        <w:tc>
+          <w:tcPr>
+            <w:tcW w:w="2551" w:type="dxa"/>
+            <w:tcBorders>
+              <w:top w:val="single" w:sz="1" w:space="0" w:color="D0CBC0"/>
+              <w:left w:val="single" w:sz="1" w:space="0" w:color="D0CBC0"/>
+              <w:bottom w:val="single" w:sz="1" w:space="0" w:color="D0CBC0"/>
+              <w:right w:val="single" w:sz="1" w:space="0" w:color="D0CBC0"/>
+            </w:tcBorders>
+            <w:shd w:val="clear" w:color="auto" w:fill="FFFFFF" w:themeFill="background1"/>
+            <w:tcMar>
+              <w:top w:w="80" w:type="dxa"/>
+              <w:left w:w="120" w:type="dxa"/>
+              <w:bottom w:w="80" w:type="dxa"/>
+              <w:right w:w="80" w:type="dxa"/>
+            </w:tcMar>
+          </w:tcPr>
+          <w:p>
+            <w:pPr>
+              <w:rPr>
+                <w:sz w:val="20"/>
+                <w:szCs w:val="20"/>
+              </w:rPr>
+            </w:pPr>
+            <w:r>
+              <w:rPr>
+                <w:sz w:val="20"/>
+                <w:szCs w:val="20"/>
+              </w:rPr>
+              <w:t>API Gateway</w:t>
+            </w:r>
+          </w:p>
+        </w:tc>
+        <w:tc>
+          <w:tcPr>
+            <w:tcW w:w="2977" w:type="dxa"/>
+            <w:tcBorders>
+              <w:top w:val="single" w:sz="1" w:space="0" w:color="D0CBC0"/>
+              <w:left w:val="single" w:sz="1" w:space="0" w:color="D0CBC0"/>
+              <w:bottom w:val="single" w:sz="1" w:space="0" w:color="D0CBC0"/>
+              <w:right w:val="single" w:sz="1" w:space="0" w:color="D0CBC0"/>
+            </w:tcBorders>
+            <w:shd w:val="clear" w:color="auto" w:fill="FFFFFF" w:themeFill="background1"/>
+            <w:tcMar>
+              <w:top w:w="80" w:type="dxa"/>
+              <w:left w:w="120" w:type="dxa"/>
+              <w:bottom w:w="80" w:type="dxa"/>
+              <w:right w:w="80" w:type="dxa"/>
+            </w:tcMar>
+          </w:tcPr>
+          <w:p>
+            <w:pPr>
+              <w:rPr>
+                <w:sz w:val="20"/>
+                <w:szCs w:val="20"/>
+              </w:rPr>
+            </w:pPr>
+            <w:r>
+              <w:rPr>
+                <w:sz w:val="20"/>
+                <w:szCs w:val="20"/>
+              </w:rPr>
+              <w:t>100 requests/month</w:t>
+            </w:r>
+          </w:p>
+        </w:tc>
+        <w:tc>
+          <w:tcPr>
+            <w:tcW w:w="1842" w:type="dxa"/>
+            <w:tcBorders>
+              <w:top w:val="single" w:sz="1" w:space="0" w:color="D0CBC0"/>
+              <w:left w:val="single" w:sz="1" w:space="0" w:color="D0CBC0"/>
+              <w:bottom w:val="single" w:sz="1" w:space="0" w:color="D0CBC0"/>
+              <w:right w:val="single" w:sz="1" w:space="0" w:color="D0CBC0"/>
+            </w:tcBorders>
+            <w:shd w:val="clear" w:color="auto" w:fill="FFFFFF" w:themeFill="background1"/>
+            <w:tcMar>
+              <w:top w:w="80" w:type="dxa"/>
+              <w:left w:w="120" w:type="dxa"/>
+              <w:bottom w:w="80" w:type="dxa"/>
+              <w:right w:w="80" w:type="dxa"/>
+            </w:tcMar>
+          </w:tcPr>
+          <w:p>
+            <w:pPr>
+              <w:rPr>
+                <w:sz w:val="20"/>
+                <w:szCs w:val="20"/>
+              </w:rPr>
+            </w:pPr>
+            <w:r>
+              <w:rPr>
+                <w:sz w:val="20"/>
+                <w:szCs w:val="20"/>
+              </w:rPr>
+              <w:t>£0.00</w:t>
+            </w:r>
+          </w:p>
+        </w:tc>
+        <w:tc>
+          <w:tcPr>
+            <w:tcW w:w="2410" w:type="dxa"/>
+            <w:tcBorders>
+              <w:top w:val="single" w:sz="1" w:space="0" w:color="D0CBC0"/>
+              <w:left w:val="single" w:sz="1" w:space="0" w:color="D0CBC0"/>
+              <w:bottom w:val="single" w:sz="1" w:space="0" w:color="D0CBC0"/>
+              <w:right w:val="single" w:sz="1" w:space="0" w:color="D0CBC0"/>
+            </w:tcBorders>
+            <w:shd w:val="clear" w:color="auto" w:fill="FFFFFF" w:themeFill="background1"/>
+            <w:tcMar>
+              <w:top w:w="80" w:type="dxa"/>
+              <w:left w:w="120" w:type="dxa"/>
+              <w:bottom w:w="80" w:type="dxa"/>
+              <w:right w:w="80" w:type="dxa"/>
+            </w:tcMar>
+          </w:tcPr>
+          <w:p>
+            <w:pPr>
+              <w:rPr>
+                <w:sz w:val="20"/>
+                <w:szCs w:val="20"/>
+              </w:rPr>
+            </w:pPr>
+            <w:r>
+              <w:rPr>
+                <w:sz w:val="20"/>
+                <w:szCs w:val="20"/>
+              </w:rPr>
+              <w:t>£0.00</w:t>
+            </w:r>
+          </w:p>
+        </w:tc>
+      </w:tr>
+      <w:tr>
+        <w:tc>
+          <w:tcPr>
+            <w:tcW w:w="2551" w:type="dxa"/>
+            <w:tcBorders>
+              <w:top w:val="single" w:sz="1" w:space="0" w:color="D0CBC0"/>
+              <w:left w:val="single" w:sz="1" w:space="0" w:color="D0CBC0"/>
+              <w:bottom w:val="single" w:sz="1" w:space="0" w:color="D0CBC0"/>
+              <w:right w:val="single" w:sz="1" w:space="0" w:color="D0CBC0"/>
+            </w:tcBorders>
+            <w:shd w:val="clear" w:color="auto" w:fill="FFFFFF" w:themeFill="background1"/>
+            <w:tcMar>
+              <w:top w:w="80" w:type="dxa"/>
+              <w:left w:w="120" w:type="dxa"/>
+              <w:bottom w:w="80" w:type="dxa"/>
+              <w:right w:w="80" w:type="dxa"/>
+            </w:tcMar>
+          </w:tcPr>
+          <w:p>
+            <w:pPr>
+              <w:rPr>
+                <w:sz w:val="20"/>
+                <w:szCs w:val="20"/>
+              </w:rPr>
+            </w:pPr>
+            <w:r>
+              <w:rPr>
+                <w:sz w:val="20"/>
+                <w:szCs w:val="20"/>
+              </w:rPr>
+              <w:t>Cognito</w:t>
+            </w:r>
+          </w:p>
+        </w:tc>
+        <w:tc>
+          <w:tcPr>
+            <w:tcW w:w="2977" w:type="dxa"/>
+            <w:tcBorders>
+              <w:top w:val="single" w:sz="1" w:space="0" w:color="D0CBC0"/>
+              <w:left w:val="single" w:sz="1" w:space="0" w:color="D0CBC0"/>
+              <w:bottom w:val="single" w:sz="1" w:space="0" w:color="D0CBC0"/>
+              <w:right w:val="single" w:sz="1" w:space="0" w:color="D0CBC0"/>
+            </w:tcBorders>
+            <w:shd w:val="clear" w:color="auto" w:fill="FFFFFF" w:themeFill="background1"/>
+            <w:tcMar>
+              <w:top w:w="80" w:type="dxa"/>
+              <w:left w:w="120" w:type="dxa"/>
+              <w:bottom w:w="80" w:type="dxa"/>
+              <w:right w:w="80" w:type="dxa"/>
+            </w:tcMar>
+          </w:tcPr>
+          <w:p>
+            <w:pPr>
+              <w:rPr>
+                <w:sz w:val="20"/>
+                <w:szCs w:val="20"/>
+              </w:rPr>
+            </w:pPr>
+            <w:r>
+              <w:rPr>
+                <w:sz w:val="20"/>
+                <w:szCs w:val="20"/>
+              </w:rPr>
+              <w:t>50 MAUs</w:t>
+            </w:r>
+          </w:p>
+        </w:tc>
+        <w:tc>
+          <w:tcPr>
+            <w:tcW w:w="1842" w:type="dxa"/>
+            <w:tcBorders>
+              <w:top w:val="single" w:sz="1" w:space="0" w:color="D0CBC0"/>
+              <w:left w:val="single" w:sz="1" w:space="0" w:color="D0CBC0"/>
+              <w:bottom w:val="single" w:sz="1" w:space="0" w:color="D0CBC0"/>
+              <w:right w:val="single" w:sz="1" w:space="0" w:color="D0CBC0"/>
+            </w:tcBorders>
+            <w:shd w:val="clear" w:color="auto" w:fill="FFFFFF" w:themeFill="background1"/>
+            <w:tcMar>
+              <w:top w:w="80" w:type="dxa"/>
+              <w:left w:w="120" w:type="dxa"/>
+              <w:bottom w:w="80" w:type="dxa"/>
+              <w:right w:w="80" w:type="dxa"/>
+            </w:tcMar>
+          </w:tcPr>
+          <w:p>
+            <w:pPr>
+              <w:rPr>
+                <w:sz w:val="20"/>
+                <w:szCs w:val="20"/>
+              </w:rPr>
+            </w:pPr>
+            <w:r>
+              <w:rPr>
+                <w:sz w:val="20"/>
+                <w:szCs w:val="20"/>
+              </w:rPr>
+              <w:t>£0.00</w:t>
+            </w:r>
+          </w:p>
+        </w:tc>
+        <w:tc>
+          <w:tcPr>
+            <w:tcW w:w="2410" w:type="dxa"/>
+            <w:tcBorders>
+              <w:top w:val="single" w:sz="1" w:space="0" w:color="D0CBC0"/>
+              <w:left w:val="single" w:sz="1" w:space="0" w:color="D0CBC0"/>
+              <w:bottom w:val="single" w:sz="1" w:space="0" w:color="D0CBC0"/>
+              <w:right w:val="single" w:sz="1" w:space="0" w:color="D0CBC0"/>
+            </w:tcBorders>
+            <w:shd w:val="clear" w:color="auto" w:fill="FFFFFF" w:themeFill="background1"/>
+            <w:tcMar>
+              <w:top w:w="80" w:type="dxa"/>
+              <w:left w:w="120" w:type="dxa"/>
+              <w:bottom w:w="80" w:type="dxa"/>
+              <w:right w:w="80" w:type="dxa"/>
+            </w:tcMar>
+          </w:tcPr>
+          <w:p>
+            <w:pPr>
+              <w:rPr>
+                <w:sz w:val="20"/>
+                <w:szCs w:val="20"/>
+              </w:rPr>
+            </w:pPr>
+            <w:r>
+              <w:rPr>
+                <w:sz w:val="20"/>
+                <w:szCs w:val="20"/>
+              </w:rPr>
+              <w:t>£0.00</w:t>
+            </w:r>
+          </w:p>
+        </w:tc>
+      </w:tr>
+      <w:tr>
+        <w:tc>
+          <w:tcPr>
+            <w:tcW w:w="2551" w:type="dxa"/>
+            <w:tcBorders>
+              <w:top w:val="single" w:sz="1" w:space="0" w:color="D0CBC0"/>
+              <w:left w:val="single" w:sz="1" w:space="0" w:color="D0CBC0"/>
+              <w:bottom w:val="single" w:sz="1" w:space="0" w:color="D0CBC0"/>
+              <w:right w:val="single" w:sz="1" w:space="0" w:color="D0CBC0"/>
+            </w:tcBorders>
+            <w:shd w:val="clear" w:color="auto" w:fill="FFFFFF" w:themeFill="background1"/>
+            <w:tcMar>
+              <w:top w:w="80" w:type="dxa"/>
+              <w:left w:w="120" w:type="dxa"/>
+              <w:bottom w:w="80" w:type="dxa"/>
+              <w:right w:w="80" w:type="dxa"/>
+            </w:tcMar>
+          </w:tcPr>
+          <w:p>
+            <w:pPr>
+              <w:rPr>
+                <w:sz w:val="20"/>
+                <w:szCs w:val="20"/>
+              </w:rPr>
+            </w:pPr>
+            <w:r>
+              <w:rPr>
+                <w:sz w:val="20"/>
+                <w:szCs w:val="20"/>
+              </w:rPr>
+              <w:t>Amplify</w:t>
+            </w:r>
+          </w:p>
+        </w:tc>
+        <w:tc>
+          <w:tcPr>
+            <w:tcW w:w="2977" w:type="dxa"/>
+            <w:tcBorders>
+              <w:top w:val="single" w:sz="1" w:space="0" w:color="D0CBC0"/>
+              <w:left w:val="single" w:sz="1" w:space="0" w:color="D0CBC0"/>
+              <w:bottom w:val="single" w:sz="1" w:space="0" w:color="D0CBC0"/>
+              <w:right w:val="single" w:sz="1" w:space="0" w:color="D0CBC0"/>
+            </w:tcBorders>
+            <w:shd w:val="clear" w:color="auto" w:fill="FFFFFF" w:themeFill="background1"/>
+            <w:tcMar>
+              <w:top w:w="80" w:type="dxa"/>
+              <w:left w:w="120" w:type="dxa"/>
+              <w:bottom w:w="80" w:type="dxa"/>
+              <w:right w:w="80" w:type="dxa"/>
+            </w:tcMar>
+          </w:tcPr>
+          <w:p>
+            <w:pPr>
+              <w:rPr>
+                <w:sz w:val="20"/>
+                <w:szCs w:val="20"/>
+              </w:rPr>
+            </w:pPr>
+            <w:r>
+              <w:rPr>
+                <w:sz w:val="20"/>
+                <w:szCs w:val="20"/>
+              </w:rPr>
+              <w:t>100 build minutes/month</w:t>
+            </w:r>
+          </w:p>
+        </w:tc>
+        <w:tc>
+          <w:tcPr>
+            <w:tcW w:w="1842" w:type="dxa"/>
+            <w:tcBorders>
+              <w:top w:val="single" w:sz="1" w:space="0" w:color="D0CBC0"/>
+              <w:left w:val="single" w:sz="1" w:space="0" w:color="D0CBC0"/>
+              <w:bottom w:val="single" w:sz="1" w:space="0" w:color="D0CBC0"/>
+              <w:right w:val="single" w:sz="1" w:space="0" w:color="D0CBC0"/>
+            </w:tcBorders>
+            <w:shd w:val="clear" w:color="auto" w:fill="FFFFFF" w:themeFill="background1"/>
+            <w:tcMar>
+              <w:top w:w="80" w:type="dxa"/>
+              <w:left w:w="120" w:type="dxa"/>
+              <w:bottom w:w="80" w:type="dxa"/>
+              <w:right w:w="80" w:type="dxa"/>
+            </w:tcMar>
+          </w:tcPr>
+          <w:p>
+            <w:pPr>
+              <w:rPr>
+                <w:sz w:val="20"/>
+                <w:szCs w:val="20"/>
+              </w:rPr>
+            </w:pPr>
+            <w:r>
+              <w:rPr>
+                <w:sz w:val="20"/>
+                <w:szCs w:val="20"/>
+              </w:rPr>
+              <w:t>£0.00</w:t>
+            </w:r>
+          </w:p>
+        </w:tc>
+        <w:tc>
+          <w:tcPr>
+            <w:tcW w:w="2410" w:type="dxa"/>
+            <w:tcBorders>
+              <w:top w:val="single" w:sz="1" w:space="0" w:color="D0CBC0"/>
+              <w:left w:val="single" w:sz="1" w:space="0" w:color="D0CBC0"/>
+              <w:bottom w:val="single" w:sz="1" w:space="0" w:color="D0CBC0"/>
+              <w:right w:val="single" w:sz="1" w:space="0" w:color="D0CBC0"/>
+            </w:tcBorders>
+            <w:shd w:val="clear" w:color="auto" w:fill="FFFFFF" w:themeFill="background1"/>
+            <w:tcMar>
+              <w:top w:w="80" w:type="dxa"/>
+              <w:left w:w="120" w:type="dxa"/>
+              <w:bottom w:w="80" w:type="dxa"/>
+              <w:right w:w="80" w:type="dxa"/>
+            </w:tcMar>
+          </w:tcPr>
+          <w:p>
+            <w:pPr>
+              <w:rPr>
+                <w:sz w:val="20"/>
+                <w:szCs w:val="20"/>
+              </w:rPr>
+            </w:pPr>
+            <w:r>
+              <w:rPr>
+                <w:sz w:val="20"/>
+                <w:szCs w:val="20"/>
+              </w:rPr>
+              <w:t>£0.00</w:t>
+            </w:r>
+          </w:p>
+        </w:tc>
+      </w:tr>
+      <w:tr>
+        <w:tc>
+          <w:tcPr>
+            <w:tcW w:w="2551" w:type="dxa"/>
+            <w:tcBorders>
+              <w:top w:val="single" w:sz="1" w:space="0" w:color="D0CBC0"/>
+              <w:left w:val="single" w:sz="1" w:space="0" w:color="D0CBC0"/>
+              <w:bottom w:val="single" w:sz="1" w:space="0" w:color="D0CBC0"/>
+              <w:right w:val="single" w:sz="1" w:space="0" w:color="D0CBC0"/>
+            </w:tcBorders>
+            <w:shd w:val="clear" w:color="auto" w:fill="FFFFFF" w:themeFill="background1"/>
+            <w:tcMar>
+              <w:top w:w="80" w:type="dxa"/>
+              <w:left w:w="120" w:type="dxa"/>
+              <w:bottom w:w="80" w:type="dxa"/>
+              <w:right w:w="80" w:type="dxa"/>
+            </w:tcMar>
+          </w:tcPr>
+          <w:p>
+            <w:pPr>
+              <w:rPr>
+                <w:sz w:val="20"/>
+                <w:szCs w:val="20"/>
+              </w:rPr>
+            </w:pPr>
+          </w:p>
+        </w:tc>
+        <w:tc>
+          <w:tcPr>
+            <w:tcW w:w="2977" w:type="dxa"/>
+            <w:tcBorders>
+              <w:top w:val="single" w:sz="1" w:space="0" w:color="D0CBC0"/>
+              <w:left w:val="single" w:sz="1" w:space="0" w:color="D0CBC0"/>
+              <w:bottom w:val="single" w:sz="1" w:space="0" w:color="D0CBC0"/>
+              <w:right w:val="single" w:sz="1" w:space="0" w:color="D0CBC0"/>
+            </w:tcBorders>
+            <w:shd w:val="clear" w:color="auto" w:fill="FFFFFF" w:themeFill="background1"/>
+            <w:tcMar>
+              <w:top w:w="80" w:type="dxa"/>
+              <w:left w:w="120" w:type="dxa"/>
+              <w:bottom w:w="80" w:type="dxa"/>
+              <w:right w:w="80" w:type="dxa"/>
+            </w:tcMar>
+          </w:tcPr>
+          <w:p>
+            <w:pPr>
+              <w:rPr>
+                <w:sz w:val="20"/>
+                <w:szCs w:val="20"/>
+              </w:rPr>
+            </w:pPr>
+          </w:p>
+        </w:tc>
+        <w:tc>
+          <w:tcPr>
+            <w:tcW w:w="1842" w:type="dxa"/>
+            <w:tcBorders>
+              <w:top w:val="single" w:sz="1" w:space="0" w:color="D0CBC0"/>
+              <w:left w:val="single" w:sz="1" w:space="0" w:color="D0CBC0"/>
+              <w:bottom w:val="single" w:sz="1" w:space="0" w:color="D0CBC0"/>
+              <w:right w:val="single" w:sz="1" w:space="0" w:color="D0CBC0"/>
+            </w:tcBorders>
+            <w:shd w:val="clear" w:color="auto" w:fill="FFFFFF" w:themeFill="background1"/>
+            <w:tcMar>
+              <w:top w:w="80" w:type="dxa"/>
+              <w:left w:w="120" w:type="dxa"/>
+              <w:bottom w:w="80" w:type="dxa"/>
+              <w:right w:w="80" w:type="dxa"/>
+            </w:tcMar>
+          </w:tcPr>
+          <w:p>
+            <w:pPr>
+              <w:rPr>
+                <w:sz w:val="20"/>
+                <w:szCs w:val="20"/>
+              </w:rPr>
+            </w:pPr>
+          </w:p>
+        </w:tc>
+        <w:tc>
+          <w:tcPr>
+            <w:tcW w:w="2410" w:type="dxa"/>
+            <w:tcBorders>
+              <w:top w:val="single" w:sz="1" w:space="0" w:color="D0CBC0"/>
+              <w:left w:val="single" w:sz="1" w:space="0" w:color="D0CBC0"/>
+              <w:bottom w:val="single" w:sz="1" w:space="0" w:color="D0CBC0"/>
+              <w:right w:val="single" w:sz="1" w:space="0" w:color="D0CBC0"/>
+            </w:tcBorders>
+            <w:shd w:val="clear" w:color="auto" w:fill="FFFFFF" w:themeFill="background1"/>
+            <w:tcMar>
+              <w:top w:w="80" w:type="dxa"/>
+              <w:left w:w="120" w:type="dxa"/>
+              <w:bottom w:w="80" w:type="dxa"/>
+              <w:right w:w="80" w:type="dxa"/>
+            </w:tcMar>
+          </w:tcPr>
+          <w:p>
+            <w:pPr>
+              <w:rPr>
+                <w:sz w:val="20"/>
+                <w:szCs w:val="20"/>
+              </w:rPr>
+            </w:pPr>
+          </w:p>
+        </w:tc>
+      </w:tr>
+      <w:tr>
+        <w:tc>
+          <w:tcPr>
+            <w:tcW w:w="2551" w:type="dxa"/>
+            <w:tcBorders>
+              <w:top w:val="single" w:sz="1" w:space="0" w:color="D0CBC0"/>
+              <w:left w:val="single" w:sz="1" w:space="0" w:color="D0CBC0"/>
+              <w:bottom w:val="single" w:sz="1" w:space="0" w:color="D0CBC0"/>
+              <w:right w:val="single" w:sz="1" w:space="0" w:color="D0CBC0"/>
+            </w:tcBorders>
+            <w:shd w:val="clear" w:color="auto" w:fill="FFFFFF" w:themeFill="background1"/>
+            <w:tcMar>
+              <w:top w:w="80" w:type="dxa"/>
+              <w:left w:w="120" w:type="dxa"/>
+              <w:bottom w:w="80" w:type="dxa"/>
+              <w:right w:w="80" w:type="dxa"/>
+            </w:tcMar>
+          </w:tcPr>
+          <w:p>
+            <w:pPr>
+              <w:rPr>
+                <w:sz w:val="20"/>
+                <w:szCs w:val="20"/>
+              </w:rPr>
+            </w:pPr>
+          </w:p>
+        </w:tc>
+        <w:tc>
+          <w:tcPr>
+            <w:tcW w:w="2977" w:type="dxa"/>
+            <w:tcBorders>
+              <w:top w:val="single" w:sz="1" w:space="0" w:color="D0CBC0"/>
+              <w:left w:val="single" w:sz="1" w:space="0" w:color="D0CBC0"/>
+              <w:bottom w:val="single" w:sz="1" w:space="0" w:color="D0CBC0"/>
+              <w:right w:val="single" w:sz="1" w:space="0" w:color="D0CBC0"/>
+            </w:tcBorders>
+            <w:shd w:val="clear" w:color="auto" w:fill="FFFFFF" w:themeFill="background1"/>
+            <w:tcMar>
+              <w:top w:w="80" w:type="dxa"/>
+              <w:left w:w="120" w:type="dxa"/>
+              <w:bottom w:w="80" w:type="dxa"/>
+              <w:right w:w="80" w:type="dxa"/>
+            </w:tcMar>
+          </w:tcPr>
+          <w:p>
+            <w:pPr>
+              <w:rPr>
+                <w:sz w:val="20"/>
+                <w:szCs w:val="20"/>
+              </w:rPr>
+            </w:pPr>
+          </w:p>
+        </w:tc>
+        <w:tc>
+          <w:tcPr>
+            <w:tcW w:w="1842" w:type="dxa"/>
+            <w:tcBorders>
+              <w:top w:val="single" w:sz="1" w:space="0" w:color="D0CBC0"/>
+              <w:left w:val="single" w:sz="1" w:space="0" w:color="D0CBC0"/>
+              <w:bottom w:val="single" w:sz="1" w:space="0" w:color="D0CBC0"/>
+              <w:right w:val="single" w:sz="1" w:space="0" w:color="D0CBC0"/>
+            </w:tcBorders>
+            <w:shd w:val="clear" w:color="auto" w:fill="FFFFFF" w:themeFill="background1"/>
+            <w:tcMar>
+              <w:top w:w="80" w:type="dxa"/>
+              <w:left w:w="120" w:type="dxa"/>
+              <w:bottom w:w="80" w:type="dxa"/>
+              <w:right w:w="80" w:type="dxa"/>
+            </w:tcMar>
+          </w:tcPr>
+          <w:p>
+            <w:pPr>
+              <w:rPr>
+                <w:sz w:val="20"/>
+                <w:szCs w:val="20"/>
+              </w:rPr>
+            </w:pPr>
+          </w:p>
+        </w:tc>
+        <w:tc>
+          <w:tcPr>
+            <w:tcW w:w="2410" w:type="dxa"/>
+            <w:tcBorders>
+              <w:top w:val="single" w:sz="1" w:space="0" w:color="D0CBC0"/>
+              <w:left w:val="single" w:sz="1" w:space="0" w:color="D0CBC0"/>
+              <w:bottom w:val="single" w:sz="1" w:space="0" w:color="D0CBC0"/>
+              <w:right w:val="single" w:sz="1" w:space="0" w:color="D0CBC0"/>
+            </w:tcBorders>
+            <w:shd w:val="clear" w:color="auto" w:fill="FFFFFF" w:themeFill="background1"/>
+            <w:tcMar>
+              <w:top w:w="80" w:type="dxa"/>
+              <w:left w:w="120" w:type="dxa"/>
+              <w:bottom w:w="80" w:type="dxa"/>
+              <w:right w:w="80" w:type="dxa"/>
+            </w:tcMar>
+          </w:tcPr>
+          <w:p>
+            <w:pPr>
+              <w:rPr>
+                <w:sz w:val="20"/>
+                <w:szCs w:val="20"/>
+              </w:rPr>
+            </w:pPr>
+          </w:p>
+        </w:tc>
+      </w:tr>
+      <w:tr>
+        <w:tc>
+          <w:tcPr>
+            <w:tcW w:w="2551" w:type="dxa"/>
+            <w:tcBorders>
+              <w:top w:val="single" w:sz="1" w:space="0" w:color="D0CBC0"/>
+              <w:left w:val="single" w:sz="1" w:space="0" w:color="D0CBC0"/>
+              <w:bottom w:val="single" w:sz="1" w:space="0" w:color="D0CBC0"/>
+              <w:right w:val="single" w:sz="1" w:space="0" w:color="D0CBC0"/>
+            </w:tcBorders>
+            <w:shd w:val="clear" w:color="auto" w:fill="FFFFFF" w:themeFill="background1"/>
+            <w:tcMar>
+              <w:top w:w="80" w:type="dxa"/>
+              <w:left w:w="120" w:type="dxa"/>
+              <w:bottom w:w="80" w:type="dxa"/>
+              <w:right w:w="80" w:type="dxa"/>
+            </w:tcMar>
+          </w:tcPr>
+          <w:p>
+            <w:pPr>
+              <w:rPr>
+                <w:sz w:val="20"/>
+                <w:szCs w:val="20"/>
+              </w:rPr>
+            </w:pPr>
+          </w:p>
+        </w:tc>
+        <w:tc>
+          <w:tcPr>
+            <w:tcW w:w="2977" w:type="dxa"/>
+            <w:tcBorders>
+              <w:top w:val="single" w:sz="1" w:space="0" w:color="D0CBC0"/>
+              <w:left w:val="single" w:sz="1" w:space="0" w:color="D0CBC0"/>
+              <w:bottom w:val="single" w:sz="1" w:space="0" w:color="D0CBC0"/>
+              <w:right w:val="single" w:sz="1" w:space="0" w:color="D0CBC0"/>
+            </w:tcBorders>
+            <w:shd w:val="clear" w:color="auto" w:fill="FFFFFF" w:themeFill="background1"/>
+            <w:tcMar>
+              <w:top w:w="80" w:type="dxa"/>
+              <w:left w:w="120" w:type="dxa"/>
+              <w:bottom w:w="80" w:type="dxa"/>
+              <w:right w:w="80" w:type="dxa"/>
+            </w:tcMar>
+          </w:tcPr>
+          <w:p>
+            <w:pPr>
+              <w:rPr>
+                <w:sz w:val="20"/>
+                <w:szCs w:val="20"/>
+              </w:rPr>
+            </w:pPr>
+          </w:p>
+        </w:tc>
+        <w:tc>
+          <w:tcPr>
+            <w:tcW w:w="1842" w:type="dxa"/>
+            <w:tcBorders>
+              <w:top w:val="single" w:sz="1" w:space="0" w:color="D0CBC0"/>
+              <w:left w:val="single" w:sz="1" w:space="0" w:color="D0CBC0"/>
+              <w:bottom w:val="single" w:sz="1" w:space="0" w:color="D0CBC0"/>
+              <w:right w:val="single" w:sz="1" w:space="0" w:color="D0CBC0"/>
+            </w:tcBorders>
+            <w:shd w:val="clear" w:color="auto" w:fill="FFFFFF" w:themeFill="background1"/>
+            <w:tcMar>
+              <w:top w:w="80" w:type="dxa"/>
+              <w:left w:w="120" w:type="dxa"/>
+              <w:bottom w:w="80" w:type="dxa"/>
+              <w:right w:w="80" w:type="dxa"/>
+            </w:tcMar>
+          </w:tcPr>
+          <w:p>
+            <w:pPr>
+              <w:rPr>
+                <w:sz w:val="20"/>
+                <w:szCs w:val="20"/>
+              </w:rPr>
+            </w:pPr>
+          </w:p>
+        </w:tc>
+        <w:tc>
+          <w:tcPr>
+            <w:tcW w:w="2410" w:type="dxa"/>
+            <w:tcBorders>
+              <w:top w:val="single" w:sz="1" w:space="0" w:color="D0CBC0"/>
+              <w:left w:val="single" w:sz="1" w:space="0" w:color="D0CBC0"/>
+              <w:bottom w:val="single" w:sz="1" w:space="0" w:color="D0CBC0"/>
+              <w:right w:val="single" w:sz="1" w:space="0" w:color="D0CBC0"/>
+            </w:tcBorders>
+            <w:shd w:val="clear" w:color="auto" w:fill="FFFFFF" w:themeFill="background1"/>
+            <w:tcMar>
+              <w:top w:w="80" w:type="dxa"/>
+              <w:left w:w="120" w:type="dxa"/>
+              <w:bottom w:w="80" w:type="dxa"/>
+              <w:right w:w="80" w:type="dxa"/>
+            </w:tcMar>
+          </w:tcPr>
+          <w:p>
+            <w:pPr>
+              <w:rPr>
+                <w:sz w:val="20"/>
+                <w:szCs w:val="20"/>
+              </w:rPr>
+            </w:pPr>
+          </w:p>
+        </w:tc>
+      </w:tr>
+      <w:tr>
+        <w:tc>
+          <w:tcPr>
+            <w:tcW w:w="5528" w:type="dxa"/>
+            <w:gridSpan w:val="2"/>
+            <w:tcBorders>
+              <w:top w:val="single" w:sz="1" w:space="0" w:color="0E1F3B"/>
+              <w:left w:val="single" w:sz="1" w:space="0" w:color="0E1F3B"/>
+              <w:bottom w:val="single" w:sz="1" w:space="0" w:color="0E1F3B"/>
+              <w:right w:val="single" w:sz="1" w:space="0" w:color="0E1F3B"/>
+            </w:tcBorders>
+            <w:shd w:val="clear" w:color="auto" w:fill="0E1F3B"/>
+            <w:tcMar>
+              <w:top w:w="80" w:type="dxa"/>
+              <w:left w:w="120" w:type="dxa"/>
+              <w:bottom w:w="80" w:type="dxa"/>
+              <w:right w:w="80" w:type="dxa"/>
+            </w:tcMar>
+          </w:tcPr>
+          <w:p>
+            <w:r>
+              <w:rPr>
+                <w:b/>
+                <w:bCs/>
+                <w:color w:val="FFFFFF"/>
+                <w:sz w:val="19"/>
+                <w:szCs w:val="19"/>
+              </w:rPr>
+              <w:t>ESTIMATED MONTHLY TOTAL</w:t>
+            </w:r>
+          </w:p>
+        </w:tc>
+        <w:tc>
+          <w:tcPr>
+            <w:tcW w:w="1842" w:type="dxa"/>
+            <w:tcBorders>
+              <w:top w:val="single" w:sz="1" w:space="0" w:color="0E1F3B"/>
+              <w:left w:val="single" w:sz="1" w:space="0" w:color="0E1F3B"/>
+              <w:bottom w:val="single" w:sz="1" w:space="0" w:color="0E1F3B"/>
+              <w:right w:val="single" w:sz="1" w:space="0" w:color="0E1F3B"/>
+            </w:tcBorders>
+            <w:shd w:val="clear" w:color="auto" w:fill="F5F0E8"/>
+            <w:tcMar>
+              <w:top w:w="80" w:type="dxa"/>
+              <w:left w:w="120" w:type="dxa"/>
+              <w:bottom w:w="80" w:type="dxa"/>
+              <w:right w:w="80" w:type="dxa"/>
+            </w:tcMar>
+          </w:tcPr>
+          <w:p>
+            <w:pPr>
+              <w:rPr>
+                <w:sz w:val="20"/>
+                <w:szCs w:val="20"/>
+              </w:rPr>
+            </w:pPr>
+            <w:r>
+              <w:rPr>
+                <w:b/>
+                <w:bCs/>
+                <w:color w:val="C8922A"/>
+                <w:sz w:val="20"/>
+                <w:szCs w:val="20"/>
+              </w:rPr>
+              <w:t>£0.00</w:t>
+            </w:r>
+          </w:p>
+        </w:tc>
+        <w:tc>
+          <w:tcPr>
+            <w:tcW w:w="2410" w:type="dxa"/>
+            <w:tcBorders>
+              <w:top w:val="single" w:sz="1" w:space="0" w:color="0E1F3B"/>
+              <w:left w:val="single" w:sz="1" w:space="0" w:color="0E1F3B"/>
+              <w:bottom w:val="single" w:sz="1" w:space="0" w:color="0E1F3B"/>
+              <w:right w:val="single" w:sz="1" w:space="0" w:color="0E1F3B"/>
+            </w:tcBorders>
+            <w:shd w:val="clear" w:color="auto" w:fill="F5F0E8"/>
+            <w:tcMar>
+              <w:top w:w="80" w:type="dxa"/>
+              <w:left w:w="120" w:type="dxa"/>
+              <w:bottom w:w="80" w:type="dxa"/>
+              <w:right w:w="80" w:type="dxa"/>
+            </w:tcMar>
+          </w:tcPr>
+          <w:p>
+            <w:pPr>
+              <w:rPr>
+                <w:sz w:val="20"/>
+                <w:szCs w:val="20"/>
+              </w:rPr>
+            </w:pPr>
+            <w:r>
+              <w:rPr>
+                <w:b/>
+                <w:bCs/>
+                <w:color w:val="C8922A"/>
+                <w:sz w:val="20"/>
+                <w:szCs w:val="20"/>
+              </w:rPr>
+              <w:t>£</w:t>
+            </w:r>
+            <w:r>
+              <w:rPr>
+                <w:b/>
+                <w:bCs/>
+                <w:color w:val="C8922A"/>
+                <w:sz w:val="20"/>
+                <w:szCs w:val="20"/>
+              </w:rPr>
+              <w:t>0</w:t>
+            </w:r>
+            <w:r>
+              <w:rPr>
+                <w:b/>
+                <w:bCs/>
+                <w:color w:val="C8922A"/>
+                <w:sz w:val="20"/>
+                <w:szCs w:val="20"/>
+              </w:rPr>
+              <w:t>.00/month</w:t>
+            </w:r>
+          </w:p>
+        </w:tc>
+      </w:tr>
+    </w:tbl>
+    <w:p/>
+    <w:p/>
+    <w:tbl>
+      <w:tblPr>
+        <w:tblW w:w="9781" w:type="dxa"/>
+        <w:tblBorders>
+          <w:top w:val="single" w:sz="4" w:space="0" w:color="auto"/>
+          <w:left w:val="single" w:sz="4" w:space="0" w:color="auto"/>
+          <w:bottom w:val="single" w:sz="4" w:space="0" w:color="auto"/>
+          <w:right w:val="single" w:sz="4" w:space="0" w:color="auto"/>
+          <w:insideH w:val="single" w:sz="4" w:space="0" w:color="auto"/>
+          <w:insideV w:val="single" w:sz="4" w:space="0" w:color="auto"/>
+        </w:tblBorders>
+        <w:tblCellMar>
+          <w:left w:w="10" w:type="dxa"/>
+          <w:right w:w="10" w:type="dxa"/>
+        </w:tblCellMar>
+        <w:tblLook w:val="04A0" w:firstRow="1" w:lastRow="0" w:firstColumn="1" w:lastColumn="0" w:noHBand="0" w:noVBand="1"/>
+      </w:tblPr>
+      <w:tblGrid>
+        <w:gridCol w:w="900"/>
+        <w:gridCol w:w="8881"/>
+      </w:tblGrid>
+      <w:tr>
+        <w:tc>
+          <w:tcPr>
+            <w:tcW w:w="900" w:type="dxa"/>
+            <w:tcBorders>
+              <w:top w:val="none" w:sz="0" w:space="0" w:color="FFFFFF"/>
+              <w:left w:val="none" w:sz="0" w:space="0" w:color="FFFFFF"/>
+              <w:bottom w:val="none" w:sz="0" w:space="0" w:color="FFFFFF"/>
+              <w:right w:val="none" w:sz="0" w:space="0" w:color="FFFFFF"/>
+            </w:tcBorders>
+            <w:shd w:val="clear" w:color="auto" w:fill="0E1F3B"/>
+            <w:tcMar>
+              <w:top w:w="80" w:type="dxa"/>
+              <w:left w:w="120" w:type="dxa"/>
+              <w:bottom w:w="80" w:type="dxa"/>
+              <w:right w:w="80" w:type="dxa"/>
+            </w:tcMar>
+            <w:vAlign w:val="center"/>
+          </w:tcPr>
+          <w:p>
+            <w:pPr>
+              <w:jc w:val="center"/>
+            </w:pPr>
+            <w:r>
+              <w:rPr>
+                <w:rFonts w:ascii="Georgia" w:eastAsia="Georgia" w:hAnsi="Georgia" w:cs="Georgia"/>
+                <w:color w:val="FFFFFF"/>
+                <w:sz w:val="32"/>
+                <w:szCs w:val="32"/>
+              </w:rPr>
               <w:t>09</w:t>
             </w:r>
           </w:p>
@@ -6004,7 +6005,7 @@
         </w:tabs>
       </w:pPr>
       <w:r>
-        <w:t>Store/Retrieve Files:</w:t>
+        <w:t>Publish Message:</w:t>
       </w:r>
     </w:p>
     <w:p>
@@ -6016,19 +6017,13 @@
       </w:pPr>
       <w:r>
         <w:tab/>
-        <w:t>Lambda/Mobile App</w:t>
-      </w:r>
-      <w:r>
-        <w:t xml:space="preserve"> </w:t>
-      </w:r>
-      <w:r>
-        <w:sym w:font="Wingdings" w:char="F0DF"/>
+        <w:t xml:space="preserve">AWS Lambda </w:t>
       </w:r>
       <w:r>
         <w:sym w:font="Wingdings" w:char="F0E0"/>
       </w:r>
       <w:r>
-        <w:t xml:space="preserve"> Amazon S3:</w:t>
+        <w:t xml:space="preserve"> Amazon SNS:</w:t>
       </w:r>
     </w:p>
     <w:p>
@@ -6044,13 +6039,7 @@
       </w:r>
       <w:r>
         <w:tab/>
-        <w:t>For unstructured binary assets (e.g. user profile pictures, videos, PDF documents, or media files), data is written to or fetched directly from Amazon S3. Lambda often generates secure pre-signed URLs so the mobile a</w:t>
-      </w:r>
-      <w:r>
-        <w:t>p</w:t>
-      </w:r>
-      <w:r>
-        <w:t>p can upload or download files directly to/from S3 safety.</w:t>
+        <w:t>Sends notification payloads from the backend code to an Amazon SNS topic for distribution</w:t>
       </w:r>
     </w:p>
     <w:p>
@@ -6069,7 +6058,7 @@
         </w:tabs>
       </w:pPr>
       <w:r>
-        <w:t>Serves Static Assets (Optional):</w:t>
+        <w:t>Send email:</w:t>
       </w:r>
     </w:p>
     <w:p>
@@ -6080,14 +6069,15 @@
         </w:tabs>
       </w:pPr>
       <w:r>
+        <w:lastRenderedPageBreak/>
         <w:tab/>
-        <w:t xml:space="preserve">Amazon S3/Amplify </w:t>
+        <w:t xml:space="preserve">Amazon SNS </w:t>
       </w:r>
       <w:r>
         <w:sym w:font="Wingdings" w:char="F0E0"/>
       </w:r>
       <w:r>
-        <w:t xml:space="preserve"> Mobile Application:</w:t>
+        <w:t xml:space="preserve"> Email:</w:t>
       </w:r>
     </w:p>
     <w:p>
@@ -6096,15 +6086,22 @@
           <w:tab w:val="left" w:pos="567"/>
           <w:tab w:val="left" w:pos="1134"/>
         </w:tabs>
-        <w:ind w:left="1134" w:hanging="1134"/>
       </w:pPr>
       <w:r>
         <w:tab/>
       </w:r>
       <w:r>
         <w:tab/>
-        <w:t>Serves static content, configuration files, or web-based hybrid assets stored in Amazon S3 directly to the mobile app for rendering.</w:t>
-      </w:r>
+        <w:t>Delivers the notification directly to the target user’s email inbox via SNS subscriptions</w:t>
+      </w:r>
+    </w:p>
+    <w:p>
+      <w:pPr>
+        <w:tabs>
+          <w:tab w:val="left" w:pos="567"/>
+          <w:tab w:val="left" w:pos="1134"/>
+        </w:tabs>
+      </w:pPr>
     </w:p>
     <w:p>
       <w:pPr>
@@ -7415,15 +7412,6 @@
 </file>
 
 <file path=customXml/item1.xml><?xml version="1.0" encoding="utf-8"?>
-<?mso-contentType ?>
-<FormTemplates xmlns="http://schemas.microsoft.com/sharepoint/v3/contenttype/forms">
-  <Display>DocumentLibraryForm</Display>
-  <Edit>DocumentLibraryForm</Edit>
-  <New>DocumentLibraryForm</New>
-</FormTemplates>
-</file>
-
-<file path=customXml/item2.xml><?xml version="1.0" encoding="utf-8"?>
 <p:properties xmlns:p="http://schemas.microsoft.com/office/2006/metadata/properties" xmlns:xsi="http://www.w3.org/2001/XMLSchema-instance" xmlns:pc="http://schemas.microsoft.com/office/infopath/2007/PartnerControls">
   <documentManagement>
     <TaxCatchAll xmlns="1f02373c-91b9-4d50-88b3-64e98dbf38be" xsi:nil="true"/>
@@ -7432,6 +7420,15 @@
     </lcf76f155ced4ddcb4097134ff3c332f>
   </documentManagement>
 </p:properties>
+</file>
+
+<file path=customXml/item2.xml><?xml version="1.0" encoding="utf-8"?>
+<?mso-contentType ?>
+<FormTemplates xmlns="http://schemas.microsoft.com/sharepoint/v3/contenttype/forms">
+  <Display>DocumentLibraryForm</Display>
+  <Edit>DocumentLibraryForm</Edit>
+  <New>DocumentLibraryForm</New>
+</FormTemplates>
 </file>
 
 <file path=customXml/item3.xml><?xml version="1.0" encoding="utf-8"?>
@@ -7642,20 +7639,20 @@
 </file>
 
 <file path=customXml/itemProps1.xml><?xml version="1.0" encoding="utf-8"?>
-<ds:datastoreItem xmlns:ds="http://schemas.openxmlformats.org/officeDocument/2006/customXml" ds:itemID="{CE4BE2F9-5067-4088-9F9B-1F3D17ABA8D7}">
-  <ds:schemaRefs>
-    <ds:schemaRef ds:uri="http://schemas.microsoft.com/sharepoint/v3/contenttype/forms"/>
-  </ds:schemaRefs>
-</ds:datastoreItem>
-</file>
-
-<file path=customXml/itemProps2.xml><?xml version="1.0" encoding="utf-8"?>
 <ds:datastoreItem xmlns:ds="http://schemas.openxmlformats.org/officeDocument/2006/customXml" ds:itemID="{82E5BD80-5074-4316-B334-2041375E4FBF}">
   <ds:schemaRefs>
     <ds:schemaRef ds:uri="http://schemas.microsoft.com/office/2006/metadata/properties"/>
     <ds:schemaRef ds:uri="http://schemas.microsoft.com/office/infopath/2007/PartnerControls"/>
     <ds:schemaRef ds:uri="1f02373c-91b9-4d50-88b3-64e98dbf38be"/>
     <ds:schemaRef ds:uri="833209ff-be3b-48c0-8c17-04759cd24c23"/>
+  </ds:schemaRefs>
+</ds:datastoreItem>
+</file>
+
+<file path=customXml/itemProps2.xml><?xml version="1.0" encoding="utf-8"?>
+<ds:datastoreItem xmlns:ds="http://schemas.openxmlformats.org/officeDocument/2006/customXml" ds:itemID="{CE4BE2F9-5067-4088-9F9B-1F3D17ABA8D7}">
+  <ds:schemaRefs>
+    <ds:schemaRef ds:uri="http://schemas.microsoft.com/sharepoint/v3/contenttype/forms"/>
   </ds:schemaRefs>
 </ds:datastoreItem>
 </file>
